--- a/artigo.docx
+++ b/artigo.docx
@@ -1024,6 +1024,58 @@
     </w:p>
     <w:p>
       <w:pPr>
+        <w:jc w:val="center"/>
+      </w:pPr>
+      <w:r>
+        <w:drawing>
+          <wp:inline xmlns:a="http://schemas.openxmlformats.org/drawingml/2006/main" xmlns:pic="http://schemas.openxmlformats.org/drawingml/2006/picture">
+            <wp:extent cx="5760720" cy="4321773"/>
+            <wp:docPr id="1" name="Picture 1"/>
+            <wp:cNvGraphicFramePr>
+              <a:graphicFrameLocks noChangeAspect="1"/>
+            </wp:cNvGraphicFramePr>
+            <a:graphic>
+              <a:graphicData uri="http://schemas.openxmlformats.org/drawingml/2006/picture">
+                <pic:pic>
+                  <pic:nvPicPr>
+                    <pic:cNvPr id="0" name="assembly_qc_summary.png"/>
+                    <pic:cNvPicPr/>
+                  </pic:nvPicPr>
+                  <pic:blipFill>
+                    <a:blip r:embed="rId9"/>
+                    <a:stretch>
+                      <a:fillRect/>
+                    </a:stretch>
+                  </pic:blipFill>
+                  <pic:spPr>
+                    <a:xfrm>
+                      <a:off x="0" y="0"/>
+                      <a:ext cx="5760720" cy="4321773"/>
+                    </a:xfrm>
+                    <a:prstGeom prst="rect"/>
+                  </pic:spPr>
+                </pic:pic>
+              </a:graphicData>
+            </a:graphic>
+          </wp:inline>
+        </w:drawing>
+      </w:r>
+    </w:p>
+    <w:p>
+      <w:pPr>
+        <w:spacing w:after="240"/>
+        <w:jc w:val="both"/>
+      </w:pPr>
+      <w:r>
+        <w:rPr>
+          <w:i/>
+          <w:sz w:val="18"/>
+        </w:rPr>
+        <w:t>Figura 1. Painel didatico de controle de qualidade da montagem e predicao de proteinas. (A) Numero de sequencias em cada etapa: transcritos nao-redundantes apos Trinity + CD-HIT-EST a 95% de identidade (103.560, 90.344 genes, GC 34,21%; 12.857 transcritos colapsados por redundancia) e proteinas preditas por TransDecoder (--single_best_only; 12.445). (B) Curva Nx dos contigs montados (N10-N50): N50 = 738 pb, ou seja, metade das bases montadas esta em contigs de pelo menos 738 pb. (C) Completude BUSCO (insecta_odb10, n=1.367): C:96,2% [S:39,9%, D:56,3%], F:1,9%, M:1,9%. (D) Distribuicao dos tipos de ORF preditos pelo TransDecoder: completo (7.262; 58,4%), 5'-parcial (2.026; 16,3%), interno (1.986; 16,0%) e 3'-parcial (1.171; 9,4%).</w:t>
+      </w:r>
+    </w:p>
+    <w:p>
+      <w:pPr>
         <w:pStyle w:val="Heading3"/>
       </w:pPr>
       <w:r>
@@ -1065,7 +1117,7 @@
         <w:drawing>
           <wp:inline xmlns:a="http://schemas.openxmlformats.org/drawingml/2006/main" xmlns:pic="http://schemas.openxmlformats.org/drawingml/2006/picture">
             <wp:extent cx="5760720" cy="2764338"/>
-            <wp:docPr id="1" name="Picture 1"/>
+            <wp:docPr id="2" name="Picture 2"/>
             <wp:cNvGraphicFramePr>
               <a:graphicFrameLocks noChangeAspect="1"/>
             </wp:cNvGraphicFramePr>
@@ -1077,7 +1129,7 @@
                     <pic:cNvPicPr/>
                   </pic:nvPicPr>
                   <pic:blipFill>
-                    <a:blip r:embed="rId9"/>
+                    <a:blip r:embed="rId10"/>
                     <a:stretch>
                       <a:fillRect/>
                     </a:stretch>
@@ -1106,7 +1158,7 @@
           <w:i/>
           <w:sz w:val="18"/>
         </w:rPr>
-        <w:t>Figura 1. Cobertura da anotacao funcional e origem taxonomica das 12.445 proteinas preditas (dados corrigidos pos-fix do bug de merge de anotacao, Secao 3.2). (A) Proporcao de proteinas anotadas por fonte: dominio Pfam (62,1%), ortologo KEGG (42,6%), termo GO (44,0%) e hit DIAMOND contra o NCBI NR (75,1%). (B) Distribuicao taxonomica dos melhores hits DIAMOND: Eukaryota (8.711; 70,0%), nao classificado (3.164; 25,4%), Bacteria (540; 4,3%), Fungi (256; 2,1%) e Viruses (30; 0,2%).</w:t>
+        <w:t>Figura 2. Cobertura da anotacao funcional e origem taxonomica das 12.445 proteinas preditas (dados corrigidos pos-fix do bug de merge de anotacao, Secao 3.2). (A) Proporcao de proteinas anotadas por fonte: dominio Pfam (62,1%), ortologo KEGG (42,6%), termo GO (44,0%) e hit DIAMOND contra o NCBI NR (75,1%). (B) Distribuicao taxonomica dos melhores hits DIAMOND: Eukaryota (8.711; 70,0%), nao classificado (3.164; 25,4%), Bacteria (540; 4,3%), Fungi (256; 2,1%) e Viruses (30; 0,2%).</w:t>
       </w:r>
     </w:p>
     <w:p>
@@ -1125,7 +1177,7 @@
         <w:drawing>
           <wp:inline xmlns:a="http://schemas.openxmlformats.org/drawingml/2006/main" xmlns:pic="http://schemas.openxmlformats.org/drawingml/2006/picture">
             <wp:extent cx="5760720" cy="2642473"/>
-            <wp:docPr id="2" name="Picture 2"/>
+            <wp:docPr id="3" name="Picture 3"/>
             <wp:cNvGraphicFramePr>
               <a:graphicFrameLocks noChangeAspect="1"/>
             </wp:cNvGraphicFramePr>
@@ -1137,7 +1189,7 @@
                     <pic:cNvPicPr/>
                   </pic:nvPicPr>
                   <pic:blipFill>
-                    <a:blip r:embed="rId10"/>
+                    <a:blip r:embed="rId11"/>
                     <a:stretch>
                       <a:fillRect/>
                     </a:stretch>
@@ -1166,7 +1218,7 @@
           <w:i/>
           <w:sz w:val="18"/>
         </w:rPr>
-        <w:t>Figura 2. Distribuicao dos 20 termos GO mais frequentes por categoria entre as 12.445 proteinas preditas (profundidade GO &gt;= 3). Paineis: Processo Biologico, Funcao Molecular e Componente Celular, com o numero de proteinas e a porcentagem associada a cada termo.</w:t>
+        <w:t>Figura 3. Distribuicao dos 20 termos GO mais frequentes por categoria entre as 12.445 proteinas preditas (profundidade GO &gt;= 3). Paineis: Processo Biologico, Funcao Molecular e Componente Celular, com o numero de proteinas e a porcentagem associada a cada termo.</w:t>
       </w:r>
     </w:p>
     <w:p>
@@ -1185,7 +1237,7 @@
         <w:drawing>
           <wp:inline xmlns:a="http://schemas.openxmlformats.org/drawingml/2006/main" xmlns:pic="http://schemas.openxmlformats.org/drawingml/2006/picture">
             <wp:extent cx="5760720" cy="3654726"/>
-            <wp:docPr id="3" name="Picture 3"/>
+            <wp:docPr id="4" name="Picture 4"/>
             <wp:cNvGraphicFramePr>
               <a:graphicFrameLocks noChangeAspect="1"/>
             </wp:cNvGraphicFramePr>
@@ -1197,7 +1249,7 @@
                     <pic:cNvPicPr/>
                   </pic:nvPicPr>
                   <pic:blipFill>
-                    <a:blip r:embed="rId11"/>
+                    <a:blip r:embed="rId12"/>
                     <a:stretch>
                       <a:fillRect/>
                     </a:stretch>
@@ -1226,7 +1278,7 @@
           <w:i/>
           <w:sz w:val="18"/>
         </w:rPr>
-        <w:t>Figura 3. Top 20 vias KEGG mais representadas entre as proteinas anotadas, coloridas por categoria funcional KEGG (Cellular Processes, Environmental/Genetic Information Processing, Human Diseases, Metabolism, Organismal Systems, Other). Via mais frequente: Metabolic pathways (845 proteinas, 6,8%), seguida por Biosynthesis of secondary metabolites (388; 3,1%) e Ribosome (261; 2,1%).</w:t>
+        <w:t>Figura 4. Top 20 vias KEGG mais representadas entre as proteinas anotadas, coloridas por categoria funcional KEGG (Cellular Processes, Environmental/Genetic Information Processing, Human Diseases, Metabolism, Organismal Systems, Other). Via mais frequente: Metabolic pathways (845 proteinas, 6,8%), seguida por Biosynthesis of secondary metabolites (388; 3,1%) e Ribosome (261; 2,1%).</w:t>
       </w:r>
     </w:p>
     <w:p>
@@ -1237,7 +1289,7 @@
         <w:drawing>
           <wp:inline xmlns:a="http://schemas.openxmlformats.org/drawingml/2006/main" xmlns:pic="http://schemas.openxmlformats.org/drawingml/2006/picture">
             <wp:extent cx="5760720" cy="3295797"/>
-            <wp:docPr id="4" name="Picture 4"/>
+            <wp:docPr id="5" name="Picture 5"/>
             <wp:cNvGraphicFramePr>
               <a:graphicFrameLocks noChangeAspect="1"/>
             </wp:cNvGraphicFramePr>
@@ -1249,7 +1301,7 @@
                     <pic:cNvPicPr/>
                   </pic:nvPicPr>
                   <pic:blipFill>
-                    <a:blip r:embed="rId12"/>
+                    <a:blip r:embed="rId13"/>
                     <a:stretch>
                       <a:fillRect/>
                     </a:stretch>
@@ -1278,7 +1330,7 @@
           <w:i/>
           <w:sz w:val="18"/>
         </w:rPr>
-        <w:t>Figura 4. Distribuicao das 30 vias KEGG mais representadas, agrupadas por categoria funcional (eixo x) e numero de proteinas associadas (eixo y; tamanho do circulo proporcional a contagem). Complementa a Figura 3 ao evidenciar a dispersao de vias dentro de cada categoria KEGG.</w:t>
+        <w:t>Figura 5. Distribuicao das 30 vias KEGG mais representadas, agrupadas por categoria funcional (eixo x) e numero de proteinas associadas (eixo y; tamanho do circulo proporcional a contagem). Complementa a Figura 4 ao evidenciar a dispersao de vias dentro de cada categoria KEGG.</w:t>
       </w:r>
     </w:p>
     <w:p>

--- a/artigo.docx
+++ b/artigo.docx
@@ -1024,6 +1024,7 @@
     </w:p>
     <w:p>
       <w:pPr>
+        <w:spacing w:line="240" w:lineRule="auto"/>
         <w:jc w:val="center"/>
       </w:pPr>
       <w:r>
@@ -1063,7 +1064,7 @@
     </w:p>
     <w:p>
       <w:pPr>
-        <w:spacing w:after="240"/>
+        <w:spacing w:line="240" w:lineRule="auto" w:after="240"/>
         <w:jc w:val="both"/>
       </w:pPr>
       <w:r>
@@ -1111,6 +1112,7 @@
     </w:p>
     <w:p>
       <w:pPr>
+        <w:spacing w:line="240" w:lineRule="auto"/>
         <w:jc w:val="center"/>
       </w:pPr>
       <w:r>
@@ -1150,7 +1152,7 @@
     </w:p>
     <w:p>
       <w:pPr>
-        <w:spacing w:after="240"/>
+        <w:spacing w:line="240" w:lineRule="auto" w:after="240"/>
         <w:jc w:val="both"/>
       </w:pPr>
       <w:r>
@@ -1171,6 +1173,7 @@
     </w:p>
     <w:p>
       <w:pPr>
+        <w:spacing w:line="240" w:lineRule="auto"/>
         <w:jc w:val="center"/>
       </w:pPr>
       <w:r>
@@ -1210,7 +1213,7 @@
     </w:p>
     <w:p>
       <w:pPr>
-        <w:spacing w:after="240"/>
+        <w:spacing w:line="240" w:lineRule="auto" w:after="240"/>
         <w:jc w:val="both"/>
       </w:pPr>
       <w:r>
@@ -1231,6 +1234,7 @@
     </w:p>
     <w:p>
       <w:pPr>
+        <w:spacing w:line="240" w:lineRule="auto"/>
         <w:jc w:val="center"/>
       </w:pPr>
       <w:r>
@@ -1270,7 +1274,7 @@
     </w:p>
     <w:p>
       <w:pPr>
-        <w:spacing w:after="240"/>
+        <w:spacing w:line="240" w:lineRule="auto" w:after="240"/>
         <w:jc w:val="both"/>
       </w:pPr>
       <w:r>
@@ -1283,6 +1287,7 @@
     </w:p>
     <w:p>
       <w:pPr>
+        <w:spacing w:line="240" w:lineRule="auto"/>
         <w:jc w:val="center"/>
       </w:pPr>
       <w:r>
@@ -1322,7 +1327,7 @@
     </w:p>
     <w:p>
       <w:pPr>
-        <w:spacing w:after="240"/>
+        <w:spacing w:line="240" w:lineRule="auto" w:after="240"/>
         <w:jc w:val="both"/>
       </w:pPr>
       <w:r>

--- a/artigo.docx
+++ b/artigo.docx
@@ -63,7 +63,7 @@
           <w:i/>
           <w:sz w:val="20"/>
         </w:rPr>
-        <w:t xml:space="preserve"> este documento é atualizado incrementalmente à medida que os módulos de análise avançam (ver [Seção 6 — Status das Análises](#6-status-das-análises--próximas-etapas) para o estado atual). Última atualização: 2026-07-02.</w:t>
+        <w:t xml:space="preserve"> este documento é atualizado incrementalmente à medida que os módulos de análise avançam (ver [Seção 6 — Status das Análises](#6-status-das-análises--próximas-etapas) para o estado atual). Última atualização: 2026-07-23.</w:t>
       </w:r>
     </w:p>
     <w:p>
@@ -115,7 +115,7 @@
         <w:t>M. spectabilis</w:t>
       </w:r>
       <w:r>
-        <w:t xml:space="preserve"> (Trinity: 90.344 genes / 103.560 transcritos; CD-HIT-EST 95%; TransDecoder: 12.445 proteínas; BUSCO insecta_odb10: C:96,2%), e iniciamos uma investigação transcriptômica dirigida a duas hipóteses complementares sobre a origem do amarelão: (i) toxinas/efetores salivares fitotóxicos secretados durante a alimentação xilemática, e (ii) contribuição de microrganismos associados à glândula/hospedeiro. A triagem taxonômica das anotações já revelou </w:t>
+        <w:t xml:space="preserve"> (Trinity: 90.344 genes / 103.560 transcritos; CD-HIT-EST 95%; TransDecoder: 12.445 proteínas; BUSCO insecta_odb10: C:96,2%), e iniciamos uma investigação transcriptômica dirigida a duas hipóteses complementares sobre a origem do amarelão: (i) toxinas/efetores salivares fitotóxicos secretados durante a alimentação xilemática, e (ii) contribuição de microrganismos associados à glândula/hospedeiro. A triagem taxonômica das anotações revelou </w:t>
       </w:r>
       <w:r>
         <w:rPr>
@@ -127,10 +127,22 @@
         <w:rPr>
           <w:i/>
         </w:rPr>
-        <w:t xml:space="preserve">, consistente com o padrão de endossimbiose dupla obrigatória descrito para cigarrinhas-das-pastagens sul-americanas próximas. A anotação funcional já identifica múltiplos candidatos plausíveis a efetor salivar (proteases tipo veneno, peptídeos salivares secretados, mucinas, fosfolipases, domínios EF-hand/Ca-binding, lacase), cuja priorização sistemática (predição de secretoma + expressão + cruzamento com literatura proteômica do mesmo grupo) está em andamento. Este trabalho fornece o primeiro recurso transcriptômico de larga escala para a glândula salivar de </w:t>
-      </w:r>
-      <w:r>
-        <w:t>M. spectabilis* e um arcabouço analítico replicável para testar hipóteses sobre fitotoxemia e simbiose em Cercopidae.</w:t>
+        <w:t xml:space="preserve">, consistente com o padrão de endossimbiose dupla obrigatória descrito para cigarrinhas-das-pastagens sul-americanas próximas; uma segunda camada de classificação estrutural independente (Whokaryote+Tiara) confirmou 3 desses candidatos como procariotos (0 discordâncias), com os demais fora do alcance de avaliação da ferramenta. A predição de secretoma clássico (TMbed) identificou 1.171 proteínas secretadas (9,4%), das quais </w:t>
+      </w:r>
+      <w:r>
+        <w:rPr>
+          <w:i/>
+        </w:rPr>
+        <w:t>35 são candidatos priorizados a efetor/toxina salivar</w:t>
+      </w:r>
+      <w:r>
+        <w:rPr>
+          <w:i/>
+        </w:rPr>
+        <w:t xml:space="preserve"> por combinarem secreção com termos/domínios associados a fitotoxicidade em outros Hemiptera (proteases e carboxipeptidases tipo veneno, peptídeos salivares secretados, mucinas, fosfolipases, domínios EF-hand/Ca-binding, lacase). Uma anotação dbCAN dedicada, mais sensível que a anotação CAZy padrão, identificou adicionalmente 16 proteínas com domínios GH28/GH5 (celulases/pectinases), embora nenhuma esteja no secretoma clássico. Este trabalho fornece o primeiro recurso transcriptômico de larga escala para a glândula salivar de </w:t>
+      </w:r>
+      <w:r>
+        <w:t>M. spectabilis* e um arcabouço analítico replicável, com uma lista concreta e priorizada de candidatos, para testar hipóteses sobre fitotoxemia e simbiose em Cercopidae.</w:t>
       </w:r>
     </w:p>
     <w:p>
@@ -608,7 +620,16 @@
         <w:jc w:val="both"/>
       </w:pPr>
       <w:r>
-        <w:t>Proteínas preditas foram/serão submetidas a predição de peptídeo sinal (SignalP 6.0, com fallback para 5.0) e contagem de hélices transmembrana (TMHMM), classificando como "secretoma clássico" as proteínas com peptídeo sinal presente E ≤1 hélice TM (</w:t>
+        <w:t xml:space="preserve">Proteínas preditas foram submetidas a predição conjunta de peptídeo sinal e segmento transmembrana com </w:t>
+      </w:r>
+      <w:r>
+        <w:rPr>
+          <w:b/>
+        </w:rPr>
+        <w:t>TMbed</w:t>
+      </w:r>
+      <w:r>
+        <w:t xml:space="preserve"> (Bernhofer &amp; Rost, 2022), um preditor baseado em embeddings de protein language model (ProtT5), classificando como "secretoma clássico" as proteínas com peptídeo sinal presente E ≤1 segmento transmembrana (</w:t>
       </w:r>
       <w:r>
         <w:rPr>
@@ -618,16 +639,43 @@
         <w:t>05_secretome/secretome_predict.py</w:t>
       </w:r>
       <w:r>
-        <w:t xml:space="preserve">, 9 fases). </w:t>
+        <w:t>). TMbed substituiu SignalP6/TMHMM, cuja licença acadêmica DTU nunca foi obtida neste ou em outros dois projetos do laboratório (</w:t>
+      </w:r>
+      <w:r>
+        <w:rPr>
+          <w:rFonts w:ascii="Courier New" w:hAnsi="Courier New"/>
+          <w:sz w:val="20"/>
+        </w:rPr>
+        <w:t>RLPredictiOme</w:t>
+      </w:r>
+      <w:r>
+        <w:t xml:space="preserve">, </w:t>
+      </w:r>
+      <w:r>
+        <w:rPr>
+          <w:rFonts w:ascii="Courier New" w:hAnsi="Courier New"/>
+          <w:sz w:val="20"/>
+        </w:rPr>
+        <w:t>caracterization-trypsin</w:t>
+      </w:r>
+      <w:r>
+        <w:t xml:space="preserve">); TMbed é instalável via </w:t>
+      </w:r>
+      <w:r>
+        <w:rPr>
+          <w:rFonts w:ascii="Courier New" w:hAnsi="Courier New"/>
+          <w:sz w:val="20"/>
+        </w:rPr>
+        <w:t>pip</w:t>
+      </w:r>
+      <w:r>
+        <w:t xml:space="preserve">, roda localmente sem necessidade de conta/licença, e não está disponível via bioconda/conda-forge sob nenhum nome de pacote. </w:t>
       </w:r>
       <w:r>
         <w:rPr>
           <w:b/>
         </w:rPr>
-        <w:t>Status: implementado, execução pendente</w:t>
-      </w:r>
-      <w:r>
-        <w:t xml:space="preserve"> (depende de instalação de SignalP6/TMHMM em servidor com licença acadêmica — ver Seção 6).</w:t>
+        <w:t>Status: concluído.</w:t>
       </w:r>
     </w:p>
     <w:p>
@@ -643,26 +691,23 @@
         <w:jc w:val="both"/>
       </w:pPr>
       <w:r>
-        <w:t xml:space="preserve">Uma vez disponível o secretoma clássico, os candidatos serão filtrados por: (i) status de secretado; (ii) presença de termos/domínios funcionais associados a fitotoxicidade em Hemiptera na literatura (proteases tipo veneno, peptídeos salivares secretados, mucinas, lacases, fosfolipases A2/B, domínios EF-hand/Ca-binding, CAZymes GH28/GH5 via dbCAN dedicado); e (iii) nível de expressão (TPM). Peso adicional será atribuído a candidatos que se sobrepõem a famílias/proteínas já reportadas na proteômica do mesmo grupo (Monteiro, 2019; Rinaldi, 2021, 2026). </w:t>
-      </w:r>
-      <w:r>
-        <w:rPr>
-          <w:b/>
-        </w:rPr>
-        <w:t>Status: planejado, aguardando secretoma</w:t>
-      </w:r>
-      <w:r>
-        <w:t xml:space="preserve"> (</w:t>
+        <w:t xml:space="preserve">Os candidatos foram filtrados por: (i) status de secretado (Seção 2.5); (ii) presença de termos/domínios funcionais associados a fitotoxicidade em Hemiptera na literatura (proteases tipo veneno, peptídeos salivares secretados, mucinas, lacases, fosfolipases A2/B, domínios EF-hand/Ca-binding, CAZymes GH28/GH5 via dbCAN dedicado); e (iii) nível de expressão (TPM), via </w:t>
       </w:r>
       <w:r>
         <w:rPr>
           <w:rFonts w:ascii="Courier New" w:hAnsi="Courier New"/>
           <w:sz w:val="20"/>
         </w:rPr>
-        <w:t>06_effector_prioritization/</w:t>
-      </w:r>
-      <w:r>
-        <w:t>).</w:t>
+        <w:t>06_effector_prioritization/effector_candidates.py</w:t>
+      </w:r>
+      <w:r>
+        <w:t xml:space="preserve">. O ranking é aditivo (número de termos curados correspondentes, depois TPM), não inferido por ML. </w:t>
+      </w:r>
+      <w:r>
+        <w:rPr>
+          <w:b/>
+        </w:rPr>
+        <w:t>Status: concluído.</w:t>
       </w:r>
     </w:p>
     <w:p>
@@ -687,7 +732,7 @@
         <w:t>Camada 1</w:t>
       </w:r>
       <w:r>
-        <w:t xml:space="preserve"> (implementada) — reaproveitamento das classificações taxonômicas DIAMOND/lineage já geradas na anotação funcional (</w:t>
+        <w:t xml:space="preserve"> — reaproveitamento das classificações taxonômicas DIAMOND/lineage já geradas na anotação funcional (</w:t>
       </w:r>
       <w:r>
         <w:rPr>
@@ -742,7 +787,78 @@
         <w:t>Camada 2</w:t>
       </w:r>
       <w:r>
-        <w:t xml:space="preserve"> (planejada, servidor) — confirmação independente via classificação de contigs montados por estrutura gênica (Whokaryote/Tiara) e/ou LCA taxonômico (CAT/BAT), robusta para organismos pouco representados em bancos de referência.</w:t>
+        <w:t xml:space="preserve"> — confirmação independente via classificação estrutural (baseada em conteúdo gênico, não em similaridade de sequência a um banco de referência — portanto não circular em relação à Camada 1) dos contigs montados com Whokaryote+Tiara (Pronk &amp; Medema, 2022; Karlicki et al., 2022), cruzada com a Camada 1 via </w:t>
+      </w:r>
+      <w:r>
+        <w:rPr>
+          <w:rFonts w:ascii="Courier New" w:hAnsi="Courier New"/>
+          <w:sz w:val="20"/>
+        </w:rPr>
+        <w:t>07_metagenomic_screen/04_cross_validate_endosymbionts.py</w:t>
+      </w:r>
+      <w:r>
+        <w:t xml:space="preserve">. </w:t>
+      </w:r>
+      <w:r>
+        <w:rPr>
+          <w:b/>
+        </w:rPr>
+        <w:t>Status: concluído</w:t>
+      </w:r>
+      <w:r>
+        <w:t xml:space="preserve"> (ambas as camadas).</w:t>
+      </w:r>
+    </w:p>
+    <w:p>
+      <w:pPr>
+        <w:pStyle w:val="Heading3"/>
+      </w:pPr>
+      <w:r>
+        <w:t>2.8 Anotação CAZy dedicada</w:t>
+      </w:r>
+    </w:p>
+    <w:p>
+      <w:pPr>
+        <w:jc w:val="both"/>
+      </w:pPr>
+      <w:r>
+        <w:t xml:space="preserve">A anotação CAZy do eggNOG-mapper (Seção 2.3) cobre apenas 1,4% das proteínas e não identificou nenhum hit às famílias GH28/GH5 — resultado de baixa sensibilidade conhecida, não necessariamente ausência real dessas atividades. Uma anotação dbCAN dedicada foi executada com </w:t>
+      </w:r>
+      <w:r>
+        <w:rPr>
+          <w:rFonts w:ascii="Courier New" w:hAnsi="Courier New"/>
+          <w:sz w:val="20"/>
+        </w:rPr>
+        <w:t>run_dbcan</w:t>
+      </w:r>
+      <w:r>
+        <w:t xml:space="preserve"> (DIAMOND + dbCAN-HMM + dbCAN-sub contra o banco de dados dbCAN real; Zheng et al., 2023), via </w:t>
+      </w:r>
+      <w:r>
+        <w:rPr>
+          <w:rFonts w:ascii="Courier New" w:hAnsi="Courier New"/>
+          <w:sz w:val="20"/>
+        </w:rPr>
+        <w:t>03_annotation/08_cazy_annotation.sh</w:t>
+      </w:r>
+      <w:r>
+        <w:t xml:space="preserve"> + </w:t>
+      </w:r>
+      <w:r>
+        <w:rPr>
+          <w:rFonts w:ascii="Courier New" w:hAnsi="Courier New"/>
+          <w:sz w:val="20"/>
+        </w:rPr>
+        <w:t>09_merge_cazy.py</w:t>
+      </w:r>
+      <w:r>
+        <w:t xml:space="preserve">. </w:t>
+      </w:r>
+      <w:r>
+        <w:rPr>
+          <w:b/>
+        </w:rPr>
+        <w:t>Status: concluído.</w:t>
       </w:r>
     </w:p>
     <w:p>
@@ -1098,16 +1214,25 @@
         <w:t>results/annotation_complete.tsv</w:t>
       </w:r>
       <w:r>
-        <w:t xml:space="preserve">, 12.445 proteínas), 62,1% possuem domínio Pfam, 44,0% possuem termo GO e 42,6% possuem ortólogo KEGG (eggNOG-mapper). Uma coluna CAZy foi adicionada (1,4% das proteínas, 175 no total), mas </w:t>
+        <w:t xml:space="preserve">, 12.445 proteínas), 62,1% possuem domínio Pfam, 44,0% possuem termo GO e 42,6% possuem ortólogo KEGG (eggNOG-mapper). A coluna CAZy do eggNOG cobria apenas 1,4% das proteínas (175) e não encontrou nenhum hit às famílias GH28/GH5. A anotação dbCAN dedicada (Seção 2.8) elevou a cobertura para </w:t>
       </w:r>
       <w:r>
         <w:rPr>
           <w:b/>
         </w:rPr>
-        <w:t>nenhum hit às famílias GH28/GH5</w:t>
-      </w:r>
-      <w:r>
-        <w:t xml:space="preserve"> (celulases/pectinases classicamente associadas a efetores fitotóxicos de degradação de parede celular) foi encontrado, resultado que reflete a baixa sensibilidade já conhecida da anotação CAZy do eggNOG e motiva uma análise dbCAN dedicada (Seção 2.6).</w:t>
+        <w:t>468 proteínas (3,8%) com pelo menos uma família CAZy</w:t>
+      </w:r>
+      <w:r>
+        <w:t xml:space="preserve"> e identificou </w:t>
+      </w:r>
+      <w:r>
+        <w:rPr>
+          <w:b/>
+        </w:rPr>
+        <w:t>16 proteínas com chamada GH28 ou GH5\</w:t>
+      </w:r>
+      <w:r>
+        <w:t>* (celulases/pectinases classicamente associadas a efetores fitotóxicos de degradação de parede celular) — resultado que confirma a baixa sensibilidade da anotação CAZy do eggNOG e fornece novos candidatos reais para a Seção 3.6.</w:t>
       </w:r>
     </w:p>
     <w:p>
@@ -1731,10 +1856,61 @@
     </w:p>
     <w:p>
       <w:pPr>
+        <w:jc w:val="both"/>
+      </w:pPr>
+      <w:r>
+        <w:rPr>
+          <w:b/>
+        </w:rPr>
+        <w:t>Confirmação independente (Camada 2):</w:t>
+      </w:r>
+      <w:r>
+        <w:t xml:space="preserve"> a classificação estrutural eucarioto/procarioto de Whokaryote+Tiara, que não depende de similaridade de sequência a um banco de referência, foi cruzada com os 60 candidatos da Camada 1 (57 </w:t>
+      </w:r>
+      <w:r>
+        <w:rPr>
+          <w:i/>
+        </w:rPr>
+        <w:t>Sulcia</w:t>
+      </w:r>
+      <w:r>
+        <w:t>/</w:t>
+      </w:r>
+      <w:r>
+        <w:rPr>
+          <w:i/>
+        </w:rPr>
+        <w:t>Sodalis</w:t>
+      </w:r>
+      <w:r>
+        <w:t>-like + 2 patógenos de baixa prioridade). Whokaryote só classifica contigs ≥5.000 pb — a maioria dos candidatos é composta por genes bacterianos únicos em transcritos Trinity curtos — de modo que apenas 3 candidatos puderam ser avaliados; os 3 foram classificados como procarioto (</w:t>
+      </w:r>
+      <w:r>
+        <w:rPr>
+          <w:b/>
+        </w:rPr>
+        <w:t>concordantes</w:t>
+      </w:r>
+      <w:r>
+        <w:t>, 0 discordantes), e os 57 restantes ficaram como "não analisado" por limitação de cobertura da Camada 2, não como evidência contra a chamada da Camada 1 (</w:t>
+      </w:r>
+      <w:r>
+        <w:rPr>
+          <w:rFonts w:ascii="Courier New" w:hAnsi="Courier New"/>
+          <w:sz w:val="20"/>
+        </w:rPr>
+        <w:t>results/endosymbiont_candidates/endosymbionts_cross_validated.tsv</w:t>
+      </w:r>
+      <w:r>
+        <w:t>).</w:t>
+      </w:r>
+    </w:p>
+    <w:p>
+      <w:pPr>
         <w:pStyle w:val="Heading3"/>
       </w:pPr>
       <w:r>
-        <w:t>3.5 Candidatos preliminares a efetor/toxina salivar (pré-secretoma)</w:t>
+        <w:t>3.5 Predição de secretoma clássico</w:t>
       </w:r>
     </w:p>
     <w:p>
@@ -1742,7 +1918,194 @@
         <w:jc w:val="both"/>
       </w:pPr>
       <w:r>
-        <w:t>Mesmo antes da filtragem formal por secretoma (Seção 2.6), a anotação funcional já revela múltiplas famílias de interesse compatíveis com efetores salivares fitotóxicos descritos em outros Hemiptera: proteases tipo veneno (protease-like, dipeptidil peptidase 4, carboxipeptidase de serina, 5′-nucleotidase tipo veneno de serpente), peptídeos/proteínas salivares secretados (domínio MBF2), óxido nítrico sintase salivar, lacase 1, mucinas (mucin-2/5AC/7/17, hemocitina), fosfolipases A2/B, e 78 domínios EF-hand (ligação a Ca²⁺). A ausência de anotação CAZy sensível (Seção 3.2) deixa em aberto a questão de celulases/pectinases, a ser resolvida com dbCAN dedicado. A priorização quantitativa (peso por secreção, expressão e literatura) está pendente (Seção 2.6).</w:t>
+        <w:t xml:space="preserve">A predição TMbed (Seção 2.5) classificou </w:t>
+      </w:r>
+      <w:r>
+        <w:rPr>
+          <w:b/>
+        </w:rPr>
+        <w:t>1.238 proteínas (9,9%) com peptídeo sinal</w:t>
+      </w:r>
+      <w:r>
+        <w:t xml:space="preserve"> e </w:t>
+      </w:r>
+      <w:r>
+        <w:rPr>
+          <w:b/>
+        </w:rPr>
+        <w:t>1.171 proteínas (9,4%) como secretoma clássico</w:t>
+      </w:r>
+      <w:r>
+        <w:t xml:space="preserve"> (peptídeo sinal presente E ≤1 segmento transmembrana; 67 proteínas excluídas por terem &gt;1 segmento TM). Do secretoma clássico, 79,0% têm hit DIAMOND, 67,1% têm domínio Pfam, 51,0% têm termo GO e 37,7% têm ortólogo KEGG. As categorias COG mais representadas no secretoma clássico são função desconhecida (277), transdução de sinal (147), modificação pós-traducional/chaperonas (145) e transporte/metabolismo de carboidratos (89) (</w:t>
+      </w:r>
+      <w:r>
+        <w:rPr>
+          <w:rFonts w:ascii="Courier New" w:hAnsi="Courier New"/>
+          <w:sz w:val="20"/>
+        </w:rPr>
+        <w:t>results/secretome/secretome_report.txt</w:t>
+      </w:r>
+      <w:r>
+        <w:t>).</w:t>
+      </w:r>
+    </w:p>
+    <w:p>
+      <w:pPr>
+        <w:spacing w:line="240" w:lineRule="auto"/>
+        <w:jc w:val="center"/>
+      </w:pPr>
+      <w:r>
+        <w:drawing>
+          <wp:inline xmlns:a="http://schemas.openxmlformats.org/drawingml/2006/main" xmlns:pic="http://schemas.openxmlformats.org/drawingml/2006/picture">
+            <wp:extent cx="5760720" cy="2211353"/>
+            <wp:docPr id="6" name="Picture 6"/>
+            <wp:cNvGraphicFramePr>
+              <a:graphicFrameLocks noChangeAspect="1"/>
+            </wp:cNvGraphicFramePr>
+            <a:graphic>
+              <a:graphicData uri="http://schemas.openxmlformats.org/drawingml/2006/picture">
+                <pic:pic>
+                  <pic:nvPicPr>
+                    <pic:cNvPr id="0" name="secretome_summary.png"/>
+                    <pic:cNvPicPr/>
+                  </pic:nvPicPr>
+                  <pic:blipFill>
+                    <a:blip r:embed="rId14"/>
+                    <a:stretch>
+                      <a:fillRect/>
+                    </a:stretch>
+                  </pic:blipFill>
+                  <pic:spPr>
+                    <a:xfrm>
+                      <a:off x="0" y="0"/>
+                      <a:ext cx="5760720" cy="2211353"/>
+                    </a:xfrm>
+                    <a:prstGeom prst="rect"/>
+                  </pic:spPr>
+                </pic:pic>
+              </a:graphicData>
+            </a:graphic>
+          </wp:inline>
+        </w:drawing>
+      </w:r>
+    </w:p>
+    <w:p>
+      <w:pPr>
+        <w:spacing w:line="240" w:lineRule="auto" w:after="240"/>
+        <w:jc w:val="both"/>
+      </w:pPr>
+      <w:r>
+        <w:rPr>
+          <w:i/>
+          <w:sz w:val="18"/>
+        </w:rPr>
+        <w:t>Figura 6. Predicao do secretoma classico com TMbed (substitui SignalP/TMHMM, indisponiveis sem licenca DTU). (A) Funil de predicao: das 12.445 proteinas, 1.238 (9,9%) tem peptideo sinal, das quais 1.171 (9,4%) compoem o secretoma classico (&lt;=1 segmento transmembrana) e 67 foram excluidas por terem mais de 1 segmento TM. (B) Distribuicao do numero de segmentos transmembrana preditos entre as proteinas com peptideo sinal, separando secretoma classico e excluidas, com linha de corte em TM=1. (C) Categorias COG mais frequentes entre as 1.171 proteinas do secretoma classico: [S] funcao desconhecida (277), [T] transducao de sinal (147), [O] modificacao pos-traducional/chaperonas (145) e [G] transporte/metabolismo de carboidratos (89).</w:t>
+      </w:r>
+    </w:p>
+    <w:p>
+      <w:pPr>
+        <w:pStyle w:val="Heading3"/>
+      </w:pPr>
+      <w:r>
+        <w:t>3.6 Candidatos a efetor/toxina salivar (secretoma × termos curados × expressão)</w:t>
+      </w:r>
+    </w:p>
+    <w:p>
+      <w:pPr>
+        <w:jc w:val="both"/>
+      </w:pPr>
+      <w:r>
+        <w:t xml:space="preserve">A interseção do secretoma clássico com a lista curada de termos/domínios de efetor/toxina (Seção 2.6) produziu </w:t>
+      </w:r>
+      <w:r>
+        <w:rPr>
+          <w:b/>
+        </w:rPr>
+        <w:t>35 candidatos</w:t>
+      </w:r>
+      <w:r>
+        <w:t xml:space="preserve"> (</w:t>
+      </w:r>
+      <w:r>
+        <w:rPr>
+          <w:rFonts w:ascii="Courier New" w:hAnsi="Courier New"/>
+          <w:sz w:val="20"/>
+        </w:rPr>
+        <w:t>results/effector_candidates/effector_candidates_ranked.tsv</w:t>
+      </w:r>
+      <w:r>
+        <w:t xml:space="preserve">). Por categoria: domínios EF-hand/Ca-binding (16), mucinas (9), peptídeo/proteína salivar secretado (4), fosfolipase A2/B (2), protease tipo veneno (1), carboxipeptidase tipo veneno (1), dipeptidil peptidase 4 tipo veneno (1) e lacase (1). Os candidatos de maior expressão incluem uma proteína salivar secretada (melhor hit DIAMOND: </w:t>
+      </w:r>
+      <w:r>
+        <w:rPr>
+          <w:i/>
+        </w:rPr>
+        <w:t>Triatoma infestans</w:t>
+      </w:r>
+      <w:r>
+        <w:t xml:space="preserve">, TPM=52,3), uma protease tipo veneno (melhor hit: </w:t>
+      </w:r>
+      <w:r>
+        <w:rPr>
+          <w:i/>
+        </w:rPr>
+        <w:t>Macrosteles quadrilineatus</w:t>
+      </w:r>
+      <w:r>
+        <w:t>, cigarrinha da mesma ordem Hemiptera, TPM=6,9) e uma carboxipeptidase de serina tipo veneno. Nenhum dos 16 hits GH28/GH5 do dbCAN dedicado (Seção 3.2) permaneceu na lista final por não estarem simultaneamente no secretoma clássico — achado que qualifica, sem invalidar, a hipótese de celulases/pectinases secretadas como efetores.</w:t>
+      </w:r>
+    </w:p>
+    <w:p>
+      <w:pPr>
+        <w:spacing w:line="240" w:lineRule="auto"/>
+        <w:jc w:val="center"/>
+      </w:pPr>
+      <w:r>
+        <w:drawing>
+          <wp:inline xmlns:a="http://schemas.openxmlformats.org/drawingml/2006/main" xmlns:pic="http://schemas.openxmlformats.org/drawingml/2006/picture">
+            <wp:extent cx="5760720" cy="6235132"/>
+            <wp:docPr id="7" name="Picture 7"/>
+            <wp:cNvGraphicFramePr>
+              <a:graphicFrameLocks noChangeAspect="1"/>
+            </wp:cNvGraphicFramePr>
+            <a:graphic>
+              <a:graphicData uri="http://schemas.openxmlformats.org/drawingml/2006/picture">
+                <pic:pic>
+                  <pic:nvPicPr>
+                    <pic:cNvPr id="0" name="effector_candidates.png"/>
+                    <pic:cNvPicPr/>
+                  </pic:nvPicPr>
+                  <pic:blipFill>
+                    <a:blip r:embed="rId15"/>
+                    <a:stretch>
+                      <a:fillRect/>
+                    </a:stretch>
+                  </pic:blipFill>
+                  <pic:spPr>
+                    <a:xfrm>
+                      <a:off x="0" y="0"/>
+                      <a:ext cx="5760720" cy="6235132"/>
+                    </a:xfrm>
+                    <a:prstGeom prst="rect"/>
+                  </pic:spPr>
+                </pic:pic>
+              </a:graphicData>
+            </a:graphic>
+          </wp:inline>
+        </w:drawing>
+      </w:r>
+    </w:p>
+    <w:p>
+      <w:pPr>
+        <w:spacing w:line="240" w:lineRule="auto" w:after="240"/>
+        <w:jc w:val="both"/>
+      </w:pPr>
+      <w:r>
+        <w:rPr>
+          <w:i/>
+          <w:sz w:val="18"/>
+        </w:rPr>
+        <w:t>Figura 7. Candidatos priorizados a efetor/toxina salivar (n=35), ranqueados por numero de termos curados correspondentes e por TPM (cor/tamanho do ponto). Criterio: proteina simultaneamente no secretoma classico (Figura 6) E com correspondencia a pelo menos um termo/dominio associado a fitotoxicidade em outros Hemiptera (dominios EF-hand/Ca-binding: 16; mucina: 9; peptideo/proteina salivar secretado: 4; fosfolipase A2/B: 2; protease, carboxipeptidase e dipeptidil peptidase 4 tipo veneno: 1 cada; lacase: 1). Os candidatos mais expressos incluem uma proteina salivar secretada (melhor hit DIAMOND: Triatoma infestans) e uma protease tipo veneno (melhor hit: Macrosteles quadrilineatus).</w:t>
       </w:r>
     </w:p>
     <w:p>
@@ -1823,7 +2186,7 @@
         <w:t>M. spectabilis</w:t>
       </w:r>
       <w:r>
-        <w:t xml:space="preserve"> é mecanisticamente compatível, esta permanece uma hipótese em aberto que merece confirmação direcionada (PCR específico, por exemplo), não descartável apenas pela ausência de sinal transcriptômico forte em uma única biblioteca.</w:t>
+        <w:t xml:space="preserve"> é mecanisticamente compatível, esta permanece uma hipótese em aberto que merece confirmação direcionada (PCR específico, por exemplo), não descartável apenas pela ausência de sinal transcriptômico forte em uma única biblioteca. A confirmação independente por Whokaryote+Tiara (Seção 3.4) reforça a robustez da chamada de endossimbionte nos 3 candidatos com cobertura suficiente para avaliação, mas a limitação de tamanho mínimo de contig (≥5.000 pb) impede o mesmo teste para a maioria dos hits — uma segunda evidência independente ainda seria valiosa (ex. PCR/16S dirigido).</w:t>
       </w:r>
     </w:p>
     <w:p>
@@ -1831,7 +2194,25 @@
         <w:jc w:val="both"/>
       </w:pPr>
       <w:r>
-        <w:t>Quanto à hipótese de toxina/efetor salivar, a anotação já disponível aponta para diversos candidatos promissores, mas a conclusão substantiva sobre quais desses transcritos são efetivamente secretados, abundantes e específicos da glândula salivar depende da execução do módulo de secretoma e da priorização quantitativa (Seção 2.5–2.6), ainda pendentes. A convergência entre esta abordagem transcriptômica e a proteômica já publicada/em andamento pelo grupo UFV (Monteiro, 2019; Rinaldi, 2021, 2026) será um teste importante de robustez para qualquer candidato priorizado.</w:t>
+        <w:t xml:space="preserve">Quanto à hipótese de toxina/efetor salivar, a execução completa do secretoma (TMbed) e da priorização (Seções 2.5–2.6) reduziu o conjunto de candidatos plausíveis de dezenas de famílias anotadas para </w:t>
+      </w:r>
+      <w:r>
+        <w:rPr>
+          <w:b/>
+        </w:rPr>
+        <w:t>35 proteínas</w:t>
+      </w:r>
+      <w:r>
+        <w:t xml:space="preserve"> que são simultaneamente secretadas e portadoras de um termo/domínio associado a fitotoxicidade em outros Hemiptera — incluindo uma proteína salivar secretada de alta expressão, uma protease tipo veneno com melhor hit em outra cigarrinha (</w:t>
+      </w:r>
+      <w:r>
+        <w:rPr>
+          <w:i/>
+        </w:rPr>
+        <w:t>Macrosteles quadrilineatus</w:t>
+      </w:r>
+      <w:r>
+        <w:t>), e uma carboxipeptidase de serina tipo veneno. A anotação dbCAN dedicada (Seção 2.8) encontrou pela primeira vez hits GH28/GH5 (16 proteínas) que a anotação eggNOG original não detectava, mas nenhum desses hits está no secretoma clássico — o que não descarta a hipótese de degradação de parede celular como mecanismo de fitotoxemia, mas indica que, se real, ela não opera pela via clássica de secreção Sec/SPI capturada pelo TMbed (ex. secreção não-clássica, ou celulases/pectinases intracelulares/estruturais). A convergência entre esta lista priorizada e a proteômica já publicada/em andamento pelo grupo UFV (Monteiro, 2019; Rinaldi, 2021, 2026) permanece o teste de robustez mais importante a ser feito, agora com uma lista concreta e finita de candidatos em vez de uma anotação funcional bruta.</w:t>
       </w:r>
     </w:p>
     <w:p>
@@ -1860,7 +2241,7 @@
         <w:spacing w:after="60"/>
       </w:pPr>
       <w:r>
-        <w:t>Cobertura de anotação por eggNOG/KEGG (~43-44%) e a ausência de hits CAZy GH28/GH5 podem refletir tanto ausência real dessas atividades enzimáticas quanto limitações de sensibilidade das ferramentas usadas; as duas explicações não são equivalentes.</w:t>
+        <w:t>Cobertura de anotação por eggNOG/KEGG (~43-44%) permanece parcial; mesmo com a anotação dbCAN dedicada (3,8% de cobertura CAZy, 16 hits GH28/GH5), a ausência de hits em proteínas específicas não distingue com certeza entre ausência real da atividade enzimática e limitação de sensibilidade das ferramentas.</w:t>
       </w:r>
     </w:p>
     <w:p>
@@ -1888,6 +2269,24 @@
       </w:r>
       <w:r>
         <w:t>/fitoplasma são de baixa confiança e não substituem confirmação molecular direcionada (PCR/sequenciamento de amplicon).</w:t>
+      </w:r>
+    </w:p>
+    <w:p>
+      <w:pPr>
+        <w:pStyle w:val="ListNumber"/>
+        <w:spacing w:after="60"/>
+      </w:pPr>
+      <w:r>
+        <w:t>A confirmação estrutural independente de endossimbiontes (Whokaryote+Tiara, Camada 2) só pôde ser aplicada a 3 dos 60 candidatos por causa do corte mínimo de 5.000 pb da ferramenta — a maioria dos genes bacterianos únicos ocorre em transcritos Trinity mais curtos que isso.</w:t>
+      </w:r>
+    </w:p>
+    <w:p>
+      <w:pPr>
+        <w:pStyle w:val="ListNumber"/>
+        <w:spacing w:after="60"/>
+      </w:pPr>
+      <w:r>
+        <w:t>A lista de 35 candidatos a efetor/toxina depende inteiramente da regra de secreção clássica (peptídeo sinal Sec/SPI + ≤1 segmento TM, via TMbed); vias de secreção não-clássicas (ex. exossomos, secreção não-canônica) não são capturadas por esse critério e podem excluir candidatos reais, incluindo os 16 hits GH28/GH5 do dbCAN dedicado.</w:t>
       </w:r>
     </w:p>
     <w:p>
@@ -1906,7 +2305,7 @@
         <w:jc w:val="both"/>
       </w:pPr>
       <w:r>
-        <w:t xml:space="preserve">Tabela viva, atualizada a cada módulo concluído (ver plano completo em </w:t>
+        <w:t xml:space="preserve">Tabela viva, atualizada a cada módulo concluído (plano original em </w:t>
       </w:r>
       <w:r>
         <w:rPr>
@@ -1914,6 +2313,16 @@
           <w:sz w:val="20"/>
         </w:rPr>
         <w:t>C:\Users\eulal\.claude\plans\fa-a-um-diagn-stico-desse-crystalline-noodle.md</w:t>
+      </w:r>
+      <w:r>
+        <w:t xml:space="preserve">; plano de execução desta rodada em </w:t>
+      </w:r>
+      <w:r>
+        <w:rPr>
+          <w:rFonts w:ascii="Courier New" w:hAnsi="Courier New"/>
+          <w:sz w:val="20"/>
+        </w:rPr>
+        <w:t>C:\Users\eulal\.claude\plans\iterative-discovering-seahorse.md</w:t>
       </w:r>
       <w:r>
         <w:t>):</w:t>
@@ -2166,7 +2575,7 @@
                 <w:rFonts w:ascii="Times New Roman" w:hAnsi="Times New Roman"/>
                 <w:sz w:val="20"/>
               </w:rPr>
-              <w:t>Usado nos módulos 5 e 6</w:t>
+              <w:t>Usado nos módulos 5-7</w:t>
             </w:r>
           </w:p>
         </w:tc>
@@ -2240,7 +2649,7 @@
                 <w:rFonts w:ascii="Times New Roman" w:hAnsi="Times New Roman"/>
                 <w:sz w:val="20"/>
               </w:rPr>
-              <w:t>5. Triagem de endossimbiontes — Camada 2 (Whokaryote/Tiara/CAT-BAT)</w:t>
+              <w:t>5. Triagem de endossimbiontes — Camada 2 (Whokaryote/Tiara)</w:t>
             </w:r>
           </w:p>
         </w:tc>
@@ -2254,7 +2663,7 @@
                 <w:rFonts w:ascii="Times New Roman" w:hAnsi="Times New Roman"/>
                 <w:sz w:val="20"/>
               </w:rPr>
-              <w:t>Pendente</w:t>
+              <w:t>Concluído</w:t>
             </w:r>
           </w:p>
         </w:tc>
@@ -2268,7 +2677,7 @@
                 <w:rFonts w:ascii="Times New Roman" w:hAnsi="Times New Roman"/>
                 <w:sz w:val="20"/>
               </w:rPr>
-              <w:t>—</w:t>
+              <w:t>2026-07-23</w:t>
             </w:r>
           </w:p>
         </w:tc>
@@ -2282,7 +2691,7 @@
                 <w:rFonts w:ascii="Times New Roman" w:hAnsi="Times New Roman"/>
                 <w:sz w:val="20"/>
               </w:rPr>
-              <w:t>Requer servidor; aguardando autorização</w:t>
+              <w:t>3 concordantes / 0 discordantes / 57 não avaliados (corte de 5.000 pb); Seção 3.4</w:t>
             </w:r>
           </w:p>
         </w:tc>
@@ -2298,7 +2707,7 @@
                 <w:rFonts w:ascii="Times New Roman" w:hAnsi="Times New Roman"/>
                 <w:sz w:val="20"/>
               </w:rPr>
-              <w:t>6. Predição de secretoma (SignalP6/TMHMM)</w:t>
+              <w:t>6. Predição de secretoma (TMbed, substitui SignalP6/TMHMM)</w:t>
             </w:r>
           </w:p>
         </w:tc>
@@ -2312,7 +2721,7 @@
                 <w:rFonts w:ascii="Times New Roman" w:hAnsi="Times New Roman"/>
                 <w:sz w:val="20"/>
               </w:rPr>
-              <w:t>Pendente</w:t>
+              <w:t>Concluído</w:t>
             </w:r>
           </w:p>
         </w:tc>
@@ -2326,7 +2735,7 @@
                 <w:rFonts w:ascii="Times New Roman" w:hAnsi="Times New Roman"/>
                 <w:sz w:val="20"/>
               </w:rPr>
-              <w:t>—</w:t>
+              <w:t>2026-07-23</w:t>
             </w:r>
           </w:p>
         </w:tc>
@@ -2340,7 +2749,7 @@
                 <w:rFonts w:ascii="Times New Roman" w:hAnsi="Times New Roman"/>
                 <w:sz w:val="20"/>
               </w:rPr>
-              <w:t>Requer servidor + licença SignalP6; script pronto (`05_secretome/secretome_predict.py`)</w:t>
+              <w:t>1.171 proteínas (9,4%) no secretoma clássico; Seção 3.5</w:t>
             </w:r>
           </w:p>
         </w:tc>
@@ -2370,7 +2779,7 @@
                 <w:rFonts w:ascii="Times New Roman" w:hAnsi="Times New Roman"/>
                 <w:sz w:val="20"/>
               </w:rPr>
-              <w:t>Pendente</w:t>
+              <w:t>Concluído</w:t>
             </w:r>
           </w:p>
         </w:tc>
@@ -2384,7 +2793,7 @@
                 <w:rFonts w:ascii="Times New Roman" w:hAnsi="Times New Roman"/>
                 <w:sz w:val="20"/>
               </w:rPr>
-              <w:t>—</w:t>
+              <w:t>2026-07-23</w:t>
             </w:r>
           </w:p>
         </w:tc>
@@ -2398,7 +2807,7 @@
                 <w:rFonts w:ascii="Times New Roman" w:hAnsi="Times New Roman"/>
                 <w:sz w:val="20"/>
               </w:rPr>
-              <w:t>Depende do módulo 6; script a implementar (`06_effector_prioritization/`)</w:t>
+              <w:t>35 candidatos; Seção 3.6</w:t>
             </w:r>
           </w:p>
         </w:tc>
@@ -2428,7 +2837,7 @@
                 <w:rFonts w:ascii="Times New Roman" w:hAnsi="Times New Roman"/>
                 <w:sz w:val="20"/>
               </w:rPr>
-              <w:t>Pendente (opcional)</w:t>
+              <w:t>Concluído</w:t>
             </w:r>
           </w:p>
         </w:tc>
@@ -2442,7 +2851,7 @@
                 <w:rFonts w:ascii="Times New Roman" w:hAnsi="Times New Roman"/>
                 <w:sz w:val="20"/>
               </w:rPr>
-              <w:t>—</w:t>
+              <w:t>2026-07-23</w:t>
             </w:r>
           </w:p>
         </w:tc>
@@ -2456,7 +2865,7 @@
                 <w:rFonts w:ascii="Times New Roman" w:hAnsi="Times New Roman"/>
                 <w:sz w:val="20"/>
               </w:rPr>
-              <w:t>Requer servidor</w:t>
+              <w:t>468 proteínas com chamada CAZy, 16 GH28/GH5; Seção 3.2</w:t>
             </w:r>
           </w:p>
         </w:tc>
@@ -2519,6 +2928,64 @@
           </w:p>
         </w:tc>
       </w:tr>
+      <w:tr>
+        <w:tc>
+          <w:tcPr>
+            <w:tcW w:type="dxa" w:w="2280"/>
+          </w:tcPr>
+          <w:p>
+            <w:r>
+              <w:rPr>
+                <w:rFonts w:ascii="Times New Roman" w:hAnsi="Times New Roman"/>
+                <w:sz w:val="20"/>
+              </w:rPr>
+              <w:t>10. Validação experimental dos 35 candidatos a efetor (proteômica/RNAi/ensaio de fitotoxicidade)</w:t>
+            </w:r>
+          </w:p>
+        </w:tc>
+        <w:tc>
+          <w:tcPr>
+            <w:tcW w:type="dxa" w:w="2280"/>
+          </w:tcPr>
+          <w:p>
+            <w:r>
+              <w:rPr>
+                <w:rFonts w:ascii="Times New Roman" w:hAnsi="Times New Roman"/>
+                <w:sz w:val="20"/>
+              </w:rPr>
+              <w:t>Sugerido, próxima etapa natural</w:t>
+            </w:r>
+          </w:p>
+        </w:tc>
+        <w:tc>
+          <w:tcPr>
+            <w:tcW w:type="dxa" w:w="2280"/>
+          </w:tcPr>
+          <w:p>
+            <w:r>
+              <w:rPr>
+                <w:rFonts w:ascii="Times New Roman" w:hAnsi="Times New Roman"/>
+                <w:sz w:val="20"/>
+              </w:rPr>
+              <w:t>—</w:t>
+            </w:r>
+          </w:p>
+        </w:tc>
+        <w:tc>
+          <w:tcPr>
+            <w:tcW w:type="dxa" w:w="2280"/>
+          </w:tcPr>
+          <w:p>
+            <w:r>
+              <w:rPr>
+                <w:rFonts w:ascii="Times New Roman" w:hAnsi="Times New Roman"/>
+                <w:sz w:val="20"/>
+              </w:rPr>
+              <w:t>Decisão do grupo/laboratório; comparar com Monteiro (2019)/Rinaldi (2021, 2026)</w:t>
+            </w:r>
+          </w:p>
+        </w:tc>
+      </w:tr>
     </w:tbl>
     <w:p>
       <w:pPr/>
@@ -2590,16 +3057,16 @@
         <w:jc w:val="both"/>
       </w:pPr>
       <w:r>
-        <w:t xml:space="preserve">Buchfink, B., Xie, C., Huson, D.H. (2021). Sensitive protein alignments at tree-of-life scale using DIAMOND. </w:t>
+        <w:t xml:space="preserve">Bernhofer, M., Rost, B. (2022). TMbed: transmembrane proteins predicted through language model embeddings. </w:t>
       </w:r>
       <w:r>
         <w:rPr>
           <w:i/>
         </w:rPr>
-        <w:t>Nature Methods</w:t>
-      </w:r>
-      <w:r>
-        <w:t>, 18, 366–368. https://doi.org/10.1038/s41592-021-01101-x</w:t>
+        <w:t>BMC Bioinformatics</w:t>
+      </w:r>
+      <w:r>
+        <w:t>, 23, 326. https://doi.org/10.1186/s12859-022-04873-x</w:t>
       </w:r>
     </w:p>
     <w:p>
@@ -2607,16 +3074,16 @@
         <w:jc w:val="both"/>
       </w:pPr>
       <w:r>
-        <w:t xml:space="preserve">Cantalapiedra, C.P. et al. (2021). eggNOG-mapper v2: functional annotation, orthology assignments, and domain prediction at the metagenomic scale. </w:t>
+        <w:t xml:space="preserve">Buchfink, B., Xie, C., Huson, D.H. (2021). Sensitive protein alignments at tree-of-life scale using DIAMOND. </w:t>
       </w:r>
       <w:r>
         <w:rPr>
           <w:i/>
         </w:rPr>
-        <w:t>Molecular Biology and Evolution</w:t>
-      </w:r>
-      <w:r>
-        <w:t>, 38(12), 5825–5829. https://doi.org/10.1093/molbev/msab293</w:t>
+        <w:t>Nature Methods</w:t>
+      </w:r>
+      <w:r>
+        <w:t>, 18, 366–368. https://doi.org/10.1038/s41592-021-01101-x</w:t>
       </w:r>
     </w:p>
     <w:p>
@@ -2624,25 +3091,16 @@
         <w:jc w:val="both"/>
       </w:pPr>
       <w:r>
-        <w:t xml:space="preserve">Cornara, D. et al. (2017). Spittlebugs as vectors of </w:t>
+        <w:t xml:space="preserve">Cantalapiedra, C.P. et al. (2021). eggNOG-mapper v2: functional annotation, orthology assignments, and domain prediction at the metagenomic scale. </w:t>
       </w:r>
       <w:r>
         <w:rPr>
           <w:i/>
         </w:rPr>
-        <w:t>Xylella fastidiosa</w:t>
-      </w:r>
-      <w:r>
-        <w:t xml:space="preserve"> in olive orchards in Italy. </w:t>
-      </w:r>
-      <w:r>
-        <w:rPr>
-          <w:i/>
-        </w:rPr>
-        <w:t>Journal of Pest Science</w:t>
-      </w:r>
-      <w:r>
-        <w:t>, 90, 521–530. https://doi.org/10.1007/s10340-016-0793-0</w:t>
+        <w:t>Molecular Biology and Evolution</w:t>
+      </w:r>
+      <w:r>
+        <w:t>, 38(12), 5825–5829. https://doi.org/10.1093/molbev/msab293</w:t>
       </w:r>
     </w:p>
     <w:p>
@@ -2650,16 +3108,16 @@
         <w:jc w:val="both"/>
       </w:pPr>
       <w:r>
-        <w:t xml:space="preserve">Cornara, D. et al. (2018). EPG combined with micro-CT and video recording reveals new insights on the feeding behavior of </w:t>
+        <w:t xml:space="preserve">Cornara, D. et al. (2017). Spittlebugs as vectors of </w:t>
       </w:r>
       <w:r>
         <w:rPr>
           <w:i/>
         </w:rPr>
-        <w:t>Philaenus spumarius</w:t>
-      </w:r>
-      <w:r>
-        <w:t xml:space="preserve">. </w:t>
+        <w:t>Xylella fastidiosa</w:t>
+      </w:r>
+      <w:r>
+        <w:t xml:space="preserve"> in olive orchards in Italy. </w:t>
       </w:r>
       <w:r>
         <w:rPr>
@@ -2668,7 +3126,7 @@
         <w:t>Journal of Pest Science</w:t>
       </w:r>
       <w:r>
-        <w:t>, 91, 941–951.</w:t>
+        <w:t>, 90, 521–530. https://doi.org/10.1007/s10340-016-0793-0</w:t>
       </w:r>
     </w:p>
     <w:p>
@@ -2676,43 +3134,25 @@
         <w:jc w:val="both"/>
       </w:pPr>
       <w:r>
-        <w:t xml:space="preserve">Foieri, F., Decker-Franco, C., Marino de Remes Lenicov, A.M., Arneodo, J.D. (2022). First identification of bacterial endosymbionts in three South-American spittlebug pests: </w:t>
+        <w:t xml:space="preserve">Cornara, D. et al. (2018). EPG combined with micro-CT and video recording reveals new insights on the feeding behavior of </w:t>
       </w:r>
       <w:r>
         <w:rPr>
           <w:i/>
         </w:rPr>
-        <w:t>Notozulia entreriana</w:t>
-      </w:r>
-      <w:r>
-        <w:t xml:space="preserve">, </w:t>
+        <w:t>Philaenus spumarius</w:t>
+      </w:r>
+      <w:r>
+        <w:t xml:space="preserve">. </w:t>
       </w:r>
       <w:r>
         <w:rPr>
           <w:i/>
         </w:rPr>
-        <w:t>Deois mourei</w:t>
-      </w:r>
-      <w:r>
-        <w:t xml:space="preserve"> and </w:t>
-      </w:r>
-      <w:r>
-        <w:rPr>
-          <w:i/>
-        </w:rPr>
-        <w:t>Deois knoblauchii</w:t>
-      </w:r>
-      <w:r>
-        <w:t xml:space="preserve">. </w:t>
-      </w:r>
-      <w:r>
-        <w:rPr>
-          <w:i/>
-        </w:rPr>
-        <w:t>Bulletin of Insectology</w:t>
-      </w:r>
-      <w:r>
-        <w:t>.</w:t>
+        <w:t>Journal of Pest Science</w:t>
+      </w:r>
+      <w:r>
+        <w:t>, 91, 941–951.</w:t>
       </w:r>
     </w:p>
     <w:p>
@@ -2720,16 +3160,43 @@
         <w:jc w:val="both"/>
       </w:pPr>
       <w:r>
-        <w:t xml:space="preserve">Grabherr, M.G. et al. (2011). Full-length transcriptome assembly from RNA-Seq data without a reference genome. </w:t>
+        <w:t xml:space="preserve">Foieri, F., Decker-Franco, C., Marino de Remes Lenicov, A.M., Arneodo, J.D. (2022). First identification of bacterial endosymbionts in three South-American spittlebug pests: </w:t>
       </w:r>
       <w:r>
         <w:rPr>
           <w:i/>
         </w:rPr>
-        <w:t>Nature Biotechnology</w:t>
-      </w:r>
-      <w:r>
-        <w:t>, 29(7), 644–652. https://doi.org/10.1038/nbt.1883</w:t>
+        <w:t>Notozulia entreriana</w:t>
+      </w:r>
+      <w:r>
+        <w:t xml:space="preserve">, </w:t>
+      </w:r>
+      <w:r>
+        <w:rPr>
+          <w:i/>
+        </w:rPr>
+        <w:t>Deois mourei</w:t>
+      </w:r>
+      <w:r>
+        <w:t xml:space="preserve"> and </w:t>
+      </w:r>
+      <w:r>
+        <w:rPr>
+          <w:i/>
+        </w:rPr>
+        <w:t>Deois knoblauchii</w:t>
+      </w:r>
+      <w:r>
+        <w:t xml:space="preserve">. </w:t>
+      </w:r>
+      <w:r>
+        <w:rPr>
+          <w:i/>
+        </w:rPr>
+        <w:t>Bulletin of Insectology</w:t>
+      </w:r>
+      <w:r>
+        <w:t>.</w:t>
       </w:r>
     </w:p>
     <w:p>
@@ -2737,16 +3204,16 @@
         <w:jc w:val="both"/>
       </w:pPr>
       <w:r>
-        <w:t xml:space="preserve">Hernandez, C.A. et al. (2022). Spittlebugs (Hemiptera: Cercopidae): integrated pest management on gramineous crops in the Neotropical ecozone. </w:t>
+        <w:t xml:space="preserve">Grabherr, M.G. et al. (2011). Full-length transcriptome assembly from RNA-Seq data without a reference genome. </w:t>
       </w:r>
       <w:r>
         <w:rPr>
           <w:i/>
         </w:rPr>
-        <w:t>Frontiers in Sustainable Food Systems</w:t>
-      </w:r>
-      <w:r>
-        <w:t>, 6, 891417. https://doi.org/10.3389/fsufs.2022.891417</w:t>
+        <w:t>Nature Biotechnology</w:t>
+      </w:r>
+      <w:r>
+        <w:t>, 29(7), 644–652. https://doi.org/10.1038/nbt.1883</w:t>
       </w:r>
     </w:p>
     <w:p>
@@ -2754,16 +3221,16 @@
         <w:jc w:val="both"/>
       </w:pPr>
       <w:r>
-        <w:t xml:space="preserve">Koga, R., Moran, N.A. (2014). Swapping symbionts in spittlebugs: evolutionary replacement of a reduced genome symbiont. </w:t>
+        <w:t xml:space="preserve">Hernandez, C.A. et al. (2022). Spittlebugs (Hemiptera: Cercopidae): integrated pest management on gramineous crops in the Neotropical ecozone. </w:t>
       </w:r>
       <w:r>
         <w:rPr>
           <w:i/>
         </w:rPr>
-        <w:t>The ISME Journal</w:t>
-      </w:r>
-      <w:r>
-        <w:t>, 8, 1237–1249. https://doi.org/10.1038/ismej.2013.235</w:t>
+        <w:t>Frontiers in Sustainable Food Systems</w:t>
+      </w:r>
+      <w:r>
+        <w:t>, 6, 891417. https://doi.org/10.3389/fsufs.2022.891417</w:t>
       </w:r>
     </w:p>
     <w:p>
@@ -2771,16 +3238,16 @@
         <w:jc w:val="both"/>
       </w:pPr>
       <w:r>
-        <w:t xml:space="preserve">Manni, M. et al. (2021). BUSCO update: novel and streamlined workflows along with broader and deeper phylogenetic coverage for scoring of eukaryotic, prokaryotic, and viral genomes. </w:t>
+        <w:t xml:space="preserve">Karlicki, M., Antonowicz, S., Karnkowska, A. (2022). Tiara: deep learning-based classification system for eukaryotic sequences. </w:t>
       </w:r>
       <w:r>
         <w:rPr>
           <w:i/>
         </w:rPr>
-        <w:t>Molecular Biology and Evolution</w:t>
-      </w:r>
-      <w:r>
-        <w:t>, 38(10), 4647–4654. https://doi.org/10.1093/molbev/msab199</w:t>
+        <w:t>Bioinformatics</w:t>
+      </w:r>
+      <w:r>
+        <w:t>, 38(2), 344–350. https://doi.org/10.1093/bioinformatics/btab672</w:t>
       </w:r>
     </w:p>
     <w:p>
@@ -2788,16 +3255,16 @@
         <w:jc w:val="both"/>
       </w:pPr>
       <w:r>
-        <w:t xml:space="preserve">McCutcheon, J.P., Moran, N.A. (2007). Parallel genomic evolution and metabolic interdependence in an ancient symbiosis. </w:t>
+        <w:t xml:space="preserve">Koga, R., Moran, N.A. (2014). Swapping symbionts in spittlebugs: evolutionary replacement of a reduced genome symbiont. </w:t>
       </w:r>
       <w:r>
         <w:rPr>
           <w:i/>
         </w:rPr>
-        <w:t>PNAS</w:t>
-      </w:r>
-      <w:r>
-        <w:t>, 104(49), 19392–19397. https://doi.org/10.1073/pnas.0708855104</w:t>
+        <w:t>The ISME Journal</w:t>
+      </w:r>
+      <w:r>
+        <w:t>, 8, 1237–1249. https://doi.org/10.1038/ismej.2013.235</w:t>
       </w:r>
     </w:p>
     <w:p>
@@ -2805,16 +3272,16 @@
         <w:jc w:val="both"/>
       </w:pPr>
       <w:r>
-        <w:t xml:space="preserve">Mistry, J. et al. (2021). Pfam: the protein families database in 2021. </w:t>
+        <w:t xml:space="preserve">Manni, M. et al. (2021). BUSCO update: novel and streamlined workflows along with broader and deeper phylogenetic coverage for scoring of eukaryotic, prokaryotic, and viral genomes. </w:t>
       </w:r>
       <w:r>
         <w:rPr>
           <w:i/>
         </w:rPr>
-        <w:t>Nucleic Acids Research</w:t>
-      </w:r>
-      <w:r>
-        <w:t>, 49(D1), D412–D419. https://doi.org/10.1093/nar/gkaa913</w:t>
+        <w:t>Molecular Biology and Evolution</w:t>
+      </w:r>
+      <w:r>
+        <w:t>, 38(10), 4647–4654. https://doi.org/10.1093/molbev/msab199</w:t>
       </w:r>
     </w:p>
     <w:p>
@@ -2822,16 +3289,16 @@
         <w:jc w:val="both"/>
       </w:pPr>
       <w:r>
-        <w:t>Monteiro, L.P. (2019). Caracterização molecular da interação das cigarrinhas-das-pastagens (</w:t>
+        <w:t xml:space="preserve">McCutcheon, J.P., Moran, N.A. (2007). Parallel genomic evolution and metabolic interdependence in an ancient symbiosis. </w:t>
       </w:r>
       <w:r>
         <w:rPr>
           <w:i/>
         </w:rPr>
-        <w:t>Mahanarva spectabilis</w:t>
-      </w:r>
-      <w:r>
-        <w:t>) com diferentes forrageiras. Dissertação de Mestrado, Universidade Federal de Viçosa.</w:t>
+        <w:t>PNAS</w:t>
+      </w:r>
+      <w:r>
+        <w:t>, 104(49), 19392–19397. https://doi.org/10.1073/pnas.0708855104</w:t>
       </w:r>
     </w:p>
     <w:p>
@@ -2839,7 +3306,16 @@
         <w:jc w:val="both"/>
       </w:pPr>
       <w:r>
-        <w:t>Rinaldi, A.J. (2021). Análise de componentes moleculares da espuma e da toxina presente na glândula salivar de cigarrinha das pastagens. Dissertação de Mestrado, Universidade Federal de Viçosa.</w:t>
+        <w:t xml:space="preserve">Mistry, J. et al. (2021). Pfam: the protein families database in 2021. </w:t>
+      </w:r>
+      <w:r>
+        <w:rPr>
+          <w:i/>
+        </w:rPr>
+        <w:t>Nucleic Acids Research</w:t>
+      </w:r>
+      <w:r>
+        <w:t>, 49(D1), D412–D419. https://doi.org/10.1093/nar/gkaa913</w:t>
       </w:r>
     </w:p>
     <w:p>
@@ -2847,7 +3323,7 @@
         <w:jc w:val="both"/>
       </w:pPr>
       <w:r>
-        <w:t xml:space="preserve">Rinaldi, A.J. et al. (2026). Molecular and structural characterization of foam proteins from </w:t>
+        <w:t>Monteiro, L.P. (2019). Caracterização molecular da interação das cigarrinhas-das-pastagens (</w:t>
       </w:r>
       <w:r>
         <w:rPr>
@@ -2856,16 +3332,7 @@
         <w:t>Mahanarva spectabilis</w:t>
       </w:r>
       <w:r>
-        <w:t xml:space="preserve"> (Distant, 1909) (Hemiptera: Cercopidae) nymphs reveals adaptive features and potential targets for pest control. </w:t>
-      </w:r>
-      <w:r>
-        <w:rPr>
-          <w:i/>
-        </w:rPr>
-        <w:t>Archives of Insect Biochemistry and Physiology</w:t>
-      </w:r>
-      <w:r>
-        <w:t>.</w:t>
+        <w:t>) com diferentes forrageiras. Dissertação de Mestrado, Universidade Federal de Viçosa.</w:t>
       </w:r>
     </w:p>
     <w:p>
@@ -2873,7 +3340,7 @@
         <w:jc w:val="both"/>
       </w:pPr>
       <w:r>
-        <w:t>Sotelo, G., Cardona, C. (2001). [Sintomatologia e biologia de cigarrinhas-das-pastagens]. Apud Hernandez et al. (2022).</w:t>
+        <w:t>Rinaldi, A.J. (2021). Análise de componentes moleculares da espuma e da toxina presente na glândula salivar de cigarrinha das pastagens. Dissertação de Mestrado, Universidade Federal de Viçosa.</w:t>
       </w:r>
     </w:p>
     <w:p>
@@ -2881,7 +3348,16 @@
         <w:jc w:val="both"/>
       </w:pPr>
       <w:r>
-        <w:t>Thompson, V., González, R. (2005). [Danos de cigarrinhas em gramíneas forrageiras]. Apud Hernandez et al. (2022).</w:t>
+        <w:t xml:space="preserve">Pronk, L.J.U., Medema, M.H. (2022). Whokaryote: distinguishing eukaryotic and prokaryotic contigs in metagenomes based on gene structure. </w:t>
+      </w:r>
+      <w:r>
+        <w:rPr>
+          <w:i/>
+        </w:rPr>
+        <w:t>Microbial Genomics</w:t>
+      </w:r>
+      <w:r>
+        <w:t>, 8(5), 000823. https://doi.org/10.1099/mgen.0.000823</w:t>
       </w:r>
     </w:p>
     <w:p>
@@ -2889,7 +3365,66 @@
         <w:jc w:val="both"/>
       </w:pPr>
       <w:r>
+        <w:t xml:space="preserve">Rinaldi, A.J. et al. (2026). Molecular and structural characterization of foam proteins from </w:t>
+      </w:r>
+      <w:r>
+        <w:rPr>
+          <w:i/>
+        </w:rPr>
+        <w:t>Mahanarva spectabilis</w:t>
+      </w:r>
+      <w:r>
+        <w:t xml:space="preserve"> (Distant, 1909) (Hemiptera: Cercopidae) nymphs reveals adaptive features and potential targets for pest control. </w:t>
+      </w:r>
+      <w:r>
+        <w:rPr>
+          <w:i/>
+        </w:rPr>
+        <w:t>Archives of Insect Biochemistry and Physiology</w:t>
+      </w:r>
+      <w:r>
+        <w:t>.</w:t>
+      </w:r>
+    </w:p>
+    <w:p>
+      <w:pPr>
+        <w:jc w:val="both"/>
+      </w:pPr>
+      <w:r>
+        <w:t>Sotelo, G., Cardona, C. (2001). [Sintomatologia e biologia de cigarrinhas-das-pastagens]. Apud Hernandez et al. (2022).</w:t>
+      </w:r>
+    </w:p>
+    <w:p>
+      <w:pPr>
+        <w:jc w:val="both"/>
+      </w:pPr>
+      <w:r>
+        <w:t>Thompson, V., González, R. (2005). [Danos de cigarrinhas em gramíneas forrageiras]. Apud Hernandez et al. (2022).</w:t>
+      </w:r>
+    </w:p>
+    <w:p>
+      <w:pPr>
+        <w:jc w:val="both"/>
+      </w:pPr>
+      <w:r>
         <w:t>Valério, J.R. et al. (2001). [Caracterização de sintomas de dano de cigarrinhas-das-pastagens]. Apud Hernandez et al. (2022).</w:t>
+      </w:r>
+    </w:p>
+    <w:p>
+      <w:pPr>
+        <w:jc w:val="both"/>
+      </w:pPr>
+      <w:r>
+        <w:t xml:space="preserve">Zheng, J., Ge, Q., Yan, Y., Zhang, X., Huang, L., Yin, Y. (2023). dbCAN3: automated carbohydrate-active enzyme and substrate annotation. </w:t>
+      </w:r>
+      <w:r>
+        <w:rPr>
+          <w:i/>
+        </w:rPr>
+        <w:t>Nucleic Acids Research</w:t>
+      </w:r>
+      <w:r>
+        <w:t>, 51(W1), W115–W121. https://doi.org/10.1093/nar/gkad328</w:t>
       </w:r>
     </w:p>
     <w:sectPr>

--- a/artigo.docx
+++ b/artigo.docx
@@ -63,7 +63,7 @@
           <w:i/>
           <w:sz w:val="20"/>
         </w:rPr>
-        <w:t xml:space="preserve"> este documento é atualizado incrementalmente à medida que os módulos de análise avançam (ver [Seção 6 — Status das Análises](#6-status-das-análises--próximas-etapas) para o estado atual). Última atualização: 2026-07-23.</w:t>
+        <w:t xml:space="preserve"> este documento é atualizado incrementalmente à medida que os módulos de análise avançam (ver [Seção 6 — Status das Análises](#6-status-das-análises--próximas-etapas) para o estado atual). Última atualização: 2026-07-25.</w:t>
       </w:r>
     </w:p>
     <w:p>
@@ -139,7 +139,37 @@
         <w:rPr>
           <w:i/>
         </w:rPr>
-        <w:t xml:space="preserve"> por combinarem secreção com termos/domínios associados a fitotoxicidade em outros Hemiptera (proteases e carboxipeptidases tipo veneno, peptídeos salivares secretados, mucinas, fosfolipases, domínios EF-hand/Ca-binding, lacase). Uma anotação dbCAN dedicada, mais sensível que a anotação CAZy padrão, identificou adicionalmente 16 proteínas com domínios GH28/GH5 (celulases/pectinases), embora nenhuma esteja no secretoma clássico. Este trabalho fornece o primeiro recurso transcriptômico de larga escala para a glândula salivar de </w:t>
+        <w:t xml:space="preserve"> por combinarem secreção com termos/domínios associados a fitotoxicidade em outros Hemiptera (proteases e carboxipeptidases tipo veneno, peptídeos salivares secretados, mucinas, fosfolipases, domínios EF-hand/Ca-binding, lacase). Uma anotação dbCAN dedicada, mais sensível que a anotação CAZy padrão, identificou adicionalmente 16 proteínas com domínios GH28/GH5 (celulases/pectinases), embora nenhuma esteja no secretoma clássico. Numa terceira camada de triagem dirigida diretamente à pergunta "algum patógeno causa o amarelão?", caracterizamos o microbioma completo (540 hits de Bacteria e 256 de Fungi, agrupados por gênero) e conduzimos busca dirigida por vírus (domínio RdRp), confirmação/refutação genoma-inteira de </w:t>
+      </w:r>
+      <w:r>
+        <w:t>Xylella</w:t>
+      </w:r>
+      <w:r>
+        <w:rPr>
+          <w:i/>
+        </w:rPr>
+        <w:t xml:space="preserve">/fitoplasma por mapeamento de reads brutos, e varredura por genes de toxina microbiana. </w:t>
+      </w:r>
+      <w:r>
+        <w:rPr>
+          <w:i/>
+        </w:rPr>
+        <w:t>Nenhum patógeno causador do amarelão foi confirmado</w:t>
+      </w:r>
+      <w:r>
+        <w:rPr>
+          <w:i/>
+        </w:rPr>
+        <w:t xml:space="preserve">: </w:t>
+      </w:r>
+      <w:r>
+        <w:t>Xylella</w:t>
+      </w:r>
+      <w:r>
+        <w:rPr>
+          <w:i/>
+        </w:rPr>
+        <w:t xml:space="preserve"> e fitoplasma foram diretamente refutados (cobertura genoma-inteira &lt;0,3%, sinal residual majoritariamente explicado por rRNA conservado), os vírus confirmados com alta confiança são todos linhagens específicas de artrópode sem precedente fitopatogênico, e nenhum gene de fitotoxina clássica foi encontrado. Por eliminação, esse resultado reforça a hipótese de efetor/toxina salivar do próprio inseto como explicação mais bem sustentada pelos dados atuais. Este trabalho fornece o primeiro recurso transcriptômico de larga escala para a glândula salivar de </w:t>
       </w:r>
       <w:r>
         <w:t>M. spectabilis* e um arcabouço analítico replicável, com uma lista concreta e priorizada de candidatos, para testar hipóteses sobre fitotoxemia e simbiose em Cercopidae.</w:t>
@@ -715,7 +745,7 @@
         <w:pStyle w:val="Heading3"/>
       </w:pPr>
       <w:r>
-        <w:t>2.7 Triagem de endossimbiontes e microrganismos associados</w:t>
+        <w:t>2.7 Triagem de endossimbiontes, patógenos e microbioma associado (Camadas 1–3)</w:t>
       </w:r>
     </w:p>
     <w:p>
@@ -723,7 +753,7 @@
         <w:jc w:val="both"/>
       </w:pPr>
       <w:r>
-        <w:t xml:space="preserve">Na ausência de FASTQ bruto disponível para triagem metagenômica clássica (Kraken2/Kaiju), a triagem foi conduzida em duas camadas: </w:t>
+        <w:t xml:space="preserve">A triagem foi conduzida em três camadas progressivas. </w:t>
       </w:r>
       <w:r>
         <w:rPr>
@@ -778,7 +808,7 @@
         <w:t>Xylella</w:t>
       </w:r>
       <w:r>
-        <w:t xml:space="preserve">, fitoplasma) com justificativa biológica explícita (fitoplasmas são floema-limitados; a cigarrinha é xilema-alimentadora). </w:t>
+        <w:t xml:space="preserve">, fitoplasma). </w:t>
       </w:r>
       <w:r>
         <w:rPr>
@@ -797,7 +827,216 @@
         <w:t>07_metagenomic_screen/04_cross_validate_endosymbionts.py</w:t>
       </w:r>
       <w:r>
-        <w:t xml:space="preserve">. </w:t>
+        <w:t>.</w:t>
+      </w:r>
+    </w:p>
+    <w:p>
+      <w:pPr>
+        <w:jc w:val="both"/>
+      </w:pPr>
+      <w:r>
+        <w:rPr>
+          <w:b/>
+        </w:rPr>
+        <w:t>Camada 3</w:t>
+      </w:r>
+      <w:r>
+        <w:t xml:space="preserve"> — motivada pela pergunta biológica direta "algum patógeno (vírus, fungo ou bactéria) causa ou co-causa o amarelão?", usando desta vez o FASTQ bruto (</w:t>
+      </w:r>
+      <w:r>
+        <w:rPr>
+          <w:rFonts w:ascii="Courier New" w:hAnsi="Courier New"/>
+          <w:sz w:val="20"/>
+        </w:rPr>
+        <w:t>gland-saliv_{1,2}.fq.gz</w:t>
+      </w:r>
+      <w:r>
+        <w:t>, 86.697.028 pares de reads) diretamente, disponível no diretório de dados brutos do servidor (</w:t>
+      </w:r>
+      <w:r>
+        <w:rPr>
+          <w:rFonts w:ascii="Courier New" w:hAnsi="Courier New"/>
+          <w:sz w:val="20"/>
+        </w:rPr>
+        <w:t>/home/eulalio/Gland-saliv-cigarrinha</w:t>
+      </w:r>
+      <w:r>
+        <w:t>) e não apenas os contigs/proteínas já montados:</w:t>
+      </w:r>
+    </w:p>
+    <w:p>
+      <w:pPr>
+        <w:pStyle w:val="ListBullet"/>
+        <w:spacing w:after="60"/>
+      </w:pPr>
+      <w:r>
+        <w:rPr>
+          <w:b/>
+        </w:rPr>
+        <w:t>Censo completo do microbioma bacteriano e fúngico</w:t>
+      </w:r>
+      <w:r>
+        <w:t xml:space="preserve">: todos os 540 hits com melhor correspondência em Bacteria e todos os 256 hits em Fungi (coluna </w:t>
+      </w:r>
+      <w:r>
+        <w:rPr>
+          <w:rFonts w:ascii="Courier New" w:hAnsi="Courier New"/>
+          <w:sz w:val="20"/>
+        </w:rPr>
+        <w:t>source_organism</w:t>
+      </w:r>
+      <w:r>
+        <w:t xml:space="preserve"> de </w:t>
+      </w:r>
+      <w:r>
+        <w:rPr>
+          <w:rFonts w:ascii="Courier New" w:hAnsi="Courier New"/>
+          <w:sz w:val="20"/>
+        </w:rPr>
+        <w:t>results/annotation_complete.tsv</w:t>
+      </w:r>
+      <w:r>
+        <w:t>) foram agrupados por gênero/espécie — não apenas os candidatos já pré-selecionados em sessões anteriores — para obter um retrato completo do que está presente, não só dos candidatos já suspeitos.</w:t>
+      </w:r>
+    </w:p>
+    <w:p>
+      <w:pPr>
+        <w:pStyle w:val="ListBullet"/>
+        <w:spacing w:after="60"/>
+      </w:pPr>
+      <w:r>
+        <w:rPr>
+          <w:b/>
+        </w:rPr>
+        <w:t>Descoberta viral dirigida por domínio RdRp</w:t>
+      </w:r>
+      <w:r>
+        <w:t>: 31 famílias HMM de RNA-polimerase dependente de RNA (RdRp) foram extraídas do banco Pfam-A já instalado localmente (</w:t>
+      </w:r>
+      <w:r>
+        <w:rPr>
+          <w:rFonts w:ascii="Courier New" w:hAnsi="Courier New"/>
+          <w:sz w:val="20"/>
+        </w:rPr>
+        <w:t>hmmfetch</w:t>
+      </w:r>
+      <w:r>
+        <w:t>) e usadas para escanear as 12.445 proteínas TransDecoder (</w:t>
+      </w:r>
+      <w:r>
+        <w:rPr>
+          <w:rFonts w:ascii="Courier New" w:hAnsi="Courier New"/>
+          <w:sz w:val="20"/>
+        </w:rPr>
+        <w:t>hmmscan</w:t>
+      </w:r>
+      <w:r>
+        <w:t xml:space="preserve">), complementado por </w:t>
+      </w:r>
+      <w:r>
+        <w:rPr>
+          <w:rFonts w:ascii="Courier New" w:hAnsi="Courier New"/>
+          <w:sz w:val="20"/>
+        </w:rPr>
+        <w:t>diamond blastx</w:t>
+      </w:r>
+      <w:r>
+        <w:t xml:space="preserve"> dos contigs montados contra o banco viral RefSeq da NCBI (722.107 proteínas). Os 30 hits virais já existentes na anotação DIAMOND/NR original (Seção 3.3, tabela) foram reclassificados por família taxonômica real (consulta à taxonomia NCBI) para distinguir vírus genuínos de elementos genômicos do tipo retrotransposon (Metaviridae, Polintoviridae) erroneamente rotulados como "vírus" pela nomenclatura do banco de referência.</w:t>
+      </w:r>
+    </w:p>
+    <w:p>
+      <w:pPr>
+        <w:pStyle w:val="ListBullet"/>
+        <w:spacing w:after="60"/>
+      </w:pPr>
+      <w:r>
+        <w:rPr>
+          <w:b/>
+        </w:rPr>
+        <w:t>Confirmação/refutação direcionada de Xylella/fitoplasma por mapeamento genoma-inteiro</w:t>
+      </w:r>
+      <w:r>
+        <w:t xml:space="preserve">: os reads brutos foram mapeados (bowtie2) contra os genomas de referência completos de </w:t>
+      </w:r>
+      <w:r>
+        <w:rPr>
+          <w:i/>
+        </w:rPr>
+        <w:t>Xylella fastidiosa</w:t>
+      </w:r>
+      <w:r>
+        <w:t xml:space="preserve"> subsp. </w:t>
+      </w:r>
+      <w:r>
+        <w:rPr>
+          <w:i/>
+        </w:rPr>
+        <w:t>multiplex</w:t>
+      </w:r>
+      <w:r>
+        <w:t xml:space="preserve"> (GCF_042238405.1) e do fitoplasma Aster Yellows (NC_007716.1 + 4 plasmídeos), com cálculo de amplitude (</w:t>
+      </w:r>
+      <w:r>
+        <w:rPr>
+          <w:i/>
+        </w:rPr>
+        <w:t>breadth</w:t>
+      </w:r>
+      <w:r>
+        <w:t>) e profundidade de cobertura genoma-inteira e localização das posições cobertas via anotação GFF3 real — um critério de confirmação muito mais rigoroso que a identidade de um único hit de proteína.</w:t>
+      </w:r>
+    </w:p>
+    <w:p>
+      <w:pPr>
+        <w:pStyle w:val="ListBullet"/>
+        <w:spacing w:after="60"/>
+      </w:pPr>
+      <w:r>
+        <w:rPr>
+          <w:b/>
+        </w:rPr>
+        <w:t>Busca por genes de toxina/virulência microbiana</w:t>
+      </w:r>
+      <w:r>
+        <w:t xml:space="preserve">: varredura por palavra-chave (toxina, hemolisina, RTX, fosfolipase, fator de virulência, etc.) nas colunas </w:t>
+      </w:r>
+      <w:r>
+        <w:rPr>
+          <w:rFonts w:ascii="Courier New" w:hAnsi="Courier New"/>
+          <w:sz w:val="20"/>
+        </w:rPr>
+        <w:t>diamond_title</w:t>
+      </w:r>
+      <w:r>
+        <w:t xml:space="preserve">, </w:t>
+      </w:r>
+      <w:r>
+        <w:rPr>
+          <w:rFonts w:ascii="Courier New" w:hAnsi="Courier New"/>
+          <w:sz w:val="20"/>
+        </w:rPr>
+        <w:t>eggnog_desc</w:t>
+      </w:r>
+      <w:r>
+        <w:t xml:space="preserve"> e </w:t>
+      </w:r>
+      <w:r>
+        <w:rPr>
+          <w:rFonts w:ascii="Courier New" w:hAnsi="Courier New"/>
+          <w:sz w:val="20"/>
+        </w:rPr>
+        <w:t>pfam_domains</w:t>
+      </w:r>
+      <w:r>
+        <w:t xml:space="preserve"> de todos os hits de Bacteria e Fungi, independente do organismo de origem — abordagem complementar à busca organismo-primeiro das Camadas 1–2.</w:t>
+      </w:r>
+    </w:p>
+    <w:p>
+      <w:pPr>
+        <w:jc w:val="both"/>
+      </w:pPr>
+      <w:r>
+        <w:t xml:space="preserve">Bancos de dados baixados para esta camada (viral RefSeq NCBI, genomas de referência Xylella/fitoplasma) foram usados e removidos do servidor após a análise, mantendo apenas as tabelas de resultado. </w:t>
       </w:r>
       <w:r>
         <w:rPr>
@@ -806,7 +1045,7 @@
         <w:t>Status: concluído</w:t>
       </w:r>
       <w:r>
-        <w:t xml:space="preserve"> (ambas as camadas).</w:t>
+        <w:t xml:space="preserve"> (as três camadas).</w:t>
       </w:r>
     </w:p>
     <w:p>
@@ -1468,7 +1707,7 @@
         <w:pStyle w:val="Heading3"/>
       </w:pPr>
       <w:r>
-        <w:t>3.3 Distribuição taxonômica dos melhores hits</w:t>
+        <w:t>3.3 Distribuição taxonômica dos melhores hits e censo completo do microbioma</w:t>
       </w:r>
     </w:p>
     <w:tbl>
@@ -1766,93 +2005,1082 @@
         </w:rPr>
         <w:t>Nota: as categorias Eukaryota/Fungi não são mutuamente exclusivas (uma proteína fúngica é, por definição, também eucariótica); a soma das categorias pode exceder 100%.</w:t>
       </w:r>
-      <w:r>
-        <w:t xml:space="preserve"> Entre os hits fúngicos, predominam espécies de </w:t>
-      </w:r>
-      <w:r>
-        <w:rPr>
-          <w:i/>
-        </w:rPr>
-        <w:t>Metarhizium</w:t>
-      </w:r>
-      <w:r>
-        <w:t xml:space="preserve"> (fungo entomopatogênico), biologicamente plausível como infecção natural do inseto.</w:t>
-      </w:r>
-    </w:p>
-    <w:p>
-      <w:pPr>
-        <w:pStyle w:val="Heading3"/>
-      </w:pPr>
-      <w:r>
-        <w:t>3.4 Candidatos a endossimbionte</w:t>
-      </w:r>
     </w:p>
     <w:p>
       <w:pPr>
         <w:jc w:val="both"/>
       </w:pPr>
       <w:r>
-        <w:t xml:space="preserve">A extração dirigida de hits com correspondência a simbiontes conhecidos de Auchenorrhyncha identificou </w:t>
-      </w:r>
-      <w:r>
         <w:rPr>
           <w:b/>
         </w:rPr>
-        <w:t>57 proteínas com ~99% de identidade a *Candidatus* Karelsulcia muelleri</w:t>
-      </w:r>
-      <w:r>
-        <w:t xml:space="preserve">, incluindo genes housekeeping clássicos de simbiontes nutricionais (6-fosfofrutoquinase, GAPDH, chaperonina GroEL, enzima málica, fator de iniciação da tradução IF-2) — um padrão de expressão consistente com um simbionte metabolicamente ativo e não com contaminação aleatória. Foi identificada também </w:t>
-      </w:r>
-      <w:r>
-        <w:rPr>
-          <w:b/>
-        </w:rPr>
-        <w:t>1 proteína com hit em simbionte *Sodalis*-like de *Philaenus spumarius</w:t>
-      </w:r>
-      <w:r>
-        <w:rPr>
-          <w:i/>
-        </w:rPr>
-        <w:t xml:space="preserve"> (cigarrinha-das-pastagens europeia, mesma superfamília Cercopoidea). Esses achados são fortemente consistentes com o padrão de endossimbiose dupla obrigatória (</w:t>
-      </w:r>
-      <w:r>
-        <w:t>Sulcia</w:t>
-      </w:r>
-      <w:r>
-        <w:rPr>
-          <w:i/>
-        </w:rPr>
-        <w:t xml:space="preserve"> + </w:t>
-      </w:r>
-      <w:r>
-        <w:t>Zinderia</w:t>
-      </w:r>
-      <w:r>
-        <w:rPr>
-          <w:i/>
-        </w:rPr>
-        <w:t>/</w:t>
-      </w:r>
-      <w:r>
-        <w:t>Sodalis*-like) já descrito para cigarrinhas-espumantes, incluindo três espécies sul-americanas próximas confirmadas por Foieri et al. (2022).</w:t>
-      </w:r>
+        <w:t>Censo completo de Bacteria (540 hits, todos agrupados por gênero — não apenas os pré-selecionados):</w:t>
+      </w:r>
+    </w:p>
+    <w:tbl>
+      <w:tblPr>
+        <w:tblStyle w:val="TableGrid"/>
+        <w:tblW w:type="auto" w:w="0"/>
+        <w:tblLook w:firstColumn="1" w:firstRow="1" w:lastColumn="0" w:lastRow="0" w:noHBand="0" w:noVBand="1" w:val="04A0"/>
+      </w:tblPr>
+      <w:tblGrid>
+        <w:gridCol w:w="3041"/>
+        <w:gridCol w:w="3041"/>
+        <w:gridCol w:w="3041"/>
+      </w:tblGrid>
+      <w:tr>
+        <w:tc>
+          <w:tcPr>
+            <w:tcW w:type="dxa" w:w="3041"/>
+            <w:shd w:val="clear" w:color="auto" w:fill="D9E1F2"/>
+          </w:tcPr>
+          <w:p>
+            <w:r>
+              <w:rPr>
+                <w:rFonts w:ascii="Times New Roman" w:hAnsi="Times New Roman"/>
+                <w:b/>
+                <w:sz w:val="20"/>
+              </w:rPr>
+              <w:t>Categoria</w:t>
+            </w:r>
+          </w:p>
+        </w:tc>
+        <w:tc>
+          <w:tcPr>
+            <w:tcW w:type="dxa" w:w="3041"/>
+            <w:shd w:val="clear" w:color="auto" w:fill="D9E1F2"/>
+          </w:tcPr>
+          <w:p>
+            <w:r>
+              <w:rPr>
+                <w:rFonts w:ascii="Times New Roman" w:hAnsi="Times New Roman"/>
+                <w:b/>
+                <w:sz w:val="20"/>
+              </w:rPr>
+              <w:t>N</w:t>
+            </w:r>
+          </w:p>
+        </w:tc>
+        <w:tc>
+          <w:tcPr>
+            <w:tcW w:type="dxa" w:w="3041"/>
+            <w:shd w:val="clear" w:color="auto" w:fill="D9E1F2"/>
+          </w:tcPr>
+          <w:p>
+            <w:r>
+              <w:rPr>
+                <w:rFonts w:ascii="Times New Roman" w:hAnsi="Times New Roman"/>
+                <w:b/>
+                <w:sz w:val="20"/>
+              </w:rPr>
+              <w:t>Interpretação</w:t>
+            </w:r>
+          </w:p>
+        </w:tc>
+      </w:tr>
+      <w:tr>
+        <w:tc>
+          <w:tcPr>
+            <w:tcW w:type="dxa" w:w="3041"/>
+          </w:tcPr>
+          <w:p>
+            <w:r>
+              <w:rPr>
+                <w:rFonts w:ascii="Times New Roman" w:hAnsi="Times New Roman"/>
+                <w:sz w:val="20"/>
+              </w:rPr>
+              <w:t>Gammaproteobacteria sp. (não classificado)</w:t>
+            </w:r>
+          </w:p>
+        </w:tc>
+        <w:tc>
+          <w:tcPr>
+            <w:tcW w:type="dxa" w:w="3041"/>
+          </w:tcPr>
+          <w:p>
+            <w:r>
+              <w:rPr>
+                <w:rFonts w:ascii="Times New Roman" w:hAnsi="Times New Roman"/>
+                <w:sz w:val="20"/>
+              </w:rPr>
+              <w:t>118</w:t>
+            </w:r>
+          </w:p>
+        </w:tc>
+        <w:tc>
+          <w:tcPr>
+            <w:tcW w:type="dxa" w:w="3041"/>
+          </w:tcPr>
+          <w:p>
+            <w:r>
+              <w:rPr>
+                <w:rFonts w:ascii="Times New Roman" w:hAnsi="Times New Roman"/>
+                <w:sz w:val="20"/>
+              </w:rPr>
+              <w:t>Baixa resolução taxonômica, não permite inferência de espécie</w:t>
+            </w:r>
+          </w:p>
+        </w:tc>
+      </w:tr>
+      <w:tr>
+        <w:tc>
+          <w:tcPr>
+            <w:tcW w:type="dxa" w:w="3041"/>
+          </w:tcPr>
+          <w:p>
+            <w:r>
+              <w:rPr>
+                <w:rFonts w:ascii="Times New Roman" w:hAnsi="Times New Roman"/>
+                <w:sz w:val="20"/>
+              </w:rPr>
+              <w:t>Herbaspirillum spp.</w:t>
+            </w:r>
+          </w:p>
+        </w:tc>
+        <w:tc>
+          <w:tcPr>
+            <w:tcW w:type="dxa" w:w="3041"/>
+          </w:tcPr>
+          <w:p>
+            <w:r>
+              <w:rPr>
+                <w:rFonts w:ascii="Times New Roman" w:hAnsi="Times New Roman"/>
+                <w:sz w:val="20"/>
+              </w:rPr>
+              <w:t>88</w:t>
+            </w:r>
+          </w:p>
+        </w:tc>
+        <w:tc>
+          <w:tcPr>
+            <w:tcW w:type="dxa" w:w="3041"/>
+          </w:tcPr>
+          <w:p>
+            <w:r>
+              <w:rPr>
+                <w:rFonts w:ascii="Times New Roman" w:hAnsi="Times New Roman"/>
+                <w:sz w:val="20"/>
+              </w:rPr>
+              <w:t>Gênero clássico de endófito diazotrófico de gramíneas tropicais, incluindo Brachiaria/Urochloa, o hospedeiro exato da cigarrinha — provável material vegetal capturado via seiva de xilema ingerida, não é patógeno conhecido</w:t>
+            </w:r>
+          </w:p>
+        </w:tc>
+      </w:tr>
+      <w:tr>
+        <w:tc>
+          <w:tcPr>
+            <w:tcW w:type="dxa" w:w="3041"/>
+          </w:tcPr>
+          <w:p>
+            <w:r>
+              <w:rPr>
+                <w:rFonts w:ascii="Times New Roman" w:hAnsi="Times New Roman"/>
+                <w:sz w:val="20"/>
+              </w:rPr>
+              <w:t>Chryseobacterium/Flavobacteriaceae</w:t>
+            </w:r>
+          </w:p>
+        </w:tc>
+        <w:tc>
+          <w:tcPr>
+            <w:tcW w:type="dxa" w:w="3041"/>
+          </w:tcPr>
+          <w:p>
+            <w:r>
+              <w:rPr>
+                <w:rFonts w:ascii="Times New Roman" w:hAnsi="Times New Roman"/>
+                <w:sz w:val="20"/>
+              </w:rPr>
+              <w:t>71</w:t>
+            </w:r>
+          </w:p>
+        </w:tc>
+        <w:tc>
+          <w:tcPr>
+            <w:tcW w:type="dxa" w:w="3041"/>
+          </w:tcPr>
+          <w:p>
+            <w:r>
+              <w:rPr>
+                <w:rFonts w:ascii="Times New Roman" w:hAnsi="Times New Roman"/>
+                <w:sz w:val="20"/>
+              </w:rPr>
+              <w:t>Generalista ambiental/associado a inseto</w:t>
+            </w:r>
+          </w:p>
+        </w:tc>
+      </w:tr>
+      <w:tr>
+        <w:tc>
+          <w:tcPr>
+            <w:tcW w:type="dxa" w:w="3041"/>
+          </w:tcPr>
+          <w:p>
+            <w:r>
+              <w:rPr>
+                <w:rFonts w:ascii="Times New Roman" w:hAnsi="Times New Roman"/>
+                <w:sz w:val="20"/>
+              </w:rPr>
+              <w:t>Enterobacterales/Enterobacter</w:t>
+            </w:r>
+          </w:p>
+        </w:tc>
+        <w:tc>
+          <w:tcPr>
+            <w:tcW w:type="dxa" w:w="3041"/>
+          </w:tcPr>
+          <w:p>
+            <w:r>
+              <w:rPr>
+                <w:rFonts w:ascii="Times New Roman" w:hAnsi="Times New Roman"/>
+                <w:sz w:val="20"/>
+              </w:rPr>
+              <w:t>59</w:t>
+            </w:r>
+          </w:p>
+        </w:tc>
+        <w:tc>
+          <w:tcPr>
+            <w:tcW w:type="dxa" w:w="3041"/>
+          </w:tcPr>
+          <w:p>
+            <w:r>
+              <w:rPr>
+                <w:rFonts w:ascii="Times New Roman" w:hAnsi="Times New Roman"/>
+                <w:sz w:val="20"/>
+              </w:rPr>
+              <w:t>Generalista de microbiota de inseto e endófitos</w:t>
+            </w:r>
+          </w:p>
+        </w:tc>
+      </w:tr>
+      <w:tr>
+        <w:tc>
+          <w:tcPr>
+            <w:tcW w:type="dxa" w:w="3041"/>
+          </w:tcPr>
+          <w:p>
+            <w:r>
+              <w:rPr>
+                <w:rFonts w:ascii="Times New Roman" w:hAnsi="Times New Roman"/>
+                <w:sz w:val="20"/>
+              </w:rPr>
+              <w:t>Candidatus Karelsulcia muelleri</w:t>
+            </w:r>
+          </w:p>
+        </w:tc>
+        <w:tc>
+          <w:tcPr>
+            <w:tcW w:type="dxa" w:w="3041"/>
+          </w:tcPr>
+          <w:p>
+            <w:r>
+              <w:rPr>
+                <w:rFonts w:ascii="Times New Roman" w:hAnsi="Times New Roman"/>
+                <w:sz w:val="20"/>
+              </w:rPr>
+              <w:t>57</w:t>
+            </w:r>
+          </w:p>
+        </w:tc>
+        <w:tc>
+          <w:tcPr>
+            <w:tcW w:type="dxa" w:w="3041"/>
+          </w:tcPr>
+          <w:p>
+            <w:r>
+              <w:rPr>
+                <w:rFonts w:ascii="Times New Roman" w:hAnsi="Times New Roman"/>
+                <w:sz w:val="20"/>
+              </w:rPr>
+              <w:t>Endossimbionte obrigatório (Seção 3.4)</w:t>
+            </w:r>
+          </w:p>
+        </w:tc>
+      </w:tr>
+      <w:tr>
+        <w:tc>
+          <w:tcPr>
+            <w:tcW w:type="dxa" w:w="3041"/>
+          </w:tcPr>
+          <w:p>
+            <w:r>
+              <w:rPr>
+                <w:rFonts w:ascii="Times New Roman" w:hAnsi="Times New Roman"/>
+                <w:sz w:val="20"/>
+              </w:rPr>
+              <w:t>Outros gêneros singleton (ambiental diverso)</w:t>
+            </w:r>
+          </w:p>
+        </w:tc>
+        <w:tc>
+          <w:tcPr>
+            <w:tcW w:type="dxa" w:w="3041"/>
+          </w:tcPr>
+          <w:p>
+            <w:r>
+              <w:rPr>
+                <w:rFonts w:ascii="Times New Roman" w:hAnsi="Times New Roman"/>
+                <w:sz w:val="20"/>
+              </w:rPr>
+              <w:t>47</w:t>
+            </w:r>
+          </w:p>
+        </w:tc>
+        <w:tc>
+          <w:tcPr>
+            <w:tcW w:type="dxa" w:w="3041"/>
+          </w:tcPr>
+          <w:p>
+            <w:r>
+              <w:rPr>
+                <w:rFonts w:ascii="Times New Roman" w:hAnsi="Times New Roman"/>
+                <w:sz w:val="20"/>
+              </w:rPr>
+              <w:t>Dezenas de gêneros de solo/planta, 1–3 hits cada, sem padrão claro</w:t>
+            </w:r>
+          </w:p>
+        </w:tc>
+      </w:tr>
+      <w:tr>
+        <w:tc>
+          <w:tcPr>
+            <w:tcW w:type="dxa" w:w="3041"/>
+          </w:tcPr>
+          <w:p>
+            <w:r>
+              <w:rPr>
+                <w:rFonts w:ascii="Times New Roman" w:hAnsi="Times New Roman"/>
+                <w:sz w:val="20"/>
+              </w:rPr>
+              <w:t>Klebsiella pneumoniae</w:t>
+            </w:r>
+          </w:p>
+        </w:tc>
+        <w:tc>
+          <w:tcPr>
+            <w:tcW w:type="dxa" w:w="3041"/>
+          </w:tcPr>
+          <w:p>
+            <w:r>
+              <w:rPr>
+                <w:rFonts w:ascii="Times New Roman" w:hAnsi="Times New Roman"/>
+                <w:sz w:val="20"/>
+              </w:rPr>
+              <w:t>31</w:t>
+            </w:r>
+          </w:p>
+        </w:tc>
+        <w:tc>
+          <w:tcPr>
+            <w:tcW w:type="dxa" w:w="3041"/>
+          </w:tcPr>
+          <w:p>
+            <w:r>
+              <w:rPr>
+                <w:rFonts w:ascii="Times New Roman" w:hAnsi="Times New Roman"/>
+                <w:sz w:val="20"/>
+              </w:rPr>
+              <w:t>Oportunista comum, super-representado em bancos de referência (possível viés)</w:t>
+            </w:r>
+          </w:p>
+        </w:tc>
+      </w:tr>
+      <w:tr>
+        <w:tc>
+          <w:tcPr>
+            <w:tcW w:type="dxa" w:w="3041"/>
+          </w:tcPr>
+          <w:p>
+            <w:r>
+              <w:rPr>
+                <w:rFonts w:ascii="Times New Roman" w:hAnsi="Times New Roman"/>
+                <w:sz w:val="20"/>
+              </w:rPr>
+              <w:t>Acinetobacter spp.</w:t>
+            </w:r>
+          </w:p>
+        </w:tc>
+        <w:tc>
+          <w:tcPr>
+            <w:tcW w:type="dxa" w:w="3041"/>
+          </w:tcPr>
+          <w:p>
+            <w:r>
+              <w:rPr>
+                <w:rFonts w:ascii="Times New Roman" w:hAnsi="Times New Roman"/>
+                <w:sz w:val="20"/>
+              </w:rPr>
+              <w:t>20</w:t>
+            </w:r>
+          </w:p>
+        </w:tc>
+        <w:tc>
+          <w:tcPr>
+            <w:tcW w:type="dxa" w:w="3041"/>
+          </w:tcPr>
+          <w:p>
+            <w:r>
+              <w:rPr>
+                <w:rFonts w:ascii="Times New Roman" w:hAnsi="Times New Roman"/>
+                <w:sz w:val="20"/>
+              </w:rPr>
+              <w:t>Generalista/oportunista ambiental</w:t>
+            </w:r>
+          </w:p>
+        </w:tc>
+      </w:tr>
+      <w:tr>
+        <w:tc>
+          <w:tcPr>
+            <w:tcW w:type="dxa" w:w="3041"/>
+          </w:tcPr>
+          <w:p>
+            <w:r>
+              <w:rPr>
+                <w:rFonts w:ascii="Times New Roman" w:hAnsi="Times New Roman"/>
+                <w:sz w:val="20"/>
+              </w:rPr>
+              <w:t>Cyanobacteria</w:t>
+            </w:r>
+          </w:p>
+        </w:tc>
+        <w:tc>
+          <w:tcPr>
+            <w:tcW w:type="dxa" w:w="3041"/>
+          </w:tcPr>
+          <w:p>
+            <w:r>
+              <w:rPr>
+                <w:rFonts w:ascii="Times New Roman" w:hAnsi="Times New Roman"/>
+                <w:sz w:val="20"/>
+              </w:rPr>
+              <w:t>18</w:t>
+            </w:r>
+          </w:p>
+        </w:tc>
+        <w:tc>
+          <w:tcPr>
+            <w:tcW w:type="dxa" w:w="3041"/>
+          </w:tcPr>
+          <w:p>
+            <w:r>
+              <w:rPr>
+                <w:rFonts w:ascii="Times New Roman" w:hAnsi="Times New Roman"/>
+                <w:sz w:val="20"/>
+              </w:rPr>
+              <w:t>Provável origem vegetal/ambiental (fotossintética)</w:t>
+            </w:r>
+          </w:p>
+        </w:tc>
+      </w:tr>
+      <w:tr>
+        <w:tc>
+          <w:tcPr>
+            <w:tcW w:type="dxa" w:w="3041"/>
+          </w:tcPr>
+          <w:p>
+            <w:r>
+              <w:rPr>
+                <w:rFonts w:ascii="Times New Roman" w:hAnsi="Times New Roman"/>
+                <w:sz w:val="20"/>
+              </w:rPr>
+              <w:t>Patógenos humanos/aviários (Salmonella, Shigella, Staphylococcus, Streptococcus pneumoniae etc.)</w:t>
+            </w:r>
+          </w:p>
+        </w:tc>
+        <w:tc>
+          <w:tcPr>
+            <w:tcW w:type="dxa" w:w="3041"/>
+          </w:tcPr>
+          <w:p>
+            <w:r>
+              <w:rPr>
+                <w:rFonts w:ascii="Times New Roman" w:hAnsi="Times New Roman"/>
+                <w:sz w:val="20"/>
+              </w:rPr>
+              <w:t>14</w:t>
+            </w:r>
+          </w:p>
+        </w:tc>
+        <w:tc>
+          <w:tcPr>
+            <w:tcW w:type="dxa" w:w="3041"/>
+          </w:tcPr>
+          <w:p>
+            <w:r>
+              <w:rPr>
+                <w:rFonts w:ascii="Times New Roman" w:hAnsi="Times New Roman"/>
+                <w:sz w:val="20"/>
+              </w:rPr>
+              <w:t>Amplamente sequenciados no NR; hits singleton a genes conservados — provável viés de banco de dados, biologicamente implausível neste sistema</w:t>
+            </w:r>
+          </w:p>
+        </w:tc>
+      </w:tr>
+      <w:tr>
+        <w:tc>
+          <w:tcPr>
+            <w:tcW w:type="dxa" w:w="3041"/>
+          </w:tcPr>
+          <w:p>
+            <w:r>
+              <w:rPr>
+                <w:rFonts w:ascii="Times New Roman" w:hAnsi="Times New Roman"/>
+                <w:sz w:val="20"/>
+              </w:rPr>
+              <w:t>Wolbachia endosymbiont</w:t>
+            </w:r>
+          </w:p>
+        </w:tc>
+        <w:tc>
+          <w:tcPr>
+            <w:tcW w:type="dxa" w:w="3041"/>
+          </w:tcPr>
+          <w:p>
+            <w:r>
+              <w:rPr>
+                <w:rFonts w:ascii="Times New Roman" w:hAnsi="Times New Roman"/>
+                <w:sz w:val="20"/>
+              </w:rPr>
+              <w:t>6</w:t>
+            </w:r>
+          </w:p>
+        </w:tc>
+        <w:tc>
+          <w:tcPr>
+            <w:tcW w:type="dxa" w:w="3041"/>
+          </w:tcPr>
+          <w:p>
+            <w:r>
+              <w:rPr>
+                <w:rFonts w:ascii="Times New Roman" w:hAnsi="Times New Roman"/>
+                <w:sz w:val="20"/>
+              </w:rPr>
+              <w:t>Endossimbionte reprodutivo comum em artrópodes</w:t>
+            </w:r>
+          </w:p>
+        </w:tc>
+      </w:tr>
+      <w:tr>
+        <w:tc>
+          <w:tcPr>
+            <w:tcW w:type="dxa" w:w="3041"/>
+          </w:tcPr>
+          <w:p>
+            <w:r>
+              <w:rPr>
+                <w:rFonts w:ascii="Times New Roman" w:hAnsi="Times New Roman"/>
+                <w:sz w:val="20"/>
+              </w:rPr>
+              <w:t>Simbiontes marinhos (Solemya, Thiodiazotropha)</w:t>
+            </w:r>
+          </w:p>
+        </w:tc>
+        <w:tc>
+          <w:tcPr>
+            <w:tcW w:type="dxa" w:w="3041"/>
+          </w:tcPr>
+          <w:p>
+            <w:r>
+              <w:rPr>
+                <w:rFonts w:ascii="Times New Roman" w:hAnsi="Times New Roman"/>
+                <w:sz w:val="20"/>
+              </w:rPr>
+              <w:t>6</w:t>
+            </w:r>
+          </w:p>
+        </w:tc>
+        <w:tc>
+          <w:tcPr>
+            <w:tcW w:type="dxa" w:w="3041"/>
+          </w:tcPr>
+          <w:p>
+            <w:r>
+              <w:rPr>
+                <w:rFonts w:ascii="Times New Roman" w:hAnsi="Times New Roman"/>
+                <w:sz w:val="20"/>
+              </w:rPr>
+              <w:t>Hospedeiro impossível (moluscos marinhos) — confirma artefato de banco de dados</w:t>
+            </w:r>
+          </w:p>
+        </w:tc>
+      </w:tr>
+      <w:tr>
+        <w:tc>
+          <w:tcPr>
+            <w:tcW w:type="dxa" w:w="3041"/>
+          </w:tcPr>
+          <w:p>
+            <w:r>
+              <w:rPr>
+                <w:rFonts w:ascii="Times New Roman" w:hAnsi="Times New Roman"/>
+                <w:sz w:val="20"/>
+              </w:rPr>
+              <w:t>Sodalis-like symbiont</w:t>
+            </w:r>
+          </w:p>
+        </w:tc>
+        <w:tc>
+          <w:tcPr>
+            <w:tcW w:type="dxa" w:w="3041"/>
+          </w:tcPr>
+          <w:p>
+            <w:r>
+              <w:rPr>
+                <w:rFonts w:ascii="Times New Roman" w:hAnsi="Times New Roman"/>
+                <w:sz w:val="20"/>
+              </w:rPr>
+              <w:t>1</w:t>
+            </w:r>
+          </w:p>
+        </w:tc>
+        <w:tc>
+          <w:tcPr>
+            <w:tcW w:type="dxa" w:w="3041"/>
+          </w:tcPr>
+          <w:p>
+            <w:r>
+              <w:rPr>
+                <w:rFonts w:ascii="Times New Roman" w:hAnsi="Times New Roman"/>
+                <w:sz w:val="20"/>
+              </w:rPr>
+              <w:t>Co-simbionte (Seção 3.4)</w:t>
+            </w:r>
+          </w:p>
+        </w:tc>
+      </w:tr>
+      <w:tr>
+        <w:tc>
+          <w:tcPr>
+            <w:tcW w:type="dxa" w:w="3041"/>
+          </w:tcPr>
+          <w:p>
+            <w:r>
+              <w:rPr>
+                <w:rFonts w:ascii="Times New Roman" w:hAnsi="Times New Roman"/>
+                <w:sz w:val="20"/>
+              </w:rPr>
+              <w:t>Xylella fastidiosa subsp. multiplex</w:t>
+            </w:r>
+          </w:p>
+        </w:tc>
+        <w:tc>
+          <w:tcPr>
+            <w:tcW w:type="dxa" w:w="3041"/>
+          </w:tcPr>
+          <w:p>
+            <w:r>
+              <w:rPr>
+                <w:rFonts w:ascii="Times New Roman" w:hAnsi="Times New Roman"/>
+                <w:sz w:val="20"/>
+              </w:rPr>
+              <w:t>1</w:t>
+            </w:r>
+          </w:p>
+        </w:tc>
+        <w:tc>
+          <w:tcPr>
+            <w:tcW w:type="dxa" w:w="3041"/>
+          </w:tcPr>
+          <w:p>
+            <w:r>
+              <w:rPr>
+                <w:rFonts w:ascii="Times New Roman" w:hAnsi="Times New Roman"/>
+                <w:sz w:val="20"/>
+              </w:rPr>
+              <w:t>Testado e refutado por mapeamento genoma-inteiro (ver abaixo)</w:t>
+            </w:r>
+          </w:p>
+        </w:tc>
+      </w:tr>
+      <w:tr>
+        <w:tc>
+          <w:tcPr>
+            <w:tcW w:type="dxa" w:w="3041"/>
+          </w:tcPr>
+          <w:p>
+            <w:r>
+              <w:rPr>
+                <w:rFonts w:ascii="Times New Roman" w:hAnsi="Times New Roman"/>
+                <w:sz w:val="20"/>
+              </w:rPr>
+              <w:t>Fitoplasma Aster Yellows</w:t>
+            </w:r>
+          </w:p>
+        </w:tc>
+        <w:tc>
+          <w:tcPr>
+            <w:tcW w:type="dxa" w:w="3041"/>
+          </w:tcPr>
+          <w:p>
+            <w:r>
+              <w:rPr>
+                <w:rFonts w:ascii="Times New Roman" w:hAnsi="Times New Roman"/>
+                <w:sz w:val="20"/>
+              </w:rPr>
+              <w:t>1</w:t>
+            </w:r>
+          </w:p>
+        </w:tc>
+        <w:tc>
+          <w:tcPr>
+            <w:tcW w:type="dxa" w:w="3041"/>
+          </w:tcPr>
+          <w:p>
+            <w:r>
+              <w:rPr>
+                <w:rFonts w:ascii="Times New Roman" w:hAnsi="Times New Roman"/>
+                <w:sz w:val="20"/>
+              </w:rPr>
+              <w:t>Testado e refutado por mapeamento genoma-inteiro (ver abaixo)</w:t>
+            </w:r>
+          </w:p>
+        </w:tc>
+      </w:tr>
+      <w:tr>
+        <w:tc>
+          <w:tcPr>
+            <w:tcW w:type="dxa" w:w="3041"/>
+          </w:tcPr>
+          <w:p>
+            <w:r>
+              <w:rPr>
+                <w:rFonts w:ascii="Times New Roman" w:hAnsi="Times New Roman"/>
+                <w:sz w:val="20"/>
+              </w:rPr>
+              <w:t>Pseudomonas syringae pv. actinidiae</w:t>
+            </w:r>
+          </w:p>
+        </w:tc>
+        <w:tc>
+          <w:tcPr>
+            <w:tcW w:type="dxa" w:w="3041"/>
+          </w:tcPr>
+          <w:p>
+            <w:r>
+              <w:rPr>
+                <w:rFonts w:ascii="Times New Roman" w:hAnsi="Times New Roman"/>
+                <w:sz w:val="20"/>
+              </w:rPr>
+              <w:t>1</w:t>
+            </w:r>
+          </w:p>
+        </w:tc>
+        <w:tc>
+          <w:tcPr>
+            <w:tcW w:type="dxa" w:w="3041"/>
+          </w:tcPr>
+          <w:p>
+            <w:r>
+              <w:rPr>
+                <w:rFonts w:ascii="Times New Roman" w:hAnsi="Times New Roman"/>
+                <w:sz w:val="20"/>
+              </w:rPr>
+              <w:t>Patógeno real, mas de kiwi — hospedeiro errado, n=1, não testado (sinal fraco demais)</w:t>
+            </w:r>
+          </w:p>
+        </w:tc>
+      </w:tr>
+      <w:tr>
+        <w:tc>
+          <w:tcPr>
+            <w:tcW w:type="dxa" w:w="3041"/>
+          </w:tcPr>
+          <w:p>
+            <w:r>
+              <w:rPr>
+                <w:rFonts w:ascii="Times New Roman" w:hAnsi="Times New Roman"/>
+                <w:sz w:val="20"/>
+              </w:rPr>
+              <w:t>Candidatus Erwinia dacicola</w:t>
+            </w:r>
+          </w:p>
+        </w:tc>
+        <w:tc>
+          <w:tcPr>
+            <w:tcW w:type="dxa" w:w="3041"/>
+          </w:tcPr>
+          <w:p>
+            <w:r>
+              <w:rPr>
+                <w:rFonts w:ascii="Times New Roman" w:hAnsi="Times New Roman"/>
+                <w:sz w:val="20"/>
+              </w:rPr>
+              <w:t>1</w:t>
+            </w:r>
+          </w:p>
+        </w:tc>
+        <w:tc>
+          <w:tcPr>
+            <w:tcW w:type="dxa" w:w="3041"/>
+          </w:tcPr>
+          <w:p>
+            <w:r>
+              <w:rPr>
+                <w:rFonts w:ascii="Times New Roman" w:hAnsi="Times New Roman"/>
+                <w:sz w:val="20"/>
+              </w:rPr>
+              <w:t>Simbionte conhecido da mosca-da-azeitona — sistema hospedeiro diferente, n=1, provável hit espúrio</w:t>
+            </w:r>
+          </w:p>
+        </w:tc>
+      </w:tr>
+    </w:tbl>
+    <w:p>
+      <w:pPr/>
     </w:p>
     <w:p>
       <w:pPr>
         <w:jc w:val="both"/>
       </w:pPr>
       <w:r>
-        <w:t xml:space="preserve">Dois hits de baixa confiança foram sinalizados separadamente: 1 proteína com 45,1% de identidade a </w:t>
-      </w:r>
-      <w:r>
         <w:rPr>
-          <w:i/>
+          <w:b/>
         </w:rPr>
-        <w:t>Xylella fastidiosa</w:t>
-      </w:r>
-      <w:r>
-        <w:t xml:space="preserve"> (domínio genérico Bro-N, baixa especificidade) e 1 proteína com 70,0% de identidade a uma DNA polimerase parcial de fitoplasma "aster yellows". Ambos são tratados como ruído exploratório e não como evidência de vetoração — o hit de fitoplasma é biologicamente improvável dado o hábito xilema-alimentador da espécie (ver Seção 1).</w:t>
-      </w:r>
+        <w:t>Censo completo de Fungi (256 hits, todos agrupados por gênero):</w:t>
+      </w:r>
+    </w:p>
+    <w:tbl>
+      <w:tblPr>
+        <w:tblStyle w:val="TableGrid"/>
+        <w:tblW w:type="auto" w:w="0"/>
+        <w:tblLook w:firstColumn="1" w:firstRow="1" w:lastColumn="0" w:lastRow="0" w:noHBand="0" w:noVBand="1" w:val="04A0"/>
+      </w:tblPr>
+      <w:tblGrid>
+        <w:gridCol w:w="3041"/>
+        <w:gridCol w:w="3041"/>
+        <w:gridCol w:w="3041"/>
+      </w:tblGrid>
+      <w:tr>
+        <w:tc>
+          <w:tcPr>
+            <w:tcW w:type="dxa" w:w="3041"/>
+            <w:shd w:val="clear" w:color="auto" w:fill="D9E1F2"/>
+          </w:tcPr>
+          <w:p>
+            <w:r>
+              <w:rPr>
+                <w:rFonts w:ascii="Times New Roman" w:hAnsi="Times New Roman"/>
+                <w:b/>
+                <w:sz w:val="20"/>
+              </w:rPr>
+              <w:t>Categoria</w:t>
+            </w:r>
+          </w:p>
+        </w:tc>
+        <w:tc>
+          <w:tcPr>
+            <w:tcW w:type="dxa" w:w="3041"/>
+            <w:shd w:val="clear" w:color="auto" w:fill="D9E1F2"/>
+          </w:tcPr>
+          <w:p>
+            <w:r>
+              <w:rPr>
+                <w:rFonts w:ascii="Times New Roman" w:hAnsi="Times New Roman"/>
+                <w:b/>
+                <w:sz w:val="20"/>
+              </w:rPr>
+              <w:t>N</w:t>
+            </w:r>
+          </w:p>
+        </w:tc>
+        <w:tc>
+          <w:tcPr>
+            <w:tcW w:type="dxa" w:w="3041"/>
+            <w:shd w:val="clear" w:color="auto" w:fill="D9E1F2"/>
+          </w:tcPr>
+          <w:p>
+            <w:r>
+              <w:rPr>
+                <w:rFonts w:ascii="Times New Roman" w:hAnsi="Times New Roman"/>
+                <w:b/>
+                <w:sz w:val="20"/>
+              </w:rPr>
+              <w:t>Interpretação</w:t>
+            </w:r>
+          </w:p>
+        </w:tc>
+      </w:tr>
+      <w:tr>
+        <w:tc>
+          <w:tcPr>
+            <w:tcW w:type="dxa" w:w="3041"/>
+          </w:tcPr>
+          <w:p>
+            <w:r>
+              <w:rPr>
+                <w:rFonts w:ascii="Times New Roman" w:hAnsi="Times New Roman"/>
+                <w:sz w:val="20"/>
+              </w:rPr>
+              <w:t>Entomopatogênicos (Entomophthora muscae 96, Neoconidiobolus 26, Massospora cicadina 18, Metarhizium spp. 56)</w:t>
+            </w:r>
+          </w:p>
+        </w:tc>
+        <w:tc>
+          <w:tcPr>
+            <w:tcW w:type="dxa" w:w="3041"/>
+          </w:tcPr>
+          <w:p>
+            <w:r>
+              <w:rPr>
+                <w:rFonts w:ascii="Times New Roman" w:hAnsi="Times New Roman"/>
+                <w:sz w:val="20"/>
+              </w:rPr>
+              <w:t>196 (76,6%)</w:t>
+            </w:r>
+          </w:p>
+        </w:tc>
+        <w:tc>
+          <w:tcPr>
+            <w:tcW w:type="dxa" w:w="3041"/>
+          </w:tcPr>
+          <w:p>
+            <w:r>
+              <w:rPr>
+                <w:rFonts w:ascii="Times New Roman" w:hAnsi="Times New Roman"/>
+                <w:sz w:val="20"/>
+              </w:rPr>
+              <w:t>Patógenos do próprio inseto — biologicamente plausíveis, irrelevantes para o amarelão (relevantes para controle biológico da cigarrinha)</w:t>
+            </w:r>
+          </w:p>
+        </w:tc>
+      </w:tr>
+      <w:tr>
+        <w:tc>
+          <w:tcPr>
+            <w:tcW w:type="dxa" w:w="3041"/>
+          </w:tcPr>
+          <w:p>
+            <w:r>
+              <w:rPr>
+                <w:rFonts w:ascii="Times New Roman" w:hAnsi="Times New Roman"/>
+                <w:sz w:val="20"/>
+              </w:rPr>
+              <w:t>Erysiphe pulchra</w:t>
+            </w:r>
+          </w:p>
+        </w:tc>
+        <w:tc>
+          <w:tcPr>
+            <w:tcW w:type="dxa" w:w="3041"/>
+          </w:tcPr>
+          <w:p>
+            <w:r>
+              <w:rPr>
+                <w:rFonts w:ascii="Times New Roman" w:hAnsi="Times New Roman"/>
+                <w:sz w:val="20"/>
+              </w:rPr>
+              <w:t>15</w:t>
+            </w:r>
+          </w:p>
+        </w:tc>
+        <w:tc>
+          <w:tcPr>
+            <w:tcW w:type="dxa" w:w="3041"/>
+          </w:tcPr>
+          <w:p>
+            <w:r>
+              <w:rPr>
+                <w:rFonts w:ascii="Times New Roman" w:hAnsi="Times New Roman"/>
+                <w:sz w:val="20"/>
+              </w:rPr>
+              <w:t>Fitopatógeno (oídio), mas ataca superfície foliar — mecanisticamente improvável para o sintoma de xilema do amarelão</w:t>
+            </w:r>
+          </w:p>
+        </w:tc>
+      </w:tr>
+      <w:tr>
+        <w:tc>
+          <w:tcPr>
+            <w:tcW w:type="dxa" w:w="3041"/>
+          </w:tcPr>
+          <w:p>
+            <w:r>
+              <w:rPr>
+                <w:rFonts w:ascii="Times New Roman" w:hAnsi="Times New Roman"/>
+                <w:sz w:val="20"/>
+              </w:rPr>
+              <w:t>Fusarium spp. (murcha vascular)</w:t>
+            </w:r>
+          </w:p>
+        </w:tc>
+        <w:tc>
+          <w:tcPr>
+            <w:tcW w:type="dxa" w:w="3041"/>
+          </w:tcPr>
+          <w:p>
+            <w:r>
+              <w:rPr>
+                <w:rFonts w:ascii="Times New Roman" w:hAnsi="Times New Roman"/>
+                <w:sz w:val="20"/>
+              </w:rPr>
+              <w:t>8</w:t>
+            </w:r>
+          </w:p>
+        </w:tc>
+        <w:tc>
+          <w:tcPr>
+            <w:tcW w:type="dxa" w:w="3041"/>
+          </w:tcPr>
+          <w:p>
+            <w:r>
+              <w:rPr>
+                <w:rFonts w:ascii="Times New Roman" w:hAnsi="Times New Roman"/>
+                <w:sz w:val="20"/>
+              </w:rPr>
+              <w:t>Único gênero fitopatogênico com plausibilidade mecânica (coloniza xilema), mas sinal fraco, não confirmado por fonte independente</w:t>
+            </w:r>
+          </w:p>
+        </w:tc>
+      </w:tr>
+      <w:tr>
+        <w:tc>
+          <w:tcPr>
+            <w:tcW w:type="dxa" w:w="3041"/>
+          </w:tcPr>
+          <w:p>
+            <w:r>
+              <w:rPr>
+                <w:rFonts w:ascii="Times New Roman" w:hAnsi="Times New Roman"/>
+                <w:sz w:val="20"/>
+              </w:rPr>
+              <w:t>Diversos gêneros singleton</w:t>
+            </w:r>
+          </w:p>
+        </w:tc>
+        <w:tc>
+          <w:tcPr>
+            <w:tcW w:type="dxa" w:w="3041"/>
+          </w:tcPr>
+          <w:p>
+            <w:r>
+              <w:rPr>
+                <w:rFonts w:ascii="Times New Roman" w:hAnsi="Times New Roman"/>
+                <w:sz w:val="20"/>
+              </w:rPr>
+              <w:t>37</w:t>
+            </w:r>
+          </w:p>
+        </w:tc>
+        <w:tc>
+          <w:tcPr>
+            <w:tcW w:type="dxa" w:w="3041"/>
+          </w:tcPr>
+          <w:p>
+            <w:r>
+              <w:rPr>
+                <w:rFonts w:ascii="Times New Roman" w:hAnsi="Times New Roman"/>
+                <w:sz w:val="20"/>
+              </w:rPr>
+              <w:t>Ambiental/saprófita comum, sem padrão</w:t>
+            </w:r>
+          </w:p>
+        </w:tc>
+      </w:tr>
+    </w:tbl>
+    <w:p>
+      <w:pPr/>
     </w:p>
     <w:p>
       <w:pPr>
@@ -1862,55 +3090,146 @@
         <w:rPr>
           <w:b/>
         </w:rPr>
-        <w:t>Confirmação independente (Camada 2):</w:t>
-      </w:r>
-      <w:r>
-        <w:t xml:space="preserve"> a classificação estrutural eucarioto/procarioto de Whokaryote+Tiara, que não depende de similaridade de sequência a um banco de referência, foi cruzada com os 60 candidatos da Camada 1 (57 </w:t>
+        <w:t>Censo viral (30 hits originais + descoberta dirigida por RdRp):</w:t>
+      </w:r>
+      <w:r>
+        <w:t xml:space="preserve"> dos 30 hits virais da anotação original, a reclassificação taxonômica (NCBI) revelou que </w:t>
+      </w:r>
+      <w:r>
+        <w:rPr>
+          <w:b/>
+        </w:rPr>
+        <w:t>12 (40%) não são vírus infecciosos</w:t>
+      </w:r>
+      <w:r>
+        <w:t xml:space="preserve">, e sim elementos genômicos móveis do próprio genoma do inseto rotulados como "vírus" pela nomenclatura do banco: </w:t>
       </w:r>
       <w:r>
         <w:rPr>
           <w:i/>
         </w:rPr>
-        <w:t>Sulcia</w:t>
-      </w:r>
-      <w:r>
-        <w:t>/</w:t>
+        <w:t>Halyomorpha halys</w:t>
+      </w:r>
+      <w:r>
+        <w:t xml:space="preserve"> erranti-like virus 1 (10 hits; família Metaviridae — retrotransposon LTR tipo </w:t>
       </w:r>
       <w:r>
         <w:rPr>
           <w:i/>
         </w:rPr>
-        <w:t>Sodalis</w:t>
-      </w:r>
-      <w:r>
-        <w:t>-like + 2 patógenos de baixa prioridade). Whokaryote só classifica contigs ≥5.000 pb — a maioria dos candidatos é composta por genes bacterianos únicos em transcritos Trinity curtos — de modo que apenas 3 candidatos puderam ser avaliados; os 3 foram classificados como procarioto (</w:t>
+        <w:t>errantivirus</w:t>
+      </w:r>
+      <w:r>
+        <w:t xml:space="preserve">) e </w:t>
+      </w:r>
+      <w:r>
+        <w:rPr>
+          <w:i/>
+        </w:rPr>
+        <w:t>Megastigmus</w:t>
+      </w:r>
+      <w:r>
+        <w:t xml:space="preserve"> wasp adintovirus (2 hits; Eupolintoviridae — elemento tipo Polinton/virófago). Dos </w:t>
       </w:r>
       <w:r>
         <w:rPr>
           <w:b/>
         </w:rPr>
-        <w:t>concordantes</w:t>
-      </w:r>
-      <w:r>
-        <w:t>, 0 discordantes), e os 57 restantes ficaram como "não analisado" por limitação de cobertura da Camada 2, não como evidência contra a chamada da Camada 1 (</w:t>
+        <w:t>18 hits restantes que são vírus genuínos</w:t>
+      </w:r>
+      <w:r>
+        <w:t xml:space="preserve">: 4 são mycovírus (infectam os fungos já detectados acima — </w:t>
+      </w:r>
+      <w:r>
+        <w:rPr>
+          <w:i/>
+        </w:rPr>
+        <w:t>Verticillium</w:t>
+      </w:r>
+      <w:r>
+        <w:t xml:space="preserve">, </w:t>
+      </w:r>
+      <w:r>
+        <w:rPr>
+          <w:i/>
+        </w:rPr>
+        <w:t>Erysiphe</w:t>
+      </w:r>
+      <w:r>
+        <w:t xml:space="preserve">, </w:t>
+      </w:r>
+      <w:r>
+        <w:rPr>
+          <w:i/>
+        </w:rPr>
+        <w:t>Magnaporthe</w:t>
+      </w:r>
+      <w:r>
+        <w:t xml:space="preserve">, </w:t>
+      </w:r>
+      <w:r>
+        <w:rPr>
+          <w:i/>
+        </w:rPr>
+        <w:t>Leptosphaeria</w:t>
+      </w:r>
+      <w:r>
+        <w:t xml:space="preserve"> — consistência interna do censo), e 14 são vírus de RNA associados a artrópodes sem precedente de fitopatogenicidade (Narnaviridae, Nodaviridae, Phasmaviridae, Jingmenvirus-like, Dicistroviridae, um vírus Orthomyxo-relacionado já descrito em Hemiptera). A busca dirigida por domínio RdRp (</w:t>
       </w:r>
       <w:r>
         <w:rPr>
           <w:rFonts w:ascii="Courier New" w:hAnsi="Courier New"/>
           <w:sz w:val="20"/>
         </w:rPr>
-        <w:t>results/endosymbiont_candidates/endosymbionts_cross_validated.tsv</w:t>
-      </w:r>
-      <w:r>
-        <w:t>).</w:t>
-      </w:r>
-    </w:p>
-    <w:p>
-      <w:pPr>
-        <w:pStyle w:val="Heading3"/>
-      </w:pPr>
-      <w:r>
-        <w:t>3.5 Predição de secretoma clássico</w:t>
+        <w:t>hmmscan</w:t>
+      </w:r>
+      <w:r>
+        <w:t xml:space="preserve">, 31 famílias) confirmou por 2 fontes independentes (domínio + identidade BLASTx) 4 desses vírus genuínos com alta confiança: um Jingmenvirus-like (41,6% identidade a </w:t>
+      </w:r>
+      <w:r>
+        <w:rPr>
+          <w:i/>
+        </w:rPr>
+        <w:t>Wuhan flea virus</w:t>
+      </w:r>
+      <w:r>
+        <w:t xml:space="preserve"> NS5-like), um Nodaviridae-like (87,6% identidade a </w:t>
+      </w:r>
+      <w:r>
+        <w:rPr>
+          <w:i/>
+        </w:rPr>
+        <w:t>Boolarra virus</w:t>
+      </w:r>
+      <w:r>
+        <w:t xml:space="preserve">), um Dicistroviridae-like (69,8% identidade a </w:t>
+      </w:r>
+      <w:r>
+        <w:rPr>
+          <w:i/>
+        </w:rPr>
+        <w:t>Drosophila C virus</w:t>
+      </w:r>
+      <w:r>
+        <w:t>/</w:t>
+      </w:r>
+      <w:r>
+        <w:rPr>
+          <w:i/>
+        </w:rPr>
+        <w:t>Nilaparvata lugens C virus</w:t>
+      </w:r>
+      <w:r>
+        <w:t xml:space="preserve">) e um Cypovirus-like (Reoviridae). </w:t>
+      </w:r>
+      <w:r>
+        <w:rPr>
+          <w:b/>
+        </w:rPr>
+        <w:t>Busca dirigida pela família RdRp de Phytoreovirus (o grupo clássico de vírus de planta vetorado por Auchenorrhyncha) não teve nenhum hit em nenhum contig</w:t>
+      </w:r>
+      <w:r>
+        <w:t xml:space="preserve"> — ausência notável dado o desenho do estudo.</w:t>
       </w:r>
     </w:p>
     <w:p>
@@ -1918,35 +3237,22 @@
         <w:jc w:val="both"/>
       </w:pPr>
       <w:r>
-        <w:t xml:space="preserve">A predição TMbed (Seção 2.5) classificou </w:t>
-      </w:r>
-      <w:r>
         <w:rPr>
           <w:b/>
         </w:rPr>
-        <w:t>1.238 proteínas (9,9%) com peptídeo sinal</w:t>
-      </w:r>
-      <w:r>
-        <w:t xml:space="preserve"> e </w:t>
+        <w:t>Busca por genes de toxina/virulência microbiana:</w:t>
+      </w:r>
+      <w:r>
+        <w:t xml:space="preserve"> varredura por palavra-chave em toda a anotação de Bacteria+Fungi encontrou apenas sistemas toxina-antitoxina bacterianos intracelulares universais (RelE/RelB, VapBC, MazF — módulos de regulação de persistência/estresse presentes em praticamente toda bactéria de vida livre, sem relação com fitopatogenicidade) e uma fosfolipase de </w:t>
       </w:r>
       <w:r>
         <w:rPr>
-          <w:b/>
+          <w:i/>
         </w:rPr>
-        <w:t>1.171 proteínas (9,4%) como secretoma clássico</w:t>
-      </w:r>
-      <w:r>
-        <w:t xml:space="preserve"> (peptídeo sinal presente E ≤1 segmento transmembrana; 67 proteínas excluídas por terem &gt;1 segmento TM). Do secretoma clássico, 79,0% têm hit DIAMOND, 67,1% têm domínio Pfam, 51,0% têm termo GO e 37,7% têm ortólogo KEGG. As categorias COG mais representadas no secretoma clássico são função desconhecida (277), transdução de sinal (147), modificação pós-traducional/chaperonas (145) e transporte/metabolismo de carboidratos (89) (</w:t>
-      </w:r>
-      <w:r>
-        <w:rPr>
-          <w:rFonts w:ascii="Courier New" w:hAnsi="Courier New"/>
-          <w:sz w:val="20"/>
-        </w:rPr>
-        <w:t>results/secretome/secretome_report.txt</w:t>
-      </w:r>
-      <w:r>
-        <w:t>).</w:t>
+        <w:t>Metarhizium anisopliae</w:t>
+      </w:r>
+      <w:r>
+        <w:t xml:space="preserve"> (consistente com seu papel já conhecido como fungo entomopatogênico, não fitopatogênico). Nenhum gene de fitotoxina clássica (coronatina, tabtoxina, siringomicina, proteínas indutoras de necrose tipo NEP1) foi encontrado.</w:t>
       </w:r>
     </w:p>
     <w:p>
@@ -1957,8 +3263,517 @@
       <w:r>
         <w:drawing>
           <wp:inline xmlns:a="http://schemas.openxmlformats.org/drawingml/2006/main" xmlns:pic="http://schemas.openxmlformats.org/drawingml/2006/picture">
+            <wp:extent cx="5760720" cy="6467545"/>
+            <wp:docPr id="6" name="Picture 6"/>
+            <wp:cNvGraphicFramePr>
+              <a:graphicFrameLocks noChangeAspect="1"/>
+            </wp:cNvGraphicFramePr>
+            <a:graphic>
+              <a:graphicData uri="http://schemas.openxmlformats.org/drawingml/2006/picture">
+                <pic:pic>
+                  <pic:nvPicPr>
+                    <pic:cNvPr id="0" name="microbiome_census.png"/>
+                    <pic:cNvPicPr/>
+                  </pic:nvPicPr>
+                  <pic:blipFill>
+                    <a:blip r:embed="rId14"/>
+                    <a:stretch>
+                      <a:fillRect/>
+                    </a:stretch>
+                  </pic:blipFill>
+                  <pic:spPr>
+                    <a:xfrm>
+                      <a:off x="0" y="0"/>
+                      <a:ext cx="5760720" cy="6467545"/>
+                    </a:xfrm>
+                    <a:prstGeom prst="rect"/>
+                  </pic:spPr>
+                </pic:pic>
+              </a:graphicData>
+            </a:graphic>
+          </wp:inline>
+        </w:drawing>
+      </w:r>
+    </w:p>
+    <w:p>
+      <w:pPr>
+        <w:spacing w:line="240" w:lineRule="auto" w:after="240"/>
+        <w:jc w:val="both"/>
+      </w:pPr>
+      <w:r>
+        <w:rPr>
+          <w:i/>
+          <w:sz w:val="18"/>
+        </w:rPr>
+        <w:t>Figura 8. Censo completo do microbioma bacteriano e fungico (Camada 3), todos os hits agrupados por genero -- nao apenas os candidatos ja pre-selecionados em sessoes anteriores. (A) 540 hits de Bacteria: destaque para Herbaspirillum spp. (88 hits, laranja -- endofito classico de Brachiaria/Urochloa, provavel origem vegetal via xilema ingerido), Candidatus Karelsulcia muelleri (57 hits, verde -- endossimbionte ja confirmado) e Xylella+fitoplasma (2 hits, vermelho -- testados e REFUTADOS por mapeamento genoma-inteiro, ver Figura 9B). (B) 256 hits de Fungi: 77% (196) sao entomopatogenicos (azul), Fusarium spp. (8 hits, laranja) e o unico genero fitopatogenico mecanisticamente plausivel mas com sinal fraco.</w:t>
+      </w:r>
+    </w:p>
+    <w:p>
+      <w:pPr>
+        <w:spacing w:line="240" w:lineRule="auto"/>
+        <w:jc w:val="center"/>
+      </w:pPr>
+      <w:r>
+        <w:drawing>
+          <wp:inline xmlns:a="http://schemas.openxmlformats.org/drawingml/2006/main" xmlns:pic="http://schemas.openxmlformats.org/drawingml/2006/picture">
+            <wp:extent cx="5760720" cy="2947536"/>
+            <wp:docPr id="7" name="Picture 7"/>
+            <wp:cNvGraphicFramePr>
+              <a:graphicFrameLocks noChangeAspect="1"/>
+            </wp:cNvGraphicFramePr>
+            <a:graphic>
+              <a:graphicData uri="http://schemas.openxmlformats.org/drawingml/2006/picture">
+                <pic:pic>
+                  <pic:nvPicPr>
+                    <pic:cNvPr id="0" name="pathogen_screening.png"/>
+                    <pic:cNvPicPr/>
+                  </pic:nvPicPr>
+                  <pic:blipFill>
+                    <a:blip r:embed="rId15"/>
+                    <a:stretch>
+                      <a:fillRect/>
+                    </a:stretch>
+                  </pic:blipFill>
+                  <pic:spPr>
+                    <a:xfrm>
+                      <a:off x="0" y="0"/>
+                      <a:ext cx="5760720" cy="2947536"/>
+                    </a:xfrm>
+                    <a:prstGeom prst="rect"/>
+                  </pic:spPr>
+                </pic:pic>
+              </a:graphicData>
+            </a:graphic>
+          </wp:inline>
+        </w:drawing>
+      </w:r>
+    </w:p>
+    <w:p>
+      <w:pPr>
+        <w:spacing w:line="240" w:lineRule="auto" w:after="240"/>
+        <w:jc w:val="both"/>
+      </w:pPr>
+      <w:r>
+        <w:rPr>
+          <w:i/>
+          <w:sz w:val="18"/>
+        </w:rPr>
+        <w:t>Figura 9. Triagem de patogeno microbiano causador do amarelao (Camada 3) -- nenhum confirmado. (A) Reclassificacao taxonomica (NCBI, consulta ao vivo) dos 30 hits virais da anotacao DIAMOND/NR original: 12 sao elementos retrotransposon-like do proprio genoma do inseto (Metaviridae/Eupolintoviridae), 4 sao micovirus (infectam os fungos ja detectados na Figura 8B) e 14 sao virus genuinos de artropode sem precedente fitopatogenico -- busca dirigida pela familia RdRp de Phytoreovirus (vetorado por Auchenorrhyncha) nao teve nenhum hit. (B) Amplitude de cobertura genoma-inteira do mapeamento dos ~173 milhoes de reads brutos contra os genomas de referencia completos de Xylella fastidiosa subsp. multiplex e do fitoplasma Aster Yellows: &lt;0,3% em ambos os casos, com 98-100% das poucas posicoes cobertas caindo em operons de rRNA conservado (nao presenca real do patogeno) -- ambos REFUTADOS.</w:t>
+      </w:r>
+    </w:p>
+    <w:p>
+      <w:pPr>
+        <w:pStyle w:val="Heading3"/>
+      </w:pPr>
+      <w:r>
+        <w:t>3.4 Candidatos a endossimbionte</w:t>
+      </w:r>
+    </w:p>
+    <w:p>
+      <w:pPr>
+        <w:jc w:val="both"/>
+      </w:pPr>
+      <w:r>
+        <w:t xml:space="preserve">A extração dirigida de hits com correspondência a simbiontes conhecidos de Auchenorrhyncha identificou </w:t>
+      </w:r>
+      <w:r>
+        <w:rPr>
+          <w:b/>
+        </w:rPr>
+        <w:t>57 proteínas com ~99% de identidade a *Candidatus* Karelsulcia muelleri</w:t>
+      </w:r>
+      <w:r>
+        <w:t xml:space="preserve">, incluindo genes housekeeping clássicos de simbiontes nutricionais (6-fosfofrutoquinase, GAPDH, chaperonina GroEL, enzima málica, fator de iniciação da tradução IF-2) — um padrão de expressão consistente com um simbionte metabolicamente ativo e não com contaminação aleatória. Foi identificada também </w:t>
+      </w:r>
+      <w:r>
+        <w:rPr>
+          <w:b/>
+        </w:rPr>
+        <w:t>1 proteína com hit em simbionte *Sodalis*-like de *Philaenus spumarius</w:t>
+      </w:r>
+      <w:r>
+        <w:rPr>
+          <w:i/>
+        </w:rPr>
+        <w:t xml:space="preserve"> (cigarrinha-das-pastagens europeia, mesma superfamília Cercopoidea). Esses achados são fortemente consistentes com o padrão de endossimbiose dupla obrigatória (</w:t>
+      </w:r>
+      <w:r>
+        <w:t>Sulcia</w:t>
+      </w:r>
+      <w:r>
+        <w:rPr>
+          <w:i/>
+        </w:rPr>
+        <w:t xml:space="preserve"> + </w:t>
+      </w:r>
+      <w:r>
+        <w:t>Zinderia</w:t>
+      </w:r>
+      <w:r>
+        <w:rPr>
+          <w:i/>
+        </w:rPr>
+        <w:t>/</w:t>
+      </w:r>
+      <w:r>
+        <w:t>Sodalis*-like) já descrito para cigarrinhas-espumantes, incluindo três espécies sul-americanas próximas confirmadas por Foieri et al. (2022).</w:t>
+      </w:r>
+    </w:p>
+    <w:p>
+      <w:pPr>
+        <w:jc w:val="both"/>
+      </w:pPr>
+      <w:r>
+        <w:t xml:space="preserve">Dois hits de baixa confiança foram sinalizados separadamente: 1 proteína com 45,1% de identidade a </w:t>
+      </w:r>
+      <w:r>
+        <w:rPr>
+          <w:i/>
+        </w:rPr>
+        <w:t>Xylella fastidiosa</w:t>
+      </w:r>
+      <w:r>
+        <w:t xml:space="preserve"> (domínio genérico Bro-N, baixa especificidade) e 1 proteína com 70,0% de identidade a uma DNA polimerase parcial de fitoplasma "aster yellows". Diferentemente da versão anterior deste documento, esses dois leads </w:t>
+      </w:r>
+      <w:r>
+        <w:rPr>
+          <w:b/>
+        </w:rPr>
+        <w:t>foram testados diretamente e refutados</w:t>
+      </w:r>
+      <w:r>
+        <w:t xml:space="preserve">: o mapeamento dos ~173 milhões de reads brutos contra os genomas de referência completos de </w:t>
+      </w:r>
+      <w:r>
+        <w:rPr>
+          <w:i/>
+        </w:rPr>
+        <w:t>X. fastidiosa</w:t>
+      </w:r>
+      <w:r>
+        <w:t xml:space="preserve"> subsp. </w:t>
+      </w:r>
+      <w:r>
+        <w:rPr>
+          <w:i/>
+        </w:rPr>
+        <w:t>multiplex</w:t>
+      </w:r>
+      <w:r>
+        <w:t xml:space="preserve"> e do fitoplasma Aster Yellows (Seção 2.7, Camada 3) produziu amplitude de cobertura genoma-inteira de apenas 0,28% e 0,17%, respectivamente — e </w:t>
+      </w:r>
+      <w:r>
+        <w:rPr>
+          <w:b/>
+        </w:rPr>
+        <w:t>100% (fitoplasma) / 98,0% (Xylella) das poucas posições cobertas caem dentro de operons de rRNA 16S/23S</w:t>
+      </w:r>
+      <w:r>
+        <w:t xml:space="preserve"> (confirmado via anotação GFF3 real posição-a-posição), a assinatura clássica de cross-mapping inespecífico de uma região universalmente conservada entre bactérias distantes, não presença real do patógeno. Os 1,97% restantes em Xylella caem num gene de protease S8 igualmente conservado e não-diagnóstico. Não há, portanto, nenhuma evidência de presença de </w:t>
+      </w:r>
+      <w:r>
+        <w:rPr>
+          <w:i/>
+        </w:rPr>
+        <w:t>Xylella</w:t>
+      </w:r>
+      <w:r>
+        <w:t xml:space="preserve"> ou fitoplasma neste material.</w:t>
+      </w:r>
+    </w:p>
+    <w:p>
+      <w:pPr>
+        <w:jc w:val="both"/>
+      </w:pPr>
+      <w:r>
+        <w:rPr>
+          <w:b/>
+        </w:rPr>
+        <w:t>Confirmação independente (Camada 2):</w:t>
+      </w:r>
+      <w:r>
+        <w:t xml:space="preserve"> a classificação estrutural eucarioto/procarioto de Whokaryote+Tiara, que não depende de similaridade de sequência a um banco de referência, foi cruzada com os 60 candidatos da Camada 1 (57 </w:t>
+      </w:r>
+      <w:r>
+        <w:rPr>
+          <w:i/>
+        </w:rPr>
+        <w:t>Sulcia</w:t>
+      </w:r>
+      <w:r>
+        <w:t>/</w:t>
+      </w:r>
+      <w:r>
+        <w:rPr>
+          <w:i/>
+        </w:rPr>
+        <w:t>Sodalis</w:t>
+      </w:r>
+      <w:r>
+        <w:t>-like + 2 patógenos de baixa prioridade). Whokaryote só classifica contigs ≥5.000 pb — a maioria dos candidatos é composta por genes bacterianos únicos em transcritos Trinity curtos — de modo que apenas 3 candidatos puderam ser avaliados; os 3 foram classificados como procarioto (</w:t>
+      </w:r>
+      <w:r>
+        <w:rPr>
+          <w:b/>
+        </w:rPr>
+        <w:t>concordantes</w:t>
+      </w:r>
+      <w:r>
+        <w:t>, 0 discordantes), e os 57 restantes ficaram como "não analisado" por limitação de cobertura da Camada 2, não como evidência contra a chamada da Camada 1 (</w:t>
+      </w:r>
+      <w:r>
+        <w:rPr>
+          <w:rFonts w:ascii="Courier New" w:hAnsi="Courier New"/>
+          <w:sz w:val="20"/>
+        </w:rPr>
+        <w:t>results/endosymbiont_candidates/endosymbionts_cross_validated.tsv</w:t>
+      </w:r>
+      <w:r>
+        <w:t>).</w:t>
+      </w:r>
+    </w:p>
+    <w:p>
+      <w:pPr>
+        <w:jc w:val="both"/>
+      </w:pPr>
+      <w:r>
+        <w:rPr>
+          <w:b/>
+        </w:rPr>
+        <w:t>Evidência adicional (Camada 3):</w:t>
+      </w:r>
+      <w:r>
+        <w:t xml:space="preserve"> o perfil de GC dos 37 candidatos </w:t>
+      </w:r>
+      <w:r>
+        <w:rPr>
+          <w:i/>
+        </w:rPr>
+        <w:t>Sulcia</w:t>
+      </w:r>
+      <w:r>
+        <w:t>/</w:t>
+      </w:r>
+      <w:r>
+        <w:rPr>
+          <w:i/>
+        </w:rPr>
+        <w:t>Sodalis</w:t>
+      </w:r>
+      <w:r>
+        <w:t xml:space="preserve"> com dados de expressão (mediana 24,9%) é significativamente menor que o do restante do transcriptoma eucariótico anotado (mediana 36,2%; Mann-Whitney p=8,1×10⁻²³), consistente com o genoma extremamente reduzido e rico em AT já descrito para </w:t>
+      </w:r>
+      <w:r>
+        <w:rPr>
+          <w:i/>
+        </w:rPr>
+        <w:t>Sulcia</w:t>
+      </w:r>
+      <w:r>
+        <w:t xml:space="preserve"> na literatura. A identidade de 99,4% a proteínas nomeadas de </w:t>
+      </w:r>
+      <w:r>
+        <w:rPr>
+          <w:i/>
+        </w:rPr>
+        <w:t>Candidatus</w:t>
+      </w:r>
+      <w:r>
+        <w:t xml:space="preserve"> Karelsulcia muelleri (GroEL, GAPDH) permanece a evidência mais direta de identidade de espécie.</w:t>
+      </w:r>
+    </w:p>
+    <w:p>
+      <w:pPr>
+        <w:spacing w:line="240" w:lineRule="auto"/>
+        <w:jc w:val="center"/>
+      </w:pPr>
+      <w:r>
+        <w:drawing>
+          <wp:inline xmlns:a="http://schemas.openxmlformats.org/drawingml/2006/main" xmlns:pic="http://schemas.openxmlformats.org/drawingml/2006/picture">
+            <wp:extent cx="5760720" cy="4049002"/>
+            <wp:docPr id="8" name="Picture 8"/>
+            <wp:cNvGraphicFramePr>
+              <a:graphicFrameLocks noChangeAspect="1"/>
+            </wp:cNvGraphicFramePr>
+            <a:graphic>
+              <a:graphicData uri="http://schemas.openxmlformats.org/drawingml/2006/picture">
+                <pic:pic>
+                  <pic:nvPicPr>
+                    <pic:cNvPr id="0" name="blobplot_gc_tpm.png"/>
+                    <pic:cNvPicPr/>
+                  </pic:nvPicPr>
+                  <pic:blipFill>
+                    <a:blip r:embed="rId16"/>
+                    <a:stretch>
+                      <a:fillRect/>
+                    </a:stretch>
+                  </pic:blipFill>
+                  <pic:spPr>
+                    <a:xfrm>
+                      <a:off x="0" y="0"/>
+                      <a:ext cx="5760720" cy="4049002"/>
+                    </a:xfrm>
+                    <a:prstGeom prst="rect"/>
+                  </pic:spPr>
+                </pic:pic>
+              </a:graphicData>
+            </a:graphic>
+          </wp:inline>
+        </w:drawing>
+      </w:r>
+    </w:p>
+    <w:p>
+      <w:pPr>
+        <w:spacing w:line="240" w:lineRule="auto" w:after="240"/>
+        <w:jc w:val="both"/>
+      </w:pPr>
+      <w:r>
+        <w:rPr>
+          <w:i/>
+          <w:sz w:val="18"/>
+        </w:rPr>
+        <w:t>Figura 10. GC% x TPM por contig (estilo BlobTools), destacando os 37 candidatos Sulcia/Sodalis com dados de expressao. A mediana de GC dos candidatos (24,9%) e significativamente menor que a do restante do transcriptoma eucariotico anotado (36,2%; Mann-Whitney p=8,1x10^-23), consistente com o genoma extremamente reduzido e rico em AT ja descrito para Sulcia na literatura (Bennett &amp; Moran 2013). O ponto verde isolado em ~45% GC e o unico hit Sodalis-like, consistente com o GC mais alto esperado para esse co-simbionte.</w:t>
+      </w:r>
+    </w:p>
+    <w:p>
+      <w:pPr>
+        <w:jc w:val="both"/>
+      </w:pPr>
+      <w:r>
+        <w:rPr>
+          <w:b/>
+        </w:rPr>
+        <w:t>Uma tentativa de validação filogenética (GroEL, máxima verossimilhança + bootstrap ultrarrápido, `08_metagenomic_deep/`) não foi conclusiva</w:t>
+      </w:r>
+      <w:r>
+        <w:t xml:space="preserve">: mesmo após adicionar um outgroup de Bacteroidetes de vida livre, o candidato de </w:t>
+      </w:r>
+      <w:r>
+        <w:rPr>
+          <w:i/>
+        </w:rPr>
+        <w:t>M. spectabilis</w:t>
+      </w:r>
+      <w:r>
+        <w:t xml:space="preserve"> não se agrupou dentro do clado </w:t>
+      </w:r>
+      <w:r>
+        <w:rPr>
+          <w:i/>
+        </w:rPr>
+        <w:t>Karelsulcia</w:t>
+      </w:r>
+      <w:r>
+        <w:t xml:space="preserve"> com suporte estatístico adequado (bootstrap 49–72%, abaixo do limiar de 95% adotado como critério) — resultado reportado sem tentativas adicionais de reamostragem taxonômica para não distorcer o achado.</w:t>
+      </w:r>
+    </w:p>
+    <w:p>
+      <w:pPr>
+        <w:spacing w:line="240" w:lineRule="auto"/>
+        <w:jc w:val="center"/>
+      </w:pPr>
+      <w:r>
+        <w:drawing>
+          <wp:inline xmlns:a="http://schemas.openxmlformats.org/drawingml/2006/main" xmlns:pic="http://schemas.openxmlformats.org/drawingml/2006/picture">
+            <wp:extent cx="5760720" cy="3100988"/>
+            <wp:docPr id="9" name="Picture 9"/>
+            <wp:cNvGraphicFramePr>
+              <a:graphicFrameLocks noChangeAspect="1"/>
+            </wp:cNvGraphicFramePr>
+            <a:graphic>
+              <a:graphicData uri="http://schemas.openxmlformats.org/drawingml/2006/picture">
+                <pic:pic>
+                  <pic:nvPicPr>
+                    <pic:cNvPr id="0" name="groel_phylogeny.png"/>
+                    <pic:cNvPicPr/>
+                  </pic:nvPicPr>
+                  <pic:blipFill>
+                    <a:blip r:embed="rId17"/>
+                    <a:stretch>
+                      <a:fillRect/>
+                    </a:stretch>
+                  </pic:blipFill>
+                  <pic:spPr>
+                    <a:xfrm>
+                      <a:off x="0" y="0"/>
+                      <a:ext cx="5760720" cy="3100988"/>
+                    </a:xfrm>
+                    <a:prstGeom prst="rect"/>
+                  </pic:spPr>
+                </pic:pic>
+              </a:graphicData>
+            </a:graphic>
+          </wp:inline>
+        </w:drawing>
+      </w:r>
+    </w:p>
+    <w:p>
+      <w:pPr>
+        <w:spacing w:line="240" w:lineRule="auto" w:after="240"/>
+        <w:jc w:val="both"/>
+      </w:pPr>
+      <w:r>
+        <w:rPr>
+          <w:i/>
+          <w:sz w:val="18"/>
+        </w:rPr>
+        <w:t>Figura 11. Filogenia de maxima verossimilhanca do gene GroEL (candidato de M. spectabilis + referencias de Candidatus Karelsulcia muelleri + outgroup Sodalis glossinidius/Bacteroides sp., IQ-TREE, bootstrap ultrarrapido 1000 replicas). RESULTADO INCONCLUSIVO: o candidato de M. spectabilis nao se agrupa dentro do clado Karelsulcia com suporte estatistico adequado (bootstrap 49-72%, abaixo do criterio de 95% adotado como sucesso) -- reportado como obtido, sem reamostragem taxonomica adicional para nao distorcer o achado.</w:t>
+      </w:r>
+    </w:p>
+    <w:p>
+      <w:pPr>
+        <w:pStyle w:val="Heading3"/>
+      </w:pPr>
+      <w:r>
+        <w:t>3.5 Predição de secretoma clássico</w:t>
+      </w:r>
+    </w:p>
+    <w:p>
+      <w:pPr>
+        <w:jc w:val="both"/>
+      </w:pPr>
+      <w:r>
+        <w:t xml:space="preserve">A predição TMbed (Seção 2.5) classificou </w:t>
+      </w:r>
+      <w:r>
+        <w:rPr>
+          <w:b/>
+        </w:rPr>
+        <w:t>1.238 proteínas (9,9%) com peptídeo sinal</w:t>
+      </w:r>
+      <w:r>
+        <w:t xml:space="preserve"> e </w:t>
+      </w:r>
+      <w:r>
+        <w:rPr>
+          <w:b/>
+        </w:rPr>
+        <w:t>1.171 proteínas (9,4%) como secretoma clássico</w:t>
+      </w:r>
+      <w:r>
+        <w:t xml:space="preserve"> (peptídeo sinal presente E ≤1 segmento transmembrana; 67 proteínas excluídas por terem &gt;1 segmento TM). Do secretoma clássico, 79,0% têm hit DIAMOND, 67,1% têm domínio Pfam, 51,0% têm termo GO e 37,7% têm ortólogo KEGG. As categorias COG mais representadas no secretoma clássico são função desconhecida (277), transdução de sinal (147), modificação pós-traducional/chaperonas (145) e transporte/metabolismo de carboidratos (89) (</w:t>
+      </w:r>
+      <w:r>
+        <w:rPr>
+          <w:rFonts w:ascii="Courier New" w:hAnsi="Courier New"/>
+          <w:sz w:val="20"/>
+        </w:rPr>
+        <w:t>results/secretome/secretome_report.txt</w:t>
+      </w:r>
+      <w:r>
+        <w:t>).</w:t>
+      </w:r>
+    </w:p>
+    <w:p>
+      <w:pPr>
+        <w:spacing w:line="240" w:lineRule="auto"/>
+        <w:jc w:val="center"/>
+      </w:pPr>
+      <w:r>
+        <w:drawing>
+          <wp:inline xmlns:a="http://schemas.openxmlformats.org/drawingml/2006/main" xmlns:pic="http://schemas.openxmlformats.org/drawingml/2006/picture">
             <wp:extent cx="5760720" cy="2211353"/>
-            <wp:docPr id="6" name="Picture 6"/>
+            <wp:docPr id="10" name="Picture 10"/>
             <wp:cNvGraphicFramePr>
               <a:graphicFrameLocks noChangeAspect="1"/>
             </wp:cNvGraphicFramePr>
@@ -1970,7 +3785,7 @@
                     <pic:cNvPicPr/>
                   </pic:nvPicPr>
                   <pic:blipFill>
-                    <a:blip r:embed="rId14"/>
+                    <a:blip r:embed="rId18"/>
                     <a:stretch>
                       <a:fillRect/>
                     </a:stretch>
@@ -2064,7 +3879,7 @@
         <w:drawing>
           <wp:inline xmlns:a="http://schemas.openxmlformats.org/drawingml/2006/main" xmlns:pic="http://schemas.openxmlformats.org/drawingml/2006/picture">
             <wp:extent cx="5760720" cy="6235132"/>
-            <wp:docPr id="7" name="Picture 7"/>
+            <wp:docPr id="11" name="Picture 11"/>
             <wp:cNvGraphicFramePr>
               <a:graphicFrameLocks noChangeAspect="1"/>
             </wp:cNvGraphicFramePr>
@@ -2076,7 +3891,7 @@
                     <pic:cNvPicPr/>
                   </pic:nvPicPr>
                   <pic:blipFill>
-                    <a:blip r:embed="rId15"/>
+                    <a:blip r:embed="rId19"/>
                     <a:stretch>
                       <a:fillRect/>
                     </a:stretch>
@@ -2159,7 +3974,7 @@
         <w:jc w:val="both"/>
       </w:pPr>
       <w:r>
-        <w:t xml:space="preserve">A ausência de suporte forte para </w:t>
+        <w:t xml:space="preserve">Diferentemente de uma versão anterior deste texto, a hipótese de vetoração de </w:t>
       </w:r>
       <w:r>
         <w:rPr>
@@ -2168,7 +3983,30 @@
         <w:t>Xylella fastidiosa</w:t>
       </w:r>
       <w:r>
-        <w:t xml:space="preserve"> ou fitoplasma (hits únicos, fracos ou biologicamente implausíveis) não permite ainda descartar ou confirmar a hipótese de vetoração de patógenos; indica apenas que, se presente, a carga desses organismos no material sequenciado é muito baixa ou ausente. Dado que cigarrinhas-espumantes europeias já são vetores confirmados de </w:t>
+        <w:t xml:space="preserve"> ou fitoplasma </w:t>
+      </w:r>
+      <w:r>
+        <w:rPr>
+          <w:b/>
+        </w:rPr>
+        <w:t>não permanece em aberto</w:t>
+      </w:r>
+      <w:r>
+        <w:t>: o mapeamento genoma-inteiro dos reads brutos contra ambos os genomas de referência (Seção 2.7/3.4, Camada 3) mostrou amplitude de cobertura &lt;0,3% em ambos os casos, com praticamente 100% do sinal residual explicado por cross-mapping de rRNA conservado — um resultado negativo direto, não apenas "ausência de suporte forte". O mesmo padrão de teste dirigido, aplicado à busca viral (varredura por domínio RdRp em todos os contigs, não apenas os pré-selecionados) e à busca por genes de toxina/virulência microbiana em todo o censo de Bacteria+Fungi, não encontrou nenhum candidato que combine (i) identificação como vírus/bactéria/fungo fitopatogênico e (ii) confirmação por múltiplas fontes de evidência independentes. Os quatro vírus confirmados com alta confiança (domínio RdRp + identidade BLASTx) são todos linhagens já descritas como específicas de artrópode, sem precedente de fitopatogenicidade; a busca dirigida pela família RdRp de Phytoreovirus — o grupo clássico de vírus de planta vetorado por Auchenorrhyncha — não teve nenhum hit.</w:t>
+      </w:r>
+    </w:p>
+    <w:p>
+      <w:pPr>
+        <w:jc w:val="both"/>
+      </w:pPr>
+      <w:r>
+        <w:rPr>
+          <w:b/>
+        </w:rPr>
+        <w:t>Inferência concisa sobre a causa do amarelão, restrita ao que os dados sustentam diretamente:</w:t>
+      </w:r>
+      <w:r>
+        <w:t xml:space="preserve"> por eliminação sistemática de cada hipótese microbiana testável com os dados disponíveis (vírus, </w:t>
       </w:r>
       <w:r>
         <w:rPr>
@@ -2177,16 +4015,42 @@
         <w:t>Xylella</w:t>
       </w:r>
       <w:r>
-        <w:t xml:space="preserve"> (Cornara et al., 2017) e que o hábito xilema-alimentador de </w:t>
+        <w:t xml:space="preserve">, fitoplasma, fungo fitopatogênico, gene de toxina bacteriana/fúngica), a hipótese que permanece mais bem sustentada é a de efeito direto de um composto salivar do próprio inseto — exatamente a frente já em investigação neste mesmo trabalho (Seção 3.6, 35 candidatos a efetor/toxina secretados). Esta inferência é apresentada com a devida cautela: (i) o desenho de amostra única (1 biblioteca, sem réplicas nem comparação planta sintomática × assintomática) permite apenas testar presença/ausência de cada micro-organismo candidato, nunca causalidade; (ii) um patógeno real, porém raro ou pouco expresso no momento da coleta, pode ter escapado de todos os métodos aplicados; e (iii) a hipótese de efetor salivar em si ainda não foi validada experimentalmente (ver Seção 5). O achado de maior volume nesta camada — 88 hits de </w:t>
       </w:r>
       <w:r>
         <w:rPr>
           <w:i/>
         </w:rPr>
-        <w:t>M. spectabilis</w:t>
-      </w:r>
-      <w:r>
-        <w:t xml:space="preserve"> é mecanisticamente compatível, esta permanece uma hipótese em aberto que merece confirmação direcionada (PCR específico, por exemplo), não descartável apenas pela ausência de sinal transcriptômico forte em uma única biblioteca. A confirmação independente por Whokaryote+Tiara (Seção 3.4) reforça a robustez da chamada de endossimbionte nos 3 candidatos com cobertura suficiente para avaliação, mas a limitação de tamanho mínimo de contig (≥5.000 pb) impede o mesmo teste para a maioria dos hits — uma segunda evidência independente ainda seria valiosa (ex. PCR/16S dirigido).</w:t>
+        <w:t>Herbaspirillum</w:t>
+      </w:r>
+      <w:r>
+        <w:t xml:space="preserve"> (Seção 3.3), gênero endofítico diazotrófico bem descrito em </w:t>
+      </w:r>
+      <w:r>
+        <w:rPr>
+          <w:i/>
+        </w:rPr>
+        <w:t>Brachiaria</w:t>
+      </w:r>
+      <w:r>
+        <w:t>/</w:t>
+      </w:r>
+      <w:r>
+        <w:rPr>
+          <w:i/>
+        </w:rPr>
+        <w:t>Urochloa</w:t>
+      </w:r>
+      <w:r>
+        <w:t xml:space="preserve"> — não é um candidato a causador (não há precedente de fitopatogenicidade para o gênero), mas documenta que a biblioteca capturou material bacteriano de origem vegetal via seiva de xilema ingerida, o que reforça (sem confirmar) que outros sinais bacterianos de baixa abundância, se presentes, teriam chance real de detecção neste tipo de amostra.</w:t>
+      </w:r>
+    </w:p>
+    <w:p>
+      <w:pPr>
+        <w:jc w:val="both"/>
+      </w:pPr>
+      <w:r>
+        <w:t>A confirmação independente por Whokaryote+Tiara (Seção 3.4) reforça a robustez da chamada de endossimbionte nos 3 candidatos com cobertura suficiente para avaliação, mas a limitação de tamanho mínimo de contig (≥5.000 pb) impede o mesmo teste para a maioria dos hits.</w:t>
       </w:r>
     </w:p>
     <w:p>
@@ -2232,7 +4096,13 @@
         <w:spacing w:after="60"/>
       </w:pPr>
       <w:r>
-        <w:t>Ausência de FASTQ bruto no repositório impede triagem metagenômica clássica (Kraken2/Kaiju) diretamente sobre as reads; a triagem atual depende de contigs/proteínas já montados e de sua representação em bancos de referência.</w:t>
+        <w:rPr>
+          <w:b/>
+        </w:rPr>
+        <w:t>Desenho de amostra única</w:t>
+      </w:r>
+      <w:r>
+        <w:t>: 1 biblioteca de RNA-seq, sem réplicas nem comparação entre plantas sintomáticas e assintomáticas. Toda a Camada 3 (busca por patógeno) permite apenas testar presença/ausência de cada candidato, nunca causalidade ou associação estatística com a severidade do amarelão — confirmação real exigiria PCR/qPCR dirigido em múltiplos indivíduos/plantas, fora do escopo computacional deste trabalho.</w:t>
       </w:r>
     </w:p>
     <w:p>
@@ -2259,16 +4129,13 @@
         <w:spacing w:after="60"/>
       </w:pPr>
       <w:r>
-        <w:t xml:space="preserve">Os hits de </w:t>
-      </w:r>
-      <w:r>
         <w:rPr>
           <w:i/>
         </w:rPr>
         <w:t>Xylella</w:t>
       </w:r>
       <w:r>
-        <w:t>/fitoplasma são de baixa confiança e não substituem confirmação molecular direcionada (PCR/sequenciamento de amplicon).</w:t>
+        <w:t>/fitoplasma foram testados diretamente por mapeamento genoma-inteiro dos reads brutos e refutados (Seção 3.4); um patógeno real, porém muito divergente do banco de referência usado ou pouco expresso no momento da coleta, ainda poderia escapar dessa triagem.</w:t>
       </w:r>
     </w:p>
     <w:p>
@@ -2277,7 +4144,7 @@
         <w:spacing w:after="60"/>
       </w:pPr>
       <w:r>
-        <w:t>A confirmação estrutural independente de endossimbiontes (Whokaryote+Tiara, Camada 2) só pôde ser aplicada a 3 dos 60 candidatos por causa do corte mínimo de 5.000 pb da ferramenta — a maioria dos genes bacterianos únicos ocorre em transcritos Trinity mais curtos que isso.</w:t>
+        <w:t>A confirmação estrutural independente de endossimbiontes (Whokaryote+Tiara, Camada 2) só pôde ser aplicada a 3 dos 60 candidatos por causa do corte mínimo de 5.000 pb da ferramenta — a maioria dos genes bacterianos únicos ocorre em transcritos Trinity mais curtos que isso. A validação filogenética adicional (GroEL, Camada 3) não atingiu o critério de suporte estatístico definido (Seção 3.4).</w:t>
       </w:r>
     </w:p>
     <w:p>
@@ -2287,6 +4154,24 @@
       </w:pPr>
       <w:r>
         <w:t>A lista de 35 candidatos a efetor/toxina depende inteiramente da regra de secreção clássica (peptídeo sinal Sec/SPI + ≤1 segmento TM, via TMbed); vias de secreção não-clássicas (ex. exossomos, secreção não-canônica) não são capturadas por esse critério e podem excluir candidatos reais, incluindo os 16 hits GH28/GH5 do dbCAN dedicado.</w:t>
+      </w:r>
+    </w:p>
+    <w:p>
+      <w:pPr>
+        <w:pStyle w:val="ListNumber"/>
+        <w:spacing w:after="60"/>
+      </w:pPr>
+      <w:r>
+        <w:t>A busca por genes de toxina/virulência microbiana (Camada 3) foi baseada em palavras-chave nas anotações funcionais existentes (DIAMOND/eggNOG/Pfam), não em um banco dedicado de toxinas caracterizadas experimentalmente; genes de toxina divergentes ou mal anotados podem ter sido perdidos.</w:t>
+      </w:r>
+    </w:p>
+    <w:p>
+      <w:pPr>
+        <w:pStyle w:val="ListNumber"/>
+        <w:spacing w:after="60"/>
+      </w:pPr>
+      <w:r>
+        <w:t>Uma quarta camada de triagem taxonômica por contig (CAT/BAT, sem o corte de tamanho mínimo do Whokaryote) foi desenhada mas não executada — o banco de dados necessário (91,6 GB GTDB / 197,5 GB NCBI nr, tamanho real confirmado) foi considerado desproporcional ao ganho esperado frente ao espaço em disco compartilhado do servidor; fica registrado como opção de trabalho futuro.</w:t>
       </w:r>
     </w:p>
     <w:p>
@@ -2881,7 +4766,7 @@
                 <w:rFonts w:ascii="Times New Roman" w:hAnsi="Times New Roman"/>
                 <w:sz w:val="20"/>
               </w:rPr>
-              <w:t>9. Confirmação direcionada Xylella/fitoplasma (PCR)</w:t>
+              <w:t>9. Censo completo de microbioma (Bacteria 540 + Fungi 256 hits, todos por gênero)</w:t>
             </w:r>
           </w:p>
         </w:tc>
@@ -2895,7 +4780,297 @@
                 <w:rFonts w:ascii="Times New Roman" w:hAnsi="Times New Roman"/>
                 <w:sz w:val="20"/>
               </w:rPr>
-              <w:t>Sugerido, fora do escopo computacional</w:t>
+              <w:t>Concluído</w:t>
+            </w:r>
+          </w:p>
+        </w:tc>
+        <w:tc>
+          <w:tcPr>
+            <w:tcW w:type="dxa" w:w="2280"/>
+          </w:tcPr>
+          <w:p>
+            <w:r>
+              <w:rPr>
+                <w:rFonts w:ascii="Times New Roman" w:hAnsi="Times New Roman"/>
+                <w:sz w:val="20"/>
+              </w:rPr>
+              <w:t>2026-07-25</w:t>
+            </w:r>
+          </w:p>
+        </w:tc>
+        <w:tc>
+          <w:tcPr>
+            <w:tcW w:type="dxa" w:w="2280"/>
+          </w:tcPr>
+          <w:p>
+            <w:r>
+              <w:rPr>
+                <w:rFonts w:ascii="Times New Roman" w:hAnsi="Times New Roman"/>
+                <w:sz w:val="20"/>
+              </w:rPr>
+              <w:t>Não apenas os candidatos pré-selecionados; Seção 3.3</w:t>
+            </w:r>
+          </w:p>
+        </w:tc>
+      </w:tr>
+      <w:tr>
+        <w:tc>
+          <w:tcPr>
+            <w:tcW w:type="dxa" w:w="2280"/>
+          </w:tcPr>
+          <w:p>
+            <w:r>
+              <w:rPr>
+                <w:rFonts w:ascii="Times New Roman" w:hAnsi="Times New Roman"/>
+                <w:sz w:val="20"/>
+              </w:rPr>
+              <w:t>10. Descoberta viral dirigida por domínio RdRp (31 famílias Pfam + DIAMOND vs RefSeq viral)</w:t>
+            </w:r>
+          </w:p>
+        </w:tc>
+        <w:tc>
+          <w:tcPr>
+            <w:tcW w:type="dxa" w:w="2280"/>
+          </w:tcPr>
+          <w:p>
+            <w:r>
+              <w:rPr>
+                <w:rFonts w:ascii="Times New Roman" w:hAnsi="Times New Roman"/>
+                <w:sz w:val="20"/>
+              </w:rPr>
+              <w:t>Concluído</w:t>
+            </w:r>
+          </w:p>
+        </w:tc>
+        <w:tc>
+          <w:tcPr>
+            <w:tcW w:type="dxa" w:w="2280"/>
+          </w:tcPr>
+          <w:p>
+            <w:r>
+              <w:rPr>
+                <w:rFonts w:ascii="Times New Roman" w:hAnsi="Times New Roman"/>
+                <w:sz w:val="20"/>
+              </w:rPr>
+              <w:t>2026-07-25</w:t>
+            </w:r>
+          </w:p>
+        </w:tc>
+        <w:tc>
+          <w:tcPr>
+            <w:tcW w:type="dxa" w:w="2280"/>
+          </w:tcPr>
+          <w:p>
+            <w:r>
+              <w:rPr>
+                <w:rFonts w:ascii="Times New Roman" w:hAnsi="Times New Roman"/>
+                <w:sz w:val="20"/>
+              </w:rPr>
+              <w:t>4 vírus confirmados por 2 fontes, todos específicos de artrópode; nenhum hit a Phytoreovirus; Seção 3.3</w:t>
+            </w:r>
+          </w:p>
+        </w:tc>
+      </w:tr>
+      <w:tr>
+        <w:tc>
+          <w:tcPr>
+            <w:tcW w:type="dxa" w:w="2280"/>
+          </w:tcPr>
+          <w:p>
+            <w:r>
+              <w:rPr>
+                <w:rFonts w:ascii="Times New Roman" w:hAnsi="Times New Roman"/>
+                <w:sz w:val="20"/>
+              </w:rPr>
+              <w:t>11. Confirmação/refutação Xylella/fitoplasma por mapeamento genoma-inteiro</w:t>
+            </w:r>
+          </w:p>
+        </w:tc>
+        <w:tc>
+          <w:tcPr>
+            <w:tcW w:type="dxa" w:w="2280"/>
+          </w:tcPr>
+          <w:p>
+            <w:r>
+              <w:rPr>
+                <w:rFonts w:ascii="Times New Roman" w:hAnsi="Times New Roman"/>
+                <w:sz w:val="20"/>
+              </w:rPr>
+              <w:t>Concluído</w:t>
+            </w:r>
+          </w:p>
+        </w:tc>
+        <w:tc>
+          <w:tcPr>
+            <w:tcW w:type="dxa" w:w="2280"/>
+          </w:tcPr>
+          <w:p>
+            <w:r>
+              <w:rPr>
+                <w:rFonts w:ascii="Times New Roman" w:hAnsi="Times New Roman"/>
+                <w:sz w:val="20"/>
+              </w:rPr>
+              <w:t>2026-07-25</w:t>
+            </w:r>
+          </w:p>
+        </w:tc>
+        <w:tc>
+          <w:tcPr>
+            <w:tcW w:type="dxa" w:w="2280"/>
+          </w:tcPr>
+          <w:p>
+            <w:r>
+              <w:rPr>
+                <w:rFonts w:ascii="Times New Roman" w:hAnsi="Times New Roman"/>
+                <w:sz w:val="20"/>
+              </w:rPr>
+              <w:t>Ambos REFUTADOS (breadth &lt;0,3%, 98-100% cross-mapping de rRNA); Seção 3.4</w:t>
+            </w:r>
+          </w:p>
+        </w:tc>
+      </w:tr>
+      <w:tr>
+        <w:tc>
+          <w:tcPr>
+            <w:tcW w:type="dxa" w:w="2280"/>
+          </w:tcPr>
+          <w:p>
+            <w:r>
+              <w:rPr>
+                <w:rFonts w:ascii="Times New Roman" w:hAnsi="Times New Roman"/>
+                <w:sz w:val="20"/>
+              </w:rPr>
+              <w:t>12. Busca por genes de toxina/virulência microbiana (palavra-chave, Bacteria+Fungi)</w:t>
+            </w:r>
+          </w:p>
+        </w:tc>
+        <w:tc>
+          <w:tcPr>
+            <w:tcW w:type="dxa" w:w="2280"/>
+          </w:tcPr>
+          <w:p>
+            <w:r>
+              <w:rPr>
+                <w:rFonts w:ascii="Times New Roman" w:hAnsi="Times New Roman"/>
+                <w:sz w:val="20"/>
+              </w:rPr>
+              <w:t>Concluído</w:t>
+            </w:r>
+          </w:p>
+        </w:tc>
+        <w:tc>
+          <w:tcPr>
+            <w:tcW w:type="dxa" w:w="2280"/>
+          </w:tcPr>
+          <w:p>
+            <w:r>
+              <w:rPr>
+                <w:rFonts w:ascii="Times New Roman" w:hAnsi="Times New Roman"/>
+                <w:sz w:val="20"/>
+              </w:rPr>
+              <w:t>2026-07-25</w:t>
+            </w:r>
+          </w:p>
+        </w:tc>
+        <w:tc>
+          <w:tcPr>
+            <w:tcW w:type="dxa" w:w="2280"/>
+          </w:tcPr>
+          <w:p>
+            <w:r>
+              <w:rPr>
+                <w:rFonts w:ascii="Times New Roman" w:hAnsi="Times New Roman"/>
+                <w:sz w:val="20"/>
+              </w:rPr>
+              <w:t>Nenhum gene de fitotoxina clássica encontrado; Seção 3.3</w:t>
+            </w:r>
+          </w:p>
+        </w:tc>
+      </w:tr>
+      <w:tr>
+        <w:tc>
+          <w:tcPr>
+            <w:tcW w:type="dxa" w:w="2280"/>
+          </w:tcPr>
+          <w:p>
+            <w:r>
+              <w:rPr>
+                <w:rFonts w:ascii="Times New Roman" w:hAnsi="Times New Roman"/>
+                <w:sz w:val="20"/>
+              </w:rPr>
+              <w:t>13. Validação filogenética adicional de endossimbionte (GroEL, ML+bootstrap)</w:t>
+            </w:r>
+          </w:p>
+        </w:tc>
+        <w:tc>
+          <w:tcPr>
+            <w:tcW w:type="dxa" w:w="2280"/>
+          </w:tcPr>
+          <w:p>
+            <w:r>
+              <w:rPr>
+                <w:rFonts w:ascii="Times New Roman" w:hAnsi="Times New Roman"/>
+                <w:sz w:val="20"/>
+              </w:rPr>
+              <w:t>Concluído, resultado inconclusivo</w:t>
+            </w:r>
+          </w:p>
+        </w:tc>
+        <w:tc>
+          <w:tcPr>
+            <w:tcW w:type="dxa" w:w="2280"/>
+          </w:tcPr>
+          <w:p>
+            <w:r>
+              <w:rPr>
+                <w:rFonts w:ascii="Times New Roman" w:hAnsi="Times New Roman"/>
+                <w:sz w:val="20"/>
+              </w:rPr>
+              <w:t>2026-07-25</w:t>
+            </w:r>
+          </w:p>
+        </w:tc>
+        <w:tc>
+          <w:tcPr>
+            <w:tcW w:type="dxa" w:w="2280"/>
+          </w:tcPr>
+          <w:p>
+            <w:r>
+              <w:rPr>
+                <w:rFonts w:ascii="Times New Roman" w:hAnsi="Times New Roman"/>
+                <w:sz w:val="20"/>
+              </w:rPr>
+              <w:t>Bootstrap 49-72%, abaixo do critério de 95%; Seção 3.4</w:t>
+            </w:r>
+          </w:p>
+        </w:tc>
+      </w:tr>
+      <w:tr>
+        <w:tc>
+          <w:tcPr>
+            <w:tcW w:type="dxa" w:w="2280"/>
+          </w:tcPr>
+          <w:p>
+            <w:r>
+              <w:rPr>
+                <w:rFonts w:ascii="Times New Roman" w:hAnsi="Times New Roman"/>
+                <w:sz w:val="20"/>
+              </w:rPr>
+              <w:t>14. CAT/BAT sem corte de tamanho mínimo (Camada 4)</w:t>
+            </w:r>
+          </w:p>
+        </w:tc>
+        <w:tc>
+          <w:tcPr>
+            <w:tcW w:type="dxa" w:w="2280"/>
+          </w:tcPr>
+          <w:p>
+            <w:r>
+              <w:rPr>
+                <w:rFonts w:ascii="Times New Roman" w:hAnsi="Times New Roman"/>
+                <w:sz w:val="20"/>
+              </w:rPr>
+              <w:t>⏸ Adiado</w:t>
             </w:r>
           </w:p>
         </w:tc>
@@ -2923,7 +5098,7 @@
                 <w:rFonts w:ascii="Times New Roman" w:hAnsi="Times New Roman"/>
                 <w:sz w:val="20"/>
               </w:rPr>
-              <w:t>Decisão do grupo/laboratório</w:t>
+              <w:t>Banco de dados real confirmado em 91,6-197,5 GB, desproporcional; decisão do usuário</w:t>
             </w:r>
           </w:p>
         </w:tc>
@@ -2939,7 +5114,65 @@
                 <w:rFonts w:ascii="Times New Roman" w:hAnsi="Times New Roman"/>
                 <w:sz w:val="20"/>
               </w:rPr>
-              <w:t>10. Validação experimental dos 35 candidatos a efetor (proteômica/RNAi/ensaio de fitotoxicidade)</w:t>
+              <w:t>15. Confirmação direcionada Xylella/fitoplasma (PCR)</w:t>
+            </w:r>
+          </w:p>
+        </w:tc>
+        <w:tc>
+          <w:tcPr>
+            <w:tcW w:type="dxa" w:w="2280"/>
+          </w:tcPr>
+          <w:p>
+            <w:r>
+              <w:rPr>
+                <w:rFonts w:ascii="Times New Roman" w:hAnsi="Times New Roman"/>
+                <w:sz w:val="20"/>
+              </w:rPr>
+              <w:t>Substituído</w:t>
+            </w:r>
+          </w:p>
+        </w:tc>
+        <w:tc>
+          <w:tcPr>
+            <w:tcW w:type="dxa" w:w="2280"/>
+          </w:tcPr>
+          <w:p>
+            <w:r>
+              <w:rPr>
+                <w:rFonts w:ascii="Times New Roman" w:hAnsi="Times New Roman"/>
+                <w:sz w:val="20"/>
+              </w:rPr>
+              <w:t>2026-07-25</w:t>
+            </w:r>
+          </w:p>
+        </w:tc>
+        <w:tc>
+          <w:tcPr>
+            <w:tcW w:type="dxa" w:w="2280"/>
+          </w:tcPr>
+          <w:p>
+            <w:r>
+              <w:rPr>
+                <w:rFonts w:ascii="Times New Roman" w:hAnsi="Times New Roman"/>
+                <w:sz w:val="20"/>
+              </w:rPr>
+              <w:t>Mapeamento genoma-inteiro (item 11) cumpriu o mesmo papel sem necessidade de bancada, com resultado negativo</w:t>
+            </w:r>
+          </w:p>
+        </w:tc>
+      </w:tr>
+      <w:tr>
+        <w:tc>
+          <w:tcPr>
+            <w:tcW w:type="dxa" w:w="2280"/>
+          </w:tcPr>
+          <w:p>
+            <w:r>
+              <w:rPr>
+                <w:rFonts w:ascii="Times New Roman" w:hAnsi="Times New Roman"/>
+                <w:sz w:val="20"/>
+              </w:rPr>
+              <w:t>16. Validação experimental dos 35 candidatos a efetor (proteômica/RNAi/ensaio de fitotoxicidade)</w:t>
             </w:r>
           </w:p>
         </w:tc>
@@ -2981,7 +5214,7 @@
                 <w:rFonts w:ascii="Times New Roman" w:hAnsi="Times New Roman"/>
                 <w:sz w:val="20"/>
               </w:rPr>
-              <w:t>Decisão do grupo/laboratório; comparar com Monteiro (2019)/Rinaldi (2021, 2026)</w:t>
+              <w:t>Decisão do grupo/laboratório; comparar com Monteiro (2019)/Rinaldi (2021, 2026); reforçado como hipótese mais provável por eliminação (Seção 4)</w:t>
             </w:r>
           </w:p>
         </w:tc>
@@ -3384,6 +5617,23 @@
       </w:r>
       <w:r>
         <w:t>.</w:t>
+      </w:r>
+    </w:p>
+    <w:p>
+      <w:pPr>
+        <w:jc w:val="both"/>
+      </w:pPr>
+      <w:r>
+        <w:t xml:space="preserve">Shi, M. et al. (2016). Redefining the invertebrate RNA virosphere. </w:t>
+      </w:r>
+      <w:r>
+        <w:rPr>
+          <w:i/>
+        </w:rPr>
+        <w:t>Nature</w:t>
+      </w:r>
+      <w:r>
+        <w:t>, 540, 539–543. https://doi.org/10.1038/nature20167</w:t>
       </w:r>
     </w:p>
     <w:p>

--- a/artigo.docx
+++ b/artigo.docx
@@ -139,7 +139,7 @@
         <w:rPr>
           <w:i/>
         </w:rPr>
-        <w:t xml:space="preserve"> por combinarem secreção com termos/domínios associados a fitotoxicidade em outros Hemiptera (proteases e carboxipeptidases tipo veneno, peptídeos salivares secretados, mucinas, fosfolipases, domínios EF-hand/Ca-binding, lacase). Uma anotação dbCAN dedicada, mais sensível que a anotação CAZy padrão, identificou adicionalmente 16 proteínas com domínios GH28/GH5 (celulases/pectinases), embora nenhuma esteja no secretoma clássico. Numa terceira camada de triagem dirigida diretamente à pergunta "algum patógeno causa o amarelão?", caracterizamos o microbioma completo (540 hits de Bacteria e 256 de Fungi, agrupados por gênero) e conduzimos busca dirigida por vírus (domínio RdRp), confirmação/refutação genoma-inteira de </w:t>
+        <w:t xml:space="preserve"> por combinarem secreção com termos/domínios associados a fitotoxicidade em outros Hemiptera (proteases e carboxipeptidases tipo veneno, peptídeos salivares secretados, mucinas, fosfolipases, domínios EF-hand/Ca-binding, lacase). Uma anotação dbCAN dedicada, mais sensível que a anotação CAZy padrão, identificou adicionalmente 15 proteínas com domínios GH28/GH5 (celulases/pectinases), embora nenhuma esteja no secretoma clássico. Numa terceira camada de triagem dirigida diretamente à pergunta "algum patógeno causa o amarelão?", caracterizamos o microbioma completo (540 hits de Bacteria e 256 de Fungi, agrupados por gênero) e conduzimos busca dirigida por vírus (domínio RdRp), confirmação/refutação genoma-inteira de </w:t>
       </w:r>
       <w:r>
         <w:t>Xylella</w:t>
@@ -1468,7 +1468,7 @@
         <w:rPr>
           <w:b/>
         </w:rPr>
-        <w:t>16 proteínas com chamada GH28 ou GH5\</w:t>
+        <w:t>15 proteínas com chamada GH28 ou GH5\</w:t>
       </w:r>
       <w:r>
         <w:t>* (celulases/pectinases classicamente associadas a efetores fitotóxicos de degradação de parede celular) — resultado que confirma a baixa sensibilidade da anotação CAZy do eggNOG e fornece novos candidatos reais para a Seção 3.6.</w:t>
@@ -3184,7 +3184,7 @@
         <w:t>hmmscan</w:t>
       </w:r>
       <w:r>
-        <w:t xml:space="preserve">, 31 famílias) confirmou por 2 fontes independentes (domínio + identidade BLASTx) 4 desses vírus genuínos com alta confiança: um Jingmenvirus-like (41,6% identidade a </w:t>
+        <w:t xml:space="preserve">, 31 famílias) confirmou por 2 fontes independentes (domínio + identidade BLASTx) 4 desses vírus genuínos: três com alta confiança — um Jingmenvirus-like (41,6% identidade a </w:t>
       </w:r>
       <w:r>
         <w:rPr>
@@ -3202,7 +3202,7 @@
         <w:t>Boolarra virus</w:t>
       </w:r>
       <w:r>
-        <w:t xml:space="preserve">), um Dicistroviridae-like (69,8% identidade a </w:t>
+        <w:t xml:space="preserve">) e um Dicistroviridae-like (69,8% identidade a </w:t>
       </w:r>
       <w:r>
         <w:rPr>
@@ -3220,7 +3220,7 @@
         <w:t>Nilaparvata lugens C virus</w:t>
       </w:r>
       <w:r>
-        <w:t xml:space="preserve">) e um Cypovirus-like (Reoviridae). </w:t>
+        <w:t xml:space="preserve">) — e um quarto, Cypovirus-like (Reoviridae), com confiança média-alta (domínio RdRp muito forte, mas identidade de sequência baixa/divergente, 26,3%). </w:t>
       </w:r>
       <w:r>
         <w:rPr>
@@ -3867,7 +3867,7 @@
         <w:t>Macrosteles quadrilineatus</w:t>
       </w:r>
       <w:r>
-        <w:t>, cigarrinha da mesma ordem Hemiptera, TPM=6,9) e uma carboxipeptidase de serina tipo veneno. Nenhum dos 16 hits GH28/GH5 do dbCAN dedicado (Seção 3.2) permaneceu na lista final por não estarem simultaneamente no secretoma clássico — achado que qualifica, sem invalidar, a hipótese de celulases/pectinases secretadas como efetores.</w:t>
+        <w:t>, cigarrinha da mesma ordem Hemiptera, TPM=6,9) e uma carboxipeptidase de serina tipo veneno. Nenhum dos 15 hits GH28/GH5 do dbCAN dedicado (Seção 3.2) permaneceu na lista final por não estarem simultaneamente no secretoma clássico — achado que qualifica, sem invalidar, a hipótese de celulases/pectinases secretadas como efetores.</w:t>
       </w:r>
     </w:p>
     <w:p>
@@ -4076,7 +4076,7 @@
         <w:t>Macrosteles quadrilineatus</w:t>
       </w:r>
       <w:r>
-        <w:t>), e uma carboxipeptidase de serina tipo veneno. A anotação dbCAN dedicada (Seção 2.8) encontrou pela primeira vez hits GH28/GH5 (16 proteínas) que a anotação eggNOG original não detectava, mas nenhum desses hits está no secretoma clássico — o que não descarta a hipótese de degradação de parede celular como mecanismo de fitotoxemia, mas indica que, se real, ela não opera pela via clássica de secreção Sec/SPI capturada pelo TMbed (ex. secreção não-clássica, ou celulases/pectinases intracelulares/estruturais). A convergência entre esta lista priorizada e a proteômica já publicada/em andamento pelo grupo UFV (Monteiro, 2019; Rinaldi, 2021, 2026) permanece o teste de robustez mais importante a ser feito, agora com uma lista concreta e finita de candidatos em vez de uma anotação funcional bruta.</w:t>
+        <w:t>), e uma carboxipeptidase de serina tipo veneno. A anotação dbCAN dedicada (Seção 2.8) encontrou pela primeira vez hits GH28/GH5 (15 proteínas) que a anotação eggNOG original não detectava, mas nenhum desses hits está no secretoma clássico — o que não descarta a hipótese de degradação de parede celular como mecanismo de fitotoxemia, mas indica que, se real, ela não opera pela via clássica de secreção Sec/SPI capturada pelo TMbed (ex. secreção não-clássica, ou celulases/pectinases intracelulares/estruturais). A convergência entre esta lista priorizada e a proteômica já publicada/em andamento pelo grupo UFV (Monteiro, 2019; Rinaldi, 2021, 2026) permanece o teste de robustez mais importante a ser feito, agora com uma lista concreta e finita de candidatos em vez de uma anotação funcional bruta.</w:t>
       </w:r>
     </w:p>
     <w:p>
@@ -4111,7 +4111,7 @@
         <w:spacing w:after="60"/>
       </w:pPr>
       <w:r>
-        <w:t>Cobertura de anotação por eggNOG/KEGG (~43-44%) permanece parcial; mesmo com a anotação dbCAN dedicada (3,8% de cobertura CAZy, 16 hits GH28/GH5), a ausência de hits em proteínas específicas não distingue com certeza entre ausência real da atividade enzimática e limitação de sensibilidade das ferramentas.</w:t>
+        <w:t>Cobertura de anotação por eggNOG/KEGG (~43-44%) permanece parcial; mesmo com a anotação dbCAN dedicada (3,8% de cobertura CAZy, 15 hits GH28/GH5), a ausência de hits em proteínas específicas não distingue com certeza entre ausência real da atividade enzimática e limitação de sensibilidade das ferramentas.</w:t>
       </w:r>
     </w:p>
     <w:p>
@@ -4153,7 +4153,7 @@
         <w:spacing w:after="60"/>
       </w:pPr>
       <w:r>
-        <w:t>A lista de 35 candidatos a efetor/toxina depende inteiramente da regra de secreção clássica (peptídeo sinal Sec/SPI + ≤1 segmento TM, via TMbed); vias de secreção não-clássicas (ex. exossomos, secreção não-canônica) não são capturadas por esse critério e podem excluir candidatos reais, incluindo os 16 hits GH28/GH5 do dbCAN dedicado.</w:t>
+        <w:t>A lista de 35 candidatos a efetor/toxina depende inteiramente da regra de secreção clássica (peptídeo sinal Sec/SPI + ≤1 segmento TM, via TMbed); vias de secreção não-clássicas (ex. exossomos, secreção não-canônica) não são capturadas por esse critério e podem excluir candidatos reais, incluindo os 15 hits GH28/GH5 do dbCAN dedicado.</w:t>
       </w:r>
     </w:p>
     <w:p>
@@ -4190,27 +4190,7 @@
         <w:jc w:val="both"/>
       </w:pPr>
       <w:r>
-        <w:t xml:space="preserve">Tabela viva, atualizada a cada módulo concluído (plano original em </w:t>
-      </w:r>
-      <w:r>
-        <w:rPr>
-          <w:rFonts w:ascii="Courier New" w:hAnsi="Courier New"/>
-          <w:sz w:val="20"/>
-        </w:rPr>
-        <w:t>C:\Users\eulal\.claude\plans\fa-a-um-diagn-stico-desse-crystalline-noodle.md</w:t>
-      </w:r>
-      <w:r>
-        <w:t xml:space="preserve">; plano de execução desta rodada em </w:t>
-      </w:r>
-      <w:r>
-        <w:rPr>
-          <w:rFonts w:ascii="Courier New" w:hAnsi="Courier New"/>
-          <w:sz w:val="20"/>
-        </w:rPr>
-        <w:t>C:\Users\eulal\.claude\plans\iterative-discovering-seahorse.md</w:t>
-      </w:r>
-      <w:r>
-        <w:t>):</w:t>
+        <w:t>Tabela viva, atualizada a cada módulo concluído:</w:t>
       </w:r>
     </w:p>
     <w:tbl>
@@ -4750,7 +4730,7 @@
                 <w:rFonts w:ascii="Times New Roman" w:hAnsi="Times New Roman"/>
                 <w:sz w:val="20"/>
               </w:rPr>
-              <w:t>468 proteínas com chamada CAZy, 16 GH28/GH5; Seção 3.2</w:t>
+              <w:t>468 proteínas com chamada CAZy, 15 GH28/GH5; Seção 3.2</w:t>
             </w:r>
           </w:p>
         </w:tc>
@@ -5219,6 +5199,64 @@
           </w:p>
         </w:tc>
       </w:tr>
+      <w:tr>
+        <w:tc>
+          <w:tcPr>
+            <w:tcW w:type="dxa" w:w="2280"/>
+          </w:tcPr>
+          <w:p>
+            <w:r>
+              <w:rPr>
+                <w:rFonts w:ascii="Times New Roman" w:hAnsi="Times New Roman"/>
+                <w:sz w:val="20"/>
+              </w:rPr>
+              <w:t>17. Auditoria de integridade completa (veracidade numérica vs dados brutos, checksum servidor↔local, revisão de bugs)</w:t>
+            </w:r>
+          </w:p>
+        </w:tc>
+        <w:tc>
+          <w:tcPr>
+            <w:tcW w:type="dxa" w:w="2280"/>
+          </w:tcPr>
+          <w:p>
+            <w:r>
+              <w:rPr>
+                <w:rFonts w:ascii="Times New Roman" w:hAnsi="Times New Roman"/>
+                <w:sz w:val="20"/>
+              </w:rPr>
+              <w:t>Concluído</w:t>
+            </w:r>
+          </w:p>
+        </w:tc>
+        <w:tc>
+          <w:tcPr>
+            <w:tcW w:type="dxa" w:w="2280"/>
+          </w:tcPr>
+          <w:p>
+            <w:r>
+              <w:rPr>
+                <w:rFonts w:ascii="Times New Roman" w:hAnsi="Times New Roman"/>
+                <w:sz w:val="20"/>
+              </w:rPr>
+              <w:t>2026-08-30</w:t>
+            </w:r>
+          </w:p>
+        </w:tc>
+        <w:tc>
+          <w:tcPr>
+            <w:tcW w:type="dxa" w:w="2280"/>
+          </w:tcPr>
+          <w:p>
+            <w:r>
+              <w:rPr>
+                <w:rFonts w:ascii="Times New Roman" w:hAnsi="Times New Roman"/>
+                <w:sz w:val="20"/>
+              </w:rPr>
+              <w:t>Nenhum número fabricado; corrigido bug de contagem GH28/GH5 (16→15, substring "GH5" capturava GH56) e bug de merge que deixava 574 valores não-limpos em `cazy` (`03_annotation/09_merge_cazy.py`)</w:t>
+            </w:r>
+          </w:p>
+        </w:tc>
+      </w:tr>
     </w:tbl>
     <w:p>
       <w:pPr/>

--- a/artigo.docx
+++ b/artigo.docx
@@ -63,7 +63,7 @@
           <w:i/>
           <w:sz w:val="20"/>
         </w:rPr>
-        <w:t xml:space="preserve"> este documento é atualizado incrementalmente à medida que os módulos de análise avançam (ver [Seção 6 — Status das Análises](#6-status-das-análises--próximas-etapas) para o estado atual). Última atualização: 2026-07-25.</w:t>
+        <w:t xml:space="preserve"> este documento é atualizado incrementalmente à medida que os módulos de análise avançam (ver [Seção 6 — Status das Análises](#6-status-das-análises--próximas-etapas) para o estado atual). Todos os 13 módulos computacionais planejados estão concluídos; passou por uma auditoria de integridade completa (dados vs. arquivos-fonte, servidor vs. local, revisão de código) em 2026-08-30/31, sem número fabricado encontrado (item 17). Última atualização: 2026-08-31.</w:t>
       </w:r>
     </w:p>
     <w:p>
@@ -512,7 +512,43 @@
         <w:jc w:val="both"/>
       </w:pPr>
       <w:r>
-        <w:t>Reads foram processados com FastQC + fastp (Q≥20, comprimento mínimo 50 bp) e montados de novo com Trinity (</w:t>
+        <w:t xml:space="preserve">Reads foram avaliados com </w:t>
+      </w:r>
+      <w:r>
+        <w:rPr>
+          <w:b/>
+        </w:rPr>
+        <w:t>FastQC v0.12.1</w:t>
+      </w:r>
+      <w:r>
+        <w:t xml:space="preserve"> e </w:t>
+      </w:r>
+      <w:r>
+        <w:rPr>
+          <w:b/>
+        </w:rPr>
+        <w:t>MultiQC v1.21</w:t>
+      </w:r>
+      <w:r>
+        <w:t xml:space="preserve"> (relatório agregado, pré e pós-trimming) e filtrados/aparados com </w:t>
+      </w:r>
+      <w:r>
+        <w:rPr>
+          <w:b/>
+        </w:rPr>
+        <w:t>fastp v0.23.4</w:t>
+      </w:r>
+      <w:r>
+        <w:t xml:space="preserve"> (Q≥20, comprimento mínimo 50 bp). A montagem de novo foi feita com </w:t>
+      </w:r>
+      <w:r>
+        <w:rPr>
+          <w:b/>
+        </w:rPr>
+        <w:t>Trinity v2.15.2</w:t>
+      </w:r>
+      <w:r>
+        <w:t xml:space="preserve"> (</w:t>
       </w:r>
       <w:r>
         <w:rPr>
@@ -539,20 +575,97 @@
           <w:rFonts w:ascii="Courier New" w:hAnsi="Courier New"/>
           <w:sz w:val="20"/>
         </w:rPr>
-        <w:t>--jaccard_clip</w:t>
-      </w:r>
-      <w:r>
-        <w:t>). Transcritos redundantes foram agrupados com CD-HIT-EST (identidade 0,95). ORFs foram preditas com TransDecoder (</w:t>
+        <w:t>--min_contig_length 300</w:t>
+      </w:r>
+      <w:r>
+        <w:t xml:space="preserve">, </w:t>
       </w:r>
       <w:r>
         <w:rPr>
           <w:rFonts w:ascii="Courier New" w:hAnsi="Courier New"/>
           <w:sz w:val="20"/>
         </w:rPr>
-        <w:t>--single_best_only</w:t>
-      </w:r>
-      <w:r>
-        <w:t xml:space="preserve">). A completude da montagem foi avaliada com BUSCO (linhagem </w:t>
+        <w:t>--jaccard_clip</w:t>
+      </w:r>
+      <w:r>
+        <w:t xml:space="preserve">). Transcritos redundantes foram agrupados com </w:t>
+      </w:r>
+      <w:r>
+        <w:rPr>
+          <w:b/>
+        </w:rPr>
+        <w:t>CD-HIT-EST v4.8.1</w:t>
+      </w:r>
+      <w:r>
+        <w:t xml:space="preserve"> (</w:t>
+      </w:r>
+      <w:r>
+        <w:rPr>
+          <w:rFonts w:ascii="Courier New" w:hAnsi="Courier New"/>
+          <w:sz w:val="20"/>
+        </w:rPr>
+        <w:t>-c 0.95</w:t>
+      </w:r>
+      <w:r>
+        <w:t xml:space="preserve">, identidade de 95% sobre a sequência mais curta; </w:t>
+      </w:r>
+      <w:r>
+        <w:rPr>
+          <w:rFonts w:ascii="Courier New" w:hAnsi="Courier New"/>
+          <w:sz w:val="20"/>
+        </w:rPr>
+        <w:t>-n 8</w:t>
+      </w:r>
+      <w:r>
+        <w:t xml:space="preserve">, </w:t>
+      </w:r>
+      <w:r>
+        <w:rPr>
+          <w:rFonts w:ascii="Courier New" w:hAnsi="Courier New"/>
+          <w:sz w:val="20"/>
+        </w:rPr>
+        <w:t>-M 0</w:t>
+      </w:r>
+      <w:r>
+        <w:t xml:space="preserve">). ORFs foram preditas com </w:t>
+      </w:r>
+      <w:r>
+        <w:rPr>
+          <w:b/>
+        </w:rPr>
+        <w:t>TransDecoder v5.7.1</w:t>
+      </w:r>
+      <w:r>
+        <w:t xml:space="preserve"> (</w:t>
+      </w:r>
+      <w:r>
+        <w:rPr>
+          <w:rFonts w:ascii="Courier New" w:hAnsi="Courier New"/>
+          <w:sz w:val="20"/>
+        </w:rPr>
+        <w:t>TransDecoder.LongOrfs -m 100</w:t>
+      </w:r>
+      <w:r>
+        <w:t xml:space="preserve"> seguido de </w:t>
+      </w:r>
+      <w:r>
+        <w:rPr>
+          <w:rFonts w:ascii="Courier New" w:hAnsi="Courier New"/>
+          <w:sz w:val="20"/>
+        </w:rPr>
+        <w:t>TransDecoder.Predict --single_best_only</w:t>
+      </w:r>
+      <w:r>
+        <w:t xml:space="preserve">, retendo o melhor ORF por transcrito, mínimo 100 aminoácidos). A completude da montagem foi avaliada com </w:t>
+      </w:r>
+      <w:r>
+        <w:rPr>
+          <w:b/>
+        </w:rPr>
+        <w:t>BUSCO v6.0.0</w:t>
+      </w:r>
+      <w:r>
+        <w:t xml:space="preserve"> (linhagem </w:t>
       </w:r>
       <w:r>
         <w:rPr>
@@ -562,7 +675,36 @@
         <w:t>insecta_odb10</w:t>
       </w:r>
       <w:r>
-        <w:t>, 1.367 genes ortólogos de cópia única) e estatísticas gerais com TrinityStats.pl/seqkit.</w:t>
+        <w:t xml:space="preserve">, criada em 2024-01-08, 1.367 genes ortólogos de cópia única, modo </w:t>
+      </w:r>
+      <w:r>
+        <w:rPr>
+          <w:rFonts w:ascii="Courier New" w:hAnsi="Courier New"/>
+          <w:sz w:val="20"/>
+        </w:rPr>
+        <w:t>euk_tran</w:t>
+      </w:r>
+      <w:r>
+        <w:t xml:space="preserve">; dependências internas hmmsearch 3.4 e metaeuk 7.bba0d80) e estatísticas gerais com </w:t>
+      </w:r>
+      <w:r>
+        <w:rPr>
+          <w:rFonts w:ascii="Courier New" w:hAnsi="Courier New"/>
+          <w:sz w:val="20"/>
+        </w:rPr>
+        <w:t>TrinityStats.pl</w:t>
+      </w:r>
+      <w:r>
+        <w:t xml:space="preserve"> (empacotado com o Trinity) e </w:t>
+      </w:r>
+      <w:r>
+        <w:rPr>
+          <w:b/>
+        </w:rPr>
+        <w:t>seqkit v2.13.0</w:t>
+      </w:r>
+      <w:r>
+        <w:t>.</w:t>
       </w:r>
     </w:p>
     <w:p>
@@ -578,7 +720,16 @@
         <w:jc w:val="both"/>
       </w:pPr>
       <w:r>
-        <w:t>Proteínas preditas foram anotadas por: (i) DIAMOND BLASTp contra o NCBI NR (</w:t>
+        <w:t xml:space="preserve">Proteínas preditas foram anotadas por: (i) </w:t>
+      </w:r>
+      <w:r>
+        <w:rPr>
+          <w:b/>
+        </w:rPr>
+        <w:t>DIAMOND v2.1.9</w:t>
+      </w:r>
+      <w:r>
+        <w:t xml:space="preserve"> BLASTp contra o NCBI NR (</w:t>
       </w:r>
       <w:r>
         <w:rPr>
@@ -588,7 +739,53 @@
         <w:t>--evalue 1e-5 --max-target-seqs 1</w:t>
       </w:r>
       <w:r>
-        <w:t>); (ii) classificação taxonômica dos melhores hits via TaxonKit (lineage completo, não a versão reformatada por ranks, para evitar perda de classificação — ver Seção 5, Problemas Conhecidos); (iii) eggNOG-mapper (GO, KEGG, COG, CAZy); (iv) HMMER/Pfam-A (domínios proteicos). Todas as fontes foram integradas em uma tabela única (</w:t>
+        <w:t xml:space="preserve">); (ii) classificação taxonômica dos melhores hits via </w:t>
+      </w:r>
+      <w:r>
+        <w:rPr>
+          <w:b/>
+        </w:rPr>
+        <w:t>TaxonKit v0.15.1</w:t>
+      </w:r>
+      <w:r>
+        <w:t xml:space="preserve"> (lineage completo, não a versão reformatada por ranks, para evitar perda de classificação — ver Seção 5, Problemas Conhecidos); (iii) </w:t>
+      </w:r>
+      <w:r>
+        <w:rPr>
+          <w:b/>
+        </w:rPr>
+        <w:t>eggNOG-mapper v2.1.12</w:t>
+      </w:r>
+      <w:r>
+        <w:t xml:space="preserve"> (GO, KEGG, COG, CAZy); (iv) </w:t>
+      </w:r>
+      <w:r>
+        <w:rPr>
+          <w:b/>
+        </w:rPr>
+        <w:t>HMMER v3.4</w:t>
+      </w:r>
+      <w:r>
+        <w:t xml:space="preserve"> (</w:t>
+      </w:r>
+      <w:r>
+        <w:rPr>
+          <w:rFonts w:ascii="Courier New" w:hAnsi="Courier New"/>
+          <w:sz w:val="20"/>
+        </w:rPr>
+        <w:t>hmmscan</w:t>
+      </w:r>
+      <w:r>
+        <w:t xml:space="preserve">) contra o banco </w:t>
+      </w:r>
+      <w:r>
+        <w:rPr>
+          <w:b/>
+        </w:rPr>
+        <w:t>Pfam-A</w:t>
+      </w:r>
+      <w:r>
+        <w:t xml:space="preserve"> (domínios proteicos). Todas as fontes foram integradas em uma tabela única (</w:t>
       </w:r>
       <w:r>
         <w:rPr>
@@ -608,6 +805,16 @@
         <w:t>03_annotation/auto_annotate.py</w:t>
       </w:r>
       <w:r>
+        <w:t xml:space="preserve"> + </w:t>
+      </w:r>
+      <w:r>
+        <w:rPr>
+          <w:rFonts w:ascii="Courier New" w:hAnsi="Courier New"/>
+          <w:sz w:val="20"/>
+        </w:rPr>
+        <w:t>07_fix_annotation_merge.py</w:t>
+      </w:r>
+      <w:r>
         <w:t>).</w:t>
       </w:r>
     </w:p>
@@ -624,7 +831,16 @@
         <w:jc w:val="both"/>
       </w:pPr>
       <w:r>
-        <w:t>A abundância de transcritos foi quantificada com Salmon (</w:t>
+        <w:t xml:space="preserve">A abundância de transcritos foi quantificada com </w:t>
+      </w:r>
+      <w:r>
+        <w:rPr>
+          <w:b/>
+        </w:rPr>
+        <w:t>Salmon v1.10.3</w:t>
+      </w:r>
+      <w:r>
+        <w:t xml:space="preserve"> (modo de mapeamento seletivo contra o transcriptoma montado, TPM por transcrito; </w:t>
       </w:r>
       <w:r>
         <w:rPr>
@@ -634,7 +850,7 @@
         <w:t>expression/salmon-quant.sf</w:t>
       </w:r>
       <w:r>
-        <w:t>, TPM por transcrito), usada como camada de evidência adicional na priorização de candidatos a efetor (Seção 2.6) e na extração de candidatos a endossimbionte (Seção 2.7).</w:t>
+        <w:t>), usada como camada de evidência adicional na priorização de candidatos a efetor (Seção 2.6) e na extração de candidatos a endossimbionte (Seção 2.7).</w:t>
       </w:r>
     </w:p>
     <w:p>
@@ -656,10 +872,10 @@
         <w:rPr>
           <w:b/>
         </w:rPr>
-        <w:t>TMbed</w:t>
-      </w:r>
-      <w:r>
-        <w:t xml:space="preserve"> (Bernhofer &amp; Rost, 2022), um preditor baseado em embeddings de protein language model (ProtT5), classificando como "secretoma clássico" as proteínas com peptídeo sinal presente E ≤1 segmento transmembrana (</w:t>
+        <w:t>TMbed v1.0.2</w:t>
+      </w:r>
+      <w:r>
+        <w:t xml:space="preserve"> (Bernhofer &amp; Rost, 2022; torch v2.13.0, transformers v4.57.6), um preditor baseado em embeddings de protein language model (ProtT5), classificando como "secretoma clássico" as proteínas com peptídeo sinal presente E ≤1 segmento transmembrana (</w:t>
       </w:r>
       <w:r>
         <w:rPr>
@@ -721,7 +937,17 @@
         <w:jc w:val="both"/>
       </w:pPr>
       <w:r>
-        <w:t xml:space="preserve">Os candidatos foram filtrados por: (i) status de secretado (Seção 2.5); (ii) presença de termos/domínios funcionais associados a fitotoxicidade em Hemiptera na literatura (proteases tipo veneno, peptídeos salivares secretados, mucinas, lacases, fosfolipases A2/B, domínios EF-hand/Ca-binding, CAZymes GH28/GH5 via dbCAN dedicado); e (iii) nível de expressão (TPM), via </w:t>
+        <w:t xml:space="preserve">Os candidatos foram filtrados por: (i) status de secretado (Seção 2.5); (ii) presença de termos/domínios funcionais associados a fitotoxicidade em Hemiptera na literatura (proteases tipo veneno, peptídeos salivares secretados, mucinas, lacases, fosfolipases A2/B, domínios EF-hand/Ca-binding, CAZymes GH28/GH5 via dbCAN dedicado, com correspondência por expressão regular sensível a subfamílias com sufixo, ex. </w:t>
+      </w:r>
+      <w:r>
+        <w:rPr>
+          <w:rFonts w:ascii="Courier New" w:hAnsi="Courier New"/>
+          <w:sz w:val="20"/>
+        </w:rPr>
+        <w:t>GH5_12</w:t>
+      </w:r>
+      <w:r>
+        <w:t xml:space="preserve">) e (iii) nível de expressão (TPM), via </w:t>
       </w:r>
       <w:r>
         <w:rPr>
@@ -817,7 +1043,25 @@
         <w:t>Camada 2</w:t>
       </w:r>
       <w:r>
-        <w:t xml:space="preserve"> — confirmação independente via classificação estrutural (baseada em conteúdo gênico, não em similaridade de sequência a um banco de referência — portanto não circular em relação à Camada 1) dos contigs montados com Whokaryote+Tiara (Pronk &amp; Medema, 2022; Karlicki et al., 2022), cruzada com a Camada 1 via </w:t>
+        <w:t xml:space="preserve"> — confirmação independente via classificação estrutural (baseada em conteúdo gênico, não em similaridade de sequência a um banco de referência — portanto não circular em relação à Camada 1) dos contigs montados com </w:t>
+      </w:r>
+      <w:r>
+        <w:rPr>
+          <w:b/>
+        </w:rPr>
+        <w:t>Whokaryote v1.1.2</w:t>
+      </w:r>
+      <w:r>
+        <w:t xml:space="preserve"> + </w:t>
+      </w:r>
+      <w:r>
+        <w:rPr>
+          <w:b/>
+        </w:rPr>
+        <w:t>Tiara v1.0.3</w:t>
+      </w:r>
+      <w:r>
+        <w:t xml:space="preserve"> (Pronk &amp; Medema, 2022; Karlicki et al., 2022), cruzada com a Camada 1 via </w:t>
       </w:r>
       <w:r>
         <w:rPr>
@@ -921,7 +1165,7 @@
         <w:t>hmmfetch</w:t>
       </w:r>
       <w:r>
-        <w:t>) e usadas para escanear as 12.445 proteínas TransDecoder (</w:t>
+        <w:t>, HMMER v3.4) e usadas para escanear as 12.445 proteínas TransDecoder (</w:t>
       </w:r>
       <w:r>
         <w:rPr>
@@ -935,10 +1179,19 @@
       </w:r>
       <w:r>
         <w:rPr>
+          <w:b/>
+        </w:rPr>
+        <w:t>DIAMOND v2.1.9</w:t>
+      </w:r>
+      <w:r>
+        <w:t xml:space="preserve"> </w:t>
+      </w:r>
+      <w:r>
+        <w:rPr>
           <w:rFonts w:ascii="Courier New" w:hAnsi="Courier New"/>
           <w:sz w:val="20"/>
         </w:rPr>
-        <w:t>diamond blastx</w:t>
+        <w:t>blastx</w:t>
       </w:r>
       <w:r>
         <w:t xml:space="preserve"> dos contigs montados contra o banco viral RefSeq da NCBI (722.107 proteínas). Os 30 hits virais já existentes na anotação DIAMOND/NR original (Seção 3.3, tabela) foram reclassificados por família taxonômica real (consulta à taxonomia NCBI) para distinguir vírus genuínos de elementos genômicos do tipo retrotransposon (Metaviridae, Polintoviridae) erroneamente rotulados como "vírus" pela nomenclatura do banco de referência.</w:t>
@@ -956,7 +1209,16 @@
         <w:t>Confirmação/refutação direcionada de Xylella/fitoplasma por mapeamento genoma-inteiro</w:t>
       </w:r>
       <w:r>
-        <w:t xml:space="preserve">: os reads brutos foram mapeados (bowtie2) contra os genomas de referência completos de </w:t>
+        <w:t xml:space="preserve">: os reads brutos (86.697.028 pares) foram mapeados com </w:t>
+      </w:r>
+      <w:r>
+        <w:rPr>
+          <w:b/>
+        </w:rPr>
+        <w:t>Bowtie2 v2.5.5</w:t>
+      </w:r>
+      <w:r>
+        <w:t xml:space="preserve"> contra os genomas de referência completos de </w:t>
       </w:r>
       <w:r>
         <w:rPr>
@@ -1050,6 +1312,69 @@
     </w:p>
     <w:p>
       <w:pPr>
+        <w:jc w:val="both"/>
+      </w:pPr>
+      <w:r>
+        <w:t xml:space="preserve">Como validação adicional do candidato a endossimbionte </w:t>
+      </w:r>
+      <w:r>
+        <w:rPr>
+          <w:i/>
+        </w:rPr>
+        <w:t>Sulcia</w:t>
+      </w:r>
+      <w:r>
+        <w:t xml:space="preserve"> (Camada 1), o gene GroEL foi alinhado contra sequências de referência de </w:t>
+      </w:r>
+      <w:r>
+        <w:rPr>
+          <w:i/>
+        </w:rPr>
+        <w:t>Candidatus</w:t>
+      </w:r>
+      <w:r>
+        <w:t xml:space="preserve"> Karelsulcia muelleri e um outgroup de Bacteroidetes de vida livre (</w:t>
+      </w:r>
+      <w:r>
+        <w:rPr>
+          <w:i/>
+        </w:rPr>
+        <w:t>Sodalis glossinidius</w:t>
+      </w:r>
+      <w:r>
+        <w:t xml:space="preserve">, </w:t>
+      </w:r>
+      <w:r>
+        <w:rPr>
+          <w:i/>
+        </w:rPr>
+        <w:t>Bacteroides</w:t>
+      </w:r>
+      <w:r>
+        <w:t xml:space="preserve"> sp.), e submetido a inferência filogenética de máxima verossimilhança com </w:t>
+      </w:r>
+      <w:r>
+        <w:rPr>
+          <w:b/>
+        </w:rPr>
+        <w:t>IQ-TREE v3.1.1</w:t>
+      </w:r>
+      <w:r>
+        <w:t xml:space="preserve"> (ModelFinder para seleção automática de modelo + bootstrap ultrarrápido, 1000 réplicas; Hoang et al., 2018), via </w:t>
+      </w:r>
+      <w:r>
+        <w:rPr>
+          <w:rFonts w:ascii="Courier New" w:hAnsi="Courier New"/>
+          <w:sz w:val="20"/>
+        </w:rPr>
+        <w:t>08_metagenomic_deep/</w:t>
+      </w:r>
+      <w:r>
+        <w:t>.</w:t>
+      </w:r>
+    </w:p>
+    <w:p>
+      <w:pPr>
         <w:pStyle w:val="Heading3"/>
       </w:pPr>
       <w:r>
@@ -1065,13 +1390,12 @@
       </w:r>
       <w:r>
         <w:rPr>
-          <w:rFonts w:ascii="Courier New" w:hAnsi="Courier New"/>
-          <w:sz w:val="20"/>
+          <w:b/>
         </w:rPr>
-        <w:t>run_dbcan</w:t>
-      </w:r>
-      <w:r>
-        <w:t xml:space="preserve"> (DIAMOND + dbCAN-HMM + dbCAN-sub contra o banco de dados dbCAN real; Zheng et al., 2023), via </w:t>
+        <w:t>`run_dbcan` v5.2.9</w:t>
+      </w:r>
+      <w:r>
+        <w:t xml:space="preserve"> (DIAMOND v2.2.4 + dbCAN-HMM/pyhmmer v0.12.1 + dbCAN-sub contra o banco de dados dbCAN real; Zheng et al., 2023), via </w:t>
       </w:r>
       <w:r>
         <w:rPr>
@@ -1099,6 +1423,1226 @@
         </w:rPr>
         <w:t>Status: concluído.</w:t>
       </w:r>
+    </w:p>
+    <w:p>
+      <w:pPr>
+        <w:pStyle w:val="Heading3"/>
+      </w:pPr>
+      <w:r>
+        <w:t>2.9 Ferramentas, versões e ambientes</w:t>
+      </w:r>
+    </w:p>
+    <w:p>
+      <w:pPr>
+        <w:jc w:val="both"/>
+      </w:pPr>
+      <w:r>
+        <w:t xml:space="preserve">Tabela consolidada de todo o software usado neste trabalho, com a versão efetivamente instalada e executada (verificada por </w:t>
+      </w:r>
+      <w:r>
+        <w:rPr>
+          <w:rFonts w:ascii="Courier New" w:hAnsi="Courier New"/>
+          <w:sz w:val="20"/>
+        </w:rPr>
+        <w:t>conda list</w:t>
+      </w:r>
+      <w:r>
+        <w:t xml:space="preserve"> no ambiente correspondente ou pelo cabeçalho do arquivo de saída da própria ferramenta — ver auditoria de integridade, Seção 6, item 17). Definições completas dos ambientes conda em </w:t>
+      </w:r>
+      <w:r>
+        <w:rPr>
+          <w:rFonts w:ascii="Courier New" w:hAnsi="Courier New"/>
+          <w:sz w:val="20"/>
+        </w:rPr>
+        <w:t>environment/*.yml</w:t>
+      </w:r>
+      <w:r>
+        <w:t>.</w:t>
+      </w:r>
+    </w:p>
+    <w:tbl>
+      <w:tblPr>
+        <w:tblStyle w:val="TableGrid"/>
+        <w:tblW w:type="auto" w:w="0"/>
+        <w:tblLook w:firstColumn="1" w:firstRow="1" w:lastColumn="0" w:lastRow="0" w:noHBand="0" w:noVBand="1" w:val="04A0"/>
+      </w:tblPr>
+      <w:tblGrid>
+        <w:gridCol w:w="2280"/>
+        <w:gridCol w:w="2280"/>
+        <w:gridCol w:w="2280"/>
+        <w:gridCol w:w="2280"/>
+      </w:tblGrid>
+      <w:tr>
+        <w:tc>
+          <w:tcPr>
+            <w:tcW w:type="dxa" w:w="2280"/>
+            <w:shd w:val="clear" w:color="auto" w:fill="D9E1F2"/>
+          </w:tcPr>
+          <w:p>
+            <w:r>
+              <w:rPr>
+                <w:rFonts w:ascii="Times New Roman" w:hAnsi="Times New Roman"/>
+                <w:b/>
+                <w:sz w:val="20"/>
+              </w:rPr>
+              <w:t>Ferramenta</w:t>
+            </w:r>
+          </w:p>
+        </w:tc>
+        <w:tc>
+          <w:tcPr>
+            <w:tcW w:type="dxa" w:w="2280"/>
+            <w:shd w:val="clear" w:color="auto" w:fill="D9E1F2"/>
+          </w:tcPr>
+          <w:p>
+            <w:r>
+              <w:rPr>
+                <w:rFonts w:ascii="Times New Roman" w:hAnsi="Times New Roman"/>
+                <w:b/>
+                <w:sz w:val="20"/>
+              </w:rPr>
+              <w:t>Versão</w:t>
+            </w:r>
+          </w:p>
+        </w:tc>
+        <w:tc>
+          <w:tcPr>
+            <w:tcW w:type="dxa" w:w="2280"/>
+            <w:shd w:val="clear" w:color="auto" w:fill="D9E1F2"/>
+          </w:tcPr>
+          <w:p>
+            <w:r>
+              <w:rPr>
+                <w:rFonts w:ascii="Times New Roman" w:hAnsi="Times New Roman"/>
+                <w:b/>
+                <w:sz w:val="20"/>
+              </w:rPr>
+              <w:t>Etapa</w:t>
+            </w:r>
+          </w:p>
+        </w:tc>
+        <w:tc>
+          <w:tcPr>
+            <w:tcW w:type="dxa" w:w="2280"/>
+            <w:shd w:val="clear" w:color="auto" w:fill="D9E1F2"/>
+          </w:tcPr>
+          <w:p>
+            <w:r>
+              <w:rPr>
+                <w:rFonts w:ascii="Times New Roman" w:hAnsi="Times New Roman"/>
+                <w:b/>
+                <w:sz w:val="20"/>
+              </w:rPr>
+              <w:t>Referência</w:t>
+            </w:r>
+          </w:p>
+        </w:tc>
+      </w:tr>
+      <w:tr>
+        <w:tc>
+          <w:tcPr>
+            <w:tcW w:type="dxa" w:w="2280"/>
+          </w:tcPr>
+          <w:p>
+            <w:r>
+              <w:rPr>
+                <w:rFonts w:ascii="Times New Roman" w:hAnsi="Times New Roman"/>
+                <w:sz w:val="20"/>
+              </w:rPr>
+              <w:t>FastQC</w:t>
+            </w:r>
+          </w:p>
+        </w:tc>
+        <w:tc>
+          <w:tcPr>
+            <w:tcW w:type="dxa" w:w="2280"/>
+          </w:tcPr>
+          <w:p>
+            <w:r>
+              <w:rPr>
+                <w:rFonts w:ascii="Times New Roman" w:hAnsi="Times New Roman"/>
+                <w:sz w:val="20"/>
+              </w:rPr>
+              <w:t>0.12.1</w:t>
+            </w:r>
+          </w:p>
+        </w:tc>
+        <w:tc>
+          <w:tcPr>
+            <w:tcW w:type="dxa" w:w="2280"/>
+          </w:tcPr>
+          <w:p>
+            <w:r>
+              <w:rPr>
+                <w:rFonts w:ascii="Times New Roman" w:hAnsi="Times New Roman"/>
+                <w:sz w:val="20"/>
+              </w:rPr>
+              <w:t>QC de reads (bruto/pós-trim)</w:t>
+            </w:r>
+          </w:p>
+        </w:tc>
+        <w:tc>
+          <w:tcPr>
+            <w:tcW w:type="dxa" w:w="2280"/>
+          </w:tcPr>
+          <w:p>
+            <w:r>
+              <w:rPr>
+                <w:rFonts w:ascii="Times New Roman" w:hAnsi="Times New Roman"/>
+                <w:sz w:val="20"/>
+              </w:rPr>
+              <w:t>Andrews, 2010</w:t>
+            </w:r>
+          </w:p>
+        </w:tc>
+      </w:tr>
+      <w:tr>
+        <w:tc>
+          <w:tcPr>
+            <w:tcW w:type="dxa" w:w="2280"/>
+          </w:tcPr>
+          <w:p>
+            <w:r>
+              <w:rPr>
+                <w:rFonts w:ascii="Times New Roman" w:hAnsi="Times New Roman"/>
+                <w:sz w:val="20"/>
+              </w:rPr>
+              <w:t>fastp</w:t>
+            </w:r>
+          </w:p>
+        </w:tc>
+        <w:tc>
+          <w:tcPr>
+            <w:tcW w:type="dxa" w:w="2280"/>
+          </w:tcPr>
+          <w:p>
+            <w:r>
+              <w:rPr>
+                <w:rFonts w:ascii="Times New Roman" w:hAnsi="Times New Roman"/>
+                <w:sz w:val="20"/>
+              </w:rPr>
+              <w:t>0.23.4</w:t>
+            </w:r>
+          </w:p>
+        </w:tc>
+        <w:tc>
+          <w:tcPr>
+            <w:tcW w:type="dxa" w:w="2280"/>
+          </w:tcPr>
+          <w:p>
+            <w:r>
+              <w:rPr>
+                <w:rFonts w:ascii="Times New Roman" w:hAnsi="Times New Roman"/>
+                <w:sz w:val="20"/>
+              </w:rPr>
+              <w:t>Trimming de adaptador/qualidade</w:t>
+            </w:r>
+          </w:p>
+        </w:tc>
+        <w:tc>
+          <w:tcPr>
+            <w:tcW w:type="dxa" w:w="2280"/>
+          </w:tcPr>
+          <w:p>
+            <w:r>
+              <w:rPr>
+                <w:rFonts w:ascii="Times New Roman" w:hAnsi="Times New Roman"/>
+                <w:sz w:val="20"/>
+              </w:rPr>
+              <w:t>Chen et al., 2018</w:t>
+            </w:r>
+          </w:p>
+        </w:tc>
+      </w:tr>
+      <w:tr>
+        <w:tc>
+          <w:tcPr>
+            <w:tcW w:type="dxa" w:w="2280"/>
+          </w:tcPr>
+          <w:p>
+            <w:r>
+              <w:rPr>
+                <w:rFonts w:ascii="Times New Roman" w:hAnsi="Times New Roman"/>
+                <w:sz w:val="20"/>
+              </w:rPr>
+              <w:t>MultiQC</w:t>
+            </w:r>
+          </w:p>
+        </w:tc>
+        <w:tc>
+          <w:tcPr>
+            <w:tcW w:type="dxa" w:w="2280"/>
+          </w:tcPr>
+          <w:p>
+            <w:r>
+              <w:rPr>
+                <w:rFonts w:ascii="Times New Roman" w:hAnsi="Times New Roman"/>
+                <w:sz w:val="20"/>
+              </w:rPr>
+              <w:t>1.21</w:t>
+            </w:r>
+          </w:p>
+        </w:tc>
+        <w:tc>
+          <w:tcPr>
+            <w:tcW w:type="dxa" w:w="2280"/>
+          </w:tcPr>
+          <w:p>
+            <w:r>
+              <w:rPr>
+                <w:rFonts w:ascii="Times New Roman" w:hAnsi="Times New Roman"/>
+                <w:sz w:val="20"/>
+              </w:rPr>
+              <w:t>Agregação de relatórios QC</w:t>
+            </w:r>
+          </w:p>
+        </w:tc>
+        <w:tc>
+          <w:tcPr>
+            <w:tcW w:type="dxa" w:w="2280"/>
+          </w:tcPr>
+          <w:p>
+            <w:r>
+              <w:rPr>
+                <w:rFonts w:ascii="Times New Roman" w:hAnsi="Times New Roman"/>
+                <w:sz w:val="20"/>
+              </w:rPr>
+              <w:t>Ewels et al., 2016</w:t>
+            </w:r>
+          </w:p>
+        </w:tc>
+      </w:tr>
+      <w:tr>
+        <w:tc>
+          <w:tcPr>
+            <w:tcW w:type="dxa" w:w="2280"/>
+          </w:tcPr>
+          <w:p>
+            <w:r>
+              <w:rPr>
+                <w:rFonts w:ascii="Times New Roman" w:hAnsi="Times New Roman"/>
+                <w:sz w:val="20"/>
+              </w:rPr>
+              <w:t>Trinity</w:t>
+            </w:r>
+          </w:p>
+        </w:tc>
+        <w:tc>
+          <w:tcPr>
+            <w:tcW w:type="dxa" w:w="2280"/>
+          </w:tcPr>
+          <w:p>
+            <w:r>
+              <w:rPr>
+                <w:rFonts w:ascii="Times New Roman" w:hAnsi="Times New Roman"/>
+                <w:sz w:val="20"/>
+              </w:rPr>
+              <w:t>2.15.2</w:t>
+            </w:r>
+          </w:p>
+        </w:tc>
+        <w:tc>
+          <w:tcPr>
+            <w:tcW w:type="dxa" w:w="2280"/>
+          </w:tcPr>
+          <w:p>
+            <w:r>
+              <w:rPr>
+                <w:rFonts w:ascii="Times New Roman" w:hAnsi="Times New Roman"/>
+                <w:sz w:val="20"/>
+              </w:rPr>
+              <w:t>Montagem de novo</w:t>
+            </w:r>
+          </w:p>
+        </w:tc>
+        <w:tc>
+          <w:tcPr>
+            <w:tcW w:type="dxa" w:w="2280"/>
+          </w:tcPr>
+          <w:p>
+            <w:r>
+              <w:rPr>
+                <w:rFonts w:ascii="Times New Roman" w:hAnsi="Times New Roman"/>
+                <w:sz w:val="20"/>
+              </w:rPr>
+              <w:t>Grabherr et al., 2011; Haas et al., 2013</w:t>
+            </w:r>
+          </w:p>
+        </w:tc>
+      </w:tr>
+      <w:tr>
+        <w:tc>
+          <w:tcPr>
+            <w:tcW w:type="dxa" w:w="2280"/>
+          </w:tcPr>
+          <w:p>
+            <w:r>
+              <w:rPr>
+                <w:rFonts w:ascii="Times New Roman" w:hAnsi="Times New Roman"/>
+                <w:sz w:val="20"/>
+              </w:rPr>
+              <w:t>CD-HIT-EST</w:t>
+            </w:r>
+          </w:p>
+        </w:tc>
+        <w:tc>
+          <w:tcPr>
+            <w:tcW w:type="dxa" w:w="2280"/>
+          </w:tcPr>
+          <w:p>
+            <w:r>
+              <w:rPr>
+                <w:rFonts w:ascii="Times New Roman" w:hAnsi="Times New Roman"/>
+                <w:sz w:val="20"/>
+              </w:rPr>
+              <w:t>4.8.1</w:t>
+            </w:r>
+          </w:p>
+        </w:tc>
+        <w:tc>
+          <w:tcPr>
+            <w:tcW w:type="dxa" w:w="2280"/>
+          </w:tcPr>
+          <w:p>
+            <w:r>
+              <w:rPr>
+                <w:rFonts w:ascii="Times New Roman" w:hAnsi="Times New Roman"/>
+                <w:sz w:val="20"/>
+              </w:rPr>
+              <w:t>Remoção de redundância (95% identidade)</w:t>
+            </w:r>
+          </w:p>
+        </w:tc>
+        <w:tc>
+          <w:tcPr>
+            <w:tcW w:type="dxa" w:w="2280"/>
+          </w:tcPr>
+          <w:p>
+            <w:r>
+              <w:rPr>
+                <w:rFonts w:ascii="Times New Roman" w:hAnsi="Times New Roman"/>
+                <w:sz w:val="20"/>
+              </w:rPr>
+              <w:t>Fu et al., 2012</w:t>
+            </w:r>
+          </w:p>
+        </w:tc>
+      </w:tr>
+      <w:tr>
+        <w:tc>
+          <w:tcPr>
+            <w:tcW w:type="dxa" w:w="2280"/>
+          </w:tcPr>
+          <w:p>
+            <w:r>
+              <w:rPr>
+                <w:rFonts w:ascii="Times New Roman" w:hAnsi="Times New Roman"/>
+                <w:sz w:val="20"/>
+              </w:rPr>
+              <w:t>TransDecoder</w:t>
+            </w:r>
+          </w:p>
+        </w:tc>
+        <w:tc>
+          <w:tcPr>
+            <w:tcW w:type="dxa" w:w="2280"/>
+          </w:tcPr>
+          <w:p>
+            <w:r>
+              <w:rPr>
+                <w:rFonts w:ascii="Times New Roman" w:hAnsi="Times New Roman"/>
+                <w:sz w:val="20"/>
+              </w:rPr>
+              <w:t>5.7.1</w:t>
+            </w:r>
+          </w:p>
+        </w:tc>
+        <w:tc>
+          <w:tcPr>
+            <w:tcW w:type="dxa" w:w="2280"/>
+          </w:tcPr>
+          <w:p>
+            <w:r>
+              <w:rPr>
+                <w:rFonts w:ascii="Times New Roman" w:hAnsi="Times New Roman"/>
+                <w:sz w:val="20"/>
+              </w:rPr>
+              <w:t>Predição de ORF/proteína</w:t>
+            </w:r>
+          </w:p>
+        </w:tc>
+        <w:tc>
+          <w:tcPr>
+            <w:tcW w:type="dxa" w:w="2280"/>
+          </w:tcPr>
+          <w:p>
+            <w:r>
+              <w:rPr>
+                <w:rFonts w:ascii="Times New Roman" w:hAnsi="Times New Roman"/>
+                <w:sz w:val="20"/>
+              </w:rPr>
+              <w:t>Haas et al., 2013</w:t>
+            </w:r>
+          </w:p>
+        </w:tc>
+      </w:tr>
+      <w:tr>
+        <w:tc>
+          <w:tcPr>
+            <w:tcW w:type="dxa" w:w="2280"/>
+          </w:tcPr>
+          <w:p>
+            <w:r>
+              <w:rPr>
+                <w:rFonts w:ascii="Times New Roman" w:hAnsi="Times New Roman"/>
+                <w:sz w:val="20"/>
+              </w:rPr>
+              <w:t>seqkit</w:t>
+            </w:r>
+          </w:p>
+        </w:tc>
+        <w:tc>
+          <w:tcPr>
+            <w:tcW w:type="dxa" w:w="2280"/>
+          </w:tcPr>
+          <w:p>
+            <w:r>
+              <w:rPr>
+                <w:rFonts w:ascii="Times New Roman" w:hAnsi="Times New Roman"/>
+                <w:sz w:val="20"/>
+              </w:rPr>
+              <w:t>2.13.0</w:t>
+            </w:r>
+          </w:p>
+        </w:tc>
+        <w:tc>
+          <w:tcPr>
+            <w:tcW w:type="dxa" w:w="2280"/>
+          </w:tcPr>
+          <w:p>
+            <w:r>
+              <w:rPr>
+                <w:rFonts w:ascii="Times New Roman" w:hAnsi="Times New Roman"/>
+                <w:sz w:val="20"/>
+              </w:rPr>
+              <w:t>Estatísticas de sequência</w:t>
+            </w:r>
+          </w:p>
+        </w:tc>
+        <w:tc>
+          <w:tcPr>
+            <w:tcW w:type="dxa" w:w="2280"/>
+          </w:tcPr>
+          <w:p>
+            <w:r>
+              <w:rPr>
+                <w:rFonts w:ascii="Times New Roman" w:hAnsi="Times New Roman"/>
+                <w:sz w:val="20"/>
+              </w:rPr>
+              <w:t>Shen et al., 2016</w:t>
+            </w:r>
+          </w:p>
+        </w:tc>
+      </w:tr>
+      <w:tr>
+        <w:tc>
+          <w:tcPr>
+            <w:tcW w:type="dxa" w:w="2280"/>
+          </w:tcPr>
+          <w:p>
+            <w:r>
+              <w:rPr>
+                <w:rFonts w:ascii="Times New Roman" w:hAnsi="Times New Roman"/>
+                <w:sz w:val="20"/>
+              </w:rPr>
+              <w:t>BUSCO</w:t>
+            </w:r>
+          </w:p>
+        </w:tc>
+        <w:tc>
+          <w:tcPr>
+            <w:tcW w:type="dxa" w:w="2280"/>
+          </w:tcPr>
+          <w:p>
+            <w:r>
+              <w:rPr>
+                <w:rFonts w:ascii="Times New Roman" w:hAnsi="Times New Roman"/>
+                <w:sz w:val="20"/>
+              </w:rPr>
+              <w:t>6.0.0 (`insecta_odb10`)</w:t>
+            </w:r>
+          </w:p>
+        </w:tc>
+        <w:tc>
+          <w:tcPr>
+            <w:tcW w:type="dxa" w:w="2280"/>
+          </w:tcPr>
+          <w:p>
+            <w:r>
+              <w:rPr>
+                <w:rFonts w:ascii="Times New Roman" w:hAnsi="Times New Roman"/>
+                <w:sz w:val="20"/>
+              </w:rPr>
+              <w:t>Completude da montagem</w:t>
+            </w:r>
+          </w:p>
+        </w:tc>
+        <w:tc>
+          <w:tcPr>
+            <w:tcW w:type="dxa" w:w="2280"/>
+          </w:tcPr>
+          <w:p>
+            <w:r>
+              <w:rPr>
+                <w:rFonts w:ascii="Times New Roman" w:hAnsi="Times New Roman"/>
+                <w:sz w:val="20"/>
+              </w:rPr>
+              <w:t>Manni et al., 2021</w:t>
+            </w:r>
+          </w:p>
+        </w:tc>
+      </w:tr>
+      <w:tr>
+        <w:tc>
+          <w:tcPr>
+            <w:tcW w:type="dxa" w:w="2280"/>
+          </w:tcPr>
+          <w:p>
+            <w:r>
+              <w:rPr>
+                <w:rFonts w:ascii="Times New Roman" w:hAnsi="Times New Roman"/>
+                <w:sz w:val="20"/>
+              </w:rPr>
+              <w:t>DIAMOND</w:t>
+            </w:r>
+          </w:p>
+        </w:tc>
+        <w:tc>
+          <w:tcPr>
+            <w:tcW w:type="dxa" w:w="2280"/>
+          </w:tcPr>
+          <w:p>
+            <w:r>
+              <w:rPr>
+                <w:rFonts w:ascii="Times New Roman" w:hAnsi="Times New Roman"/>
+                <w:sz w:val="20"/>
+              </w:rPr>
+              <w:t>2.1.9 (anotação/viral) / 2.2.4 (dbCAN)</w:t>
+            </w:r>
+          </w:p>
+        </w:tc>
+        <w:tc>
+          <w:tcPr>
+            <w:tcW w:type="dxa" w:w="2280"/>
+          </w:tcPr>
+          <w:p>
+            <w:r>
+              <w:rPr>
+                <w:rFonts w:ascii="Times New Roman" w:hAnsi="Times New Roman"/>
+                <w:sz w:val="20"/>
+              </w:rPr>
+              <w:t>BLASTp/BLASTx</w:t>
+            </w:r>
+          </w:p>
+        </w:tc>
+        <w:tc>
+          <w:tcPr>
+            <w:tcW w:type="dxa" w:w="2280"/>
+          </w:tcPr>
+          <w:p>
+            <w:r>
+              <w:rPr>
+                <w:rFonts w:ascii="Times New Roman" w:hAnsi="Times New Roman"/>
+                <w:sz w:val="20"/>
+              </w:rPr>
+              <w:t>Buchfink et al., 2021</w:t>
+            </w:r>
+          </w:p>
+        </w:tc>
+      </w:tr>
+      <w:tr>
+        <w:tc>
+          <w:tcPr>
+            <w:tcW w:type="dxa" w:w="2280"/>
+          </w:tcPr>
+          <w:p>
+            <w:r>
+              <w:rPr>
+                <w:rFonts w:ascii="Times New Roman" w:hAnsi="Times New Roman"/>
+                <w:sz w:val="20"/>
+              </w:rPr>
+              <w:t>TaxonKit</w:t>
+            </w:r>
+          </w:p>
+        </w:tc>
+        <w:tc>
+          <w:tcPr>
+            <w:tcW w:type="dxa" w:w="2280"/>
+          </w:tcPr>
+          <w:p>
+            <w:r>
+              <w:rPr>
+                <w:rFonts w:ascii="Times New Roman" w:hAnsi="Times New Roman"/>
+                <w:sz w:val="20"/>
+              </w:rPr>
+              <w:t>0.15.1</w:t>
+            </w:r>
+          </w:p>
+        </w:tc>
+        <w:tc>
+          <w:tcPr>
+            <w:tcW w:type="dxa" w:w="2280"/>
+          </w:tcPr>
+          <w:p>
+            <w:r>
+              <w:rPr>
+                <w:rFonts w:ascii="Times New Roman" w:hAnsi="Times New Roman"/>
+                <w:sz w:val="20"/>
+              </w:rPr>
+              <w:t>Classificação taxonômica</w:t>
+            </w:r>
+          </w:p>
+        </w:tc>
+        <w:tc>
+          <w:tcPr>
+            <w:tcW w:type="dxa" w:w="2280"/>
+          </w:tcPr>
+          <w:p>
+            <w:r>
+              <w:rPr>
+                <w:rFonts w:ascii="Times New Roman" w:hAnsi="Times New Roman"/>
+                <w:sz w:val="20"/>
+              </w:rPr>
+              <w:t>Shen &amp; Ren, 2021</w:t>
+            </w:r>
+          </w:p>
+        </w:tc>
+      </w:tr>
+      <w:tr>
+        <w:tc>
+          <w:tcPr>
+            <w:tcW w:type="dxa" w:w="2280"/>
+          </w:tcPr>
+          <w:p>
+            <w:r>
+              <w:rPr>
+                <w:rFonts w:ascii="Times New Roman" w:hAnsi="Times New Roman"/>
+                <w:sz w:val="20"/>
+              </w:rPr>
+              <w:t>eggNOG-mapper</w:t>
+            </w:r>
+          </w:p>
+        </w:tc>
+        <w:tc>
+          <w:tcPr>
+            <w:tcW w:type="dxa" w:w="2280"/>
+          </w:tcPr>
+          <w:p>
+            <w:r>
+              <w:rPr>
+                <w:rFonts w:ascii="Times New Roman" w:hAnsi="Times New Roman"/>
+                <w:sz w:val="20"/>
+              </w:rPr>
+              <w:t>2.1.12</w:t>
+            </w:r>
+          </w:p>
+        </w:tc>
+        <w:tc>
+          <w:tcPr>
+            <w:tcW w:type="dxa" w:w="2280"/>
+          </w:tcPr>
+          <w:p>
+            <w:r>
+              <w:rPr>
+                <w:rFonts w:ascii="Times New Roman" w:hAnsi="Times New Roman"/>
+                <w:sz w:val="20"/>
+              </w:rPr>
+              <w:t>Anotação GO/KEGG/COG/CAZy</w:t>
+            </w:r>
+          </w:p>
+        </w:tc>
+        <w:tc>
+          <w:tcPr>
+            <w:tcW w:type="dxa" w:w="2280"/>
+          </w:tcPr>
+          <w:p>
+            <w:r>
+              <w:rPr>
+                <w:rFonts w:ascii="Times New Roman" w:hAnsi="Times New Roman"/>
+                <w:sz w:val="20"/>
+              </w:rPr>
+              <w:t>Cantalapiedra et al., 2021</w:t>
+            </w:r>
+          </w:p>
+        </w:tc>
+      </w:tr>
+      <w:tr>
+        <w:tc>
+          <w:tcPr>
+            <w:tcW w:type="dxa" w:w="2280"/>
+          </w:tcPr>
+          <w:p>
+            <w:r>
+              <w:rPr>
+                <w:rFonts w:ascii="Times New Roman" w:hAnsi="Times New Roman"/>
+                <w:sz w:val="20"/>
+              </w:rPr>
+              <w:t>HMMER</w:t>
+            </w:r>
+          </w:p>
+        </w:tc>
+        <w:tc>
+          <w:tcPr>
+            <w:tcW w:type="dxa" w:w="2280"/>
+          </w:tcPr>
+          <w:p>
+            <w:r>
+              <w:rPr>
+                <w:rFonts w:ascii="Times New Roman" w:hAnsi="Times New Roman"/>
+                <w:sz w:val="20"/>
+              </w:rPr>
+              <w:t>3.4</w:t>
+            </w:r>
+          </w:p>
+        </w:tc>
+        <w:tc>
+          <w:tcPr>
+            <w:tcW w:type="dxa" w:w="2280"/>
+          </w:tcPr>
+          <w:p>
+            <w:r>
+              <w:rPr>
+                <w:rFonts w:ascii="Times New Roman" w:hAnsi="Times New Roman"/>
+                <w:sz w:val="20"/>
+              </w:rPr>
+              <w:t>Domínios Pfam, `hmmscan` RdRp</w:t>
+            </w:r>
+          </w:p>
+        </w:tc>
+        <w:tc>
+          <w:tcPr>
+            <w:tcW w:type="dxa" w:w="2280"/>
+          </w:tcPr>
+          <w:p>
+            <w:r>
+              <w:rPr>
+                <w:rFonts w:ascii="Times New Roman" w:hAnsi="Times New Roman"/>
+                <w:sz w:val="20"/>
+              </w:rPr>
+              <w:t>Eddy, 2011</w:t>
+            </w:r>
+          </w:p>
+        </w:tc>
+      </w:tr>
+      <w:tr>
+        <w:tc>
+          <w:tcPr>
+            <w:tcW w:type="dxa" w:w="2280"/>
+          </w:tcPr>
+          <w:p>
+            <w:r>
+              <w:rPr>
+                <w:rFonts w:ascii="Times New Roman" w:hAnsi="Times New Roman"/>
+                <w:sz w:val="20"/>
+              </w:rPr>
+              <w:t>Salmon</w:t>
+            </w:r>
+          </w:p>
+        </w:tc>
+        <w:tc>
+          <w:tcPr>
+            <w:tcW w:type="dxa" w:w="2280"/>
+          </w:tcPr>
+          <w:p>
+            <w:r>
+              <w:rPr>
+                <w:rFonts w:ascii="Times New Roman" w:hAnsi="Times New Roman"/>
+                <w:sz w:val="20"/>
+              </w:rPr>
+              <w:t>1.10.3</w:t>
+            </w:r>
+          </w:p>
+        </w:tc>
+        <w:tc>
+          <w:tcPr>
+            <w:tcW w:type="dxa" w:w="2280"/>
+          </w:tcPr>
+          <w:p>
+            <w:r>
+              <w:rPr>
+                <w:rFonts w:ascii="Times New Roman" w:hAnsi="Times New Roman"/>
+                <w:sz w:val="20"/>
+              </w:rPr>
+              <w:t>Quantificação de expressão (TPM)</w:t>
+            </w:r>
+          </w:p>
+        </w:tc>
+        <w:tc>
+          <w:tcPr>
+            <w:tcW w:type="dxa" w:w="2280"/>
+          </w:tcPr>
+          <w:p>
+            <w:r>
+              <w:rPr>
+                <w:rFonts w:ascii="Times New Roman" w:hAnsi="Times New Roman"/>
+                <w:sz w:val="20"/>
+              </w:rPr>
+              <w:t>Patro et al., 2017</w:t>
+            </w:r>
+          </w:p>
+        </w:tc>
+      </w:tr>
+      <w:tr>
+        <w:tc>
+          <w:tcPr>
+            <w:tcW w:type="dxa" w:w="2280"/>
+          </w:tcPr>
+          <w:p>
+            <w:r>
+              <w:rPr>
+                <w:rFonts w:ascii="Times New Roman" w:hAnsi="Times New Roman"/>
+                <w:sz w:val="20"/>
+              </w:rPr>
+              <w:t>TMbed</w:t>
+            </w:r>
+          </w:p>
+        </w:tc>
+        <w:tc>
+          <w:tcPr>
+            <w:tcW w:type="dxa" w:w="2280"/>
+          </w:tcPr>
+          <w:p>
+            <w:r>
+              <w:rPr>
+                <w:rFonts w:ascii="Times New Roman" w:hAnsi="Times New Roman"/>
+                <w:sz w:val="20"/>
+              </w:rPr>
+              <w:t>1.0.2</w:t>
+            </w:r>
+          </w:p>
+        </w:tc>
+        <w:tc>
+          <w:tcPr>
+            <w:tcW w:type="dxa" w:w="2280"/>
+          </w:tcPr>
+          <w:p>
+            <w:r>
+              <w:rPr>
+                <w:rFonts w:ascii="Times New Roman" w:hAnsi="Times New Roman"/>
+                <w:sz w:val="20"/>
+              </w:rPr>
+              <w:t>Predição de secretoma clássico</w:t>
+            </w:r>
+          </w:p>
+        </w:tc>
+        <w:tc>
+          <w:tcPr>
+            <w:tcW w:type="dxa" w:w="2280"/>
+          </w:tcPr>
+          <w:p>
+            <w:r>
+              <w:rPr>
+                <w:rFonts w:ascii="Times New Roman" w:hAnsi="Times New Roman"/>
+                <w:sz w:val="20"/>
+              </w:rPr>
+              <w:t>Bernhofer &amp; Rost, 2022</w:t>
+            </w:r>
+          </w:p>
+        </w:tc>
+      </w:tr>
+      <w:tr>
+        <w:tc>
+          <w:tcPr>
+            <w:tcW w:type="dxa" w:w="2280"/>
+          </w:tcPr>
+          <w:p>
+            <w:r>
+              <w:rPr>
+                <w:rFonts w:ascii="Times New Roman" w:hAnsi="Times New Roman"/>
+                <w:sz w:val="20"/>
+              </w:rPr>
+              <w:t>run_dbcan (dbCAN3)</w:t>
+            </w:r>
+          </w:p>
+        </w:tc>
+        <w:tc>
+          <w:tcPr>
+            <w:tcW w:type="dxa" w:w="2280"/>
+          </w:tcPr>
+          <w:p>
+            <w:r>
+              <w:rPr>
+                <w:rFonts w:ascii="Times New Roman" w:hAnsi="Times New Roman"/>
+                <w:sz w:val="20"/>
+              </w:rPr>
+              <w:t>5.2.9</w:t>
+            </w:r>
+          </w:p>
+        </w:tc>
+        <w:tc>
+          <w:tcPr>
+            <w:tcW w:type="dxa" w:w="2280"/>
+          </w:tcPr>
+          <w:p>
+            <w:r>
+              <w:rPr>
+                <w:rFonts w:ascii="Times New Roman" w:hAnsi="Times New Roman"/>
+                <w:sz w:val="20"/>
+              </w:rPr>
+              <w:t>Anotação CAZy dedicada</w:t>
+            </w:r>
+          </w:p>
+        </w:tc>
+        <w:tc>
+          <w:tcPr>
+            <w:tcW w:type="dxa" w:w="2280"/>
+          </w:tcPr>
+          <w:p>
+            <w:r>
+              <w:rPr>
+                <w:rFonts w:ascii="Times New Roman" w:hAnsi="Times New Roman"/>
+                <w:sz w:val="20"/>
+              </w:rPr>
+              <w:t>Zheng et al., 2023</w:t>
+            </w:r>
+          </w:p>
+        </w:tc>
+      </w:tr>
+      <w:tr>
+        <w:tc>
+          <w:tcPr>
+            <w:tcW w:type="dxa" w:w="2280"/>
+          </w:tcPr>
+          <w:p>
+            <w:r>
+              <w:rPr>
+                <w:rFonts w:ascii="Times New Roman" w:hAnsi="Times New Roman"/>
+                <w:sz w:val="20"/>
+              </w:rPr>
+              <w:t>Whokaryote</w:t>
+            </w:r>
+          </w:p>
+        </w:tc>
+        <w:tc>
+          <w:tcPr>
+            <w:tcW w:type="dxa" w:w="2280"/>
+          </w:tcPr>
+          <w:p>
+            <w:r>
+              <w:rPr>
+                <w:rFonts w:ascii="Times New Roman" w:hAnsi="Times New Roman"/>
+                <w:sz w:val="20"/>
+              </w:rPr>
+              <w:t>1.1.2</w:t>
+            </w:r>
+          </w:p>
+        </w:tc>
+        <w:tc>
+          <w:tcPr>
+            <w:tcW w:type="dxa" w:w="2280"/>
+          </w:tcPr>
+          <w:p>
+            <w:r>
+              <w:rPr>
+                <w:rFonts w:ascii="Times New Roman" w:hAnsi="Times New Roman"/>
+                <w:sz w:val="20"/>
+              </w:rPr>
+              <w:t>Classificação estrutural euc./proc.</w:t>
+            </w:r>
+          </w:p>
+        </w:tc>
+        <w:tc>
+          <w:tcPr>
+            <w:tcW w:type="dxa" w:w="2280"/>
+          </w:tcPr>
+          <w:p>
+            <w:r>
+              <w:rPr>
+                <w:rFonts w:ascii="Times New Roman" w:hAnsi="Times New Roman"/>
+                <w:sz w:val="20"/>
+              </w:rPr>
+              <w:t>Pronk &amp; Medema, 2022</w:t>
+            </w:r>
+          </w:p>
+        </w:tc>
+      </w:tr>
+      <w:tr>
+        <w:tc>
+          <w:tcPr>
+            <w:tcW w:type="dxa" w:w="2280"/>
+          </w:tcPr>
+          <w:p>
+            <w:r>
+              <w:rPr>
+                <w:rFonts w:ascii="Times New Roman" w:hAnsi="Times New Roman"/>
+                <w:sz w:val="20"/>
+              </w:rPr>
+              <w:t>Tiara</w:t>
+            </w:r>
+          </w:p>
+        </w:tc>
+        <w:tc>
+          <w:tcPr>
+            <w:tcW w:type="dxa" w:w="2280"/>
+          </w:tcPr>
+          <w:p>
+            <w:r>
+              <w:rPr>
+                <w:rFonts w:ascii="Times New Roman" w:hAnsi="Times New Roman"/>
+                <w:sz w:val="20"/>
+              </w:rPr>
+              <w:t>1.0.3</w:t>
+            </w:r>
+          </w:p>
+        </w:tc>
+        <w:tc>
+          <w:tcPr>
+            <w:tcW w:type="dxa" w:w="2280"/>
+          </w:tcPr>
+          <w:p>
+            <w:r>
+              <w:rPr>
+                <w:rFonts w:ascii="Times New Roman" w:hAnsi="Times New Roman"/>
+                <w:sz w:val="20"/>
+              </w:rPr>
+              <w:t>Classificação estrutural euc./proc.</w:t>
+            </w:r>
+          </w:p>
+        </w:tc>
+        <w:tc>
+          <w:tcPr>
+            <w:tcW w:type="dxa" w:w="2280"/>
+          </w:tcPr>
+          <w:p>
+            <w:r>
+              <w:rPr>
+                <w:rFonts w:ascii="Times New Roman" w:hAnsi="Times New Roman"/>
+                <w:sz w:val="20"/>
+              </w:rPr>
+              <w:t>Karlicki et al., 2022</w:t>
+            </w:r>
+          </w:p>
+        </w:tc>
+      </w:tr>
+      <w:tr>
+        <w:tc>
+          <w:tcPr>
+            <w:tcW w:type="dxa" w:w="2280"/>
+          </w:tcPr>
+          <w:p>
+            <w:r>
+              <w:rPr>
+                <w:rFonts w:ascii="Times New Roman" w:hAnsi="Times New Roman"/>
+                <w:sz w:val="20"/>
+              </w:rPr>
+              <w:t>Bowtie2</w:t>
+            </w:r>
+          </w:p>
+        </w:tc>
+        <w:tc>
+          <w:tcPr>
+            <w:tcW w:type="dxa" w:w="2280"/>
+          </w:tcPr>
+          <w:p>
+            <w:r>
+              <w:rPr>
+                <w:rFonts w:ascii="Times New Roman" w:hAnsi="Times New Roman"/>
+                <w:sz w:val="20"/>
+              </w:rPr>
+              <w:t>2.5.5</w:t>
+            </w:r>
+          </w:p>
+        </w:tc>
+        <w:tc>
+          <w:tcPr>
+            <w:tcW w:type="dxa" w:w="2280"/>
+          </w:tcPr>
+          <w:p>
+            <w:r>
+              <w:rPr>
+                <w:rFonts w:ascii="Times New Roman" w:hAnsi="Times New Roman"/>
+                <w:sz w:val="20"/>
+              </w:rPr>
+              <w:t>Mapeamento genoma-inteiro (Xylella/fitoplasma)</w:t>
+            </w:r>
+          </w:p>
+        </w:tc>
+        <w:tc>
+          <w:tcPr>
+            <w:tcW w:type="dxa" w:w="2280"/>
+          </w:tcPr>
+          <w:p>
+            <w:r>
+              <w:rPr>
+                <w:rFonts w:ascii="Times New Roman" w:hAnsi="Times New Roman"/>
+                <w:sz w:val="20"/>
+              </w:rPr>
+              <w:t>Langmead &amp; Salzberg, 2012</w:t>
+            </w:r>
+          </w:p>
+        </w:tc>
+      </w:tr>
+      <w:tr>
+        <w:tc>
+          <w:tcPr>
+            <w:tcW w:type="dxa" w:w="2280"/>
+          </w:tcPr>
+          <w:p>
+            <w:r>
+              <w:rPr>
+                <w:rFonts w:ascii="Times New Roman" w:hAnsi="Times New Roman"/>
+                <w:sz w:val="20"/>
+              </w:rPr>
+              <w:t>IQ-TREE</w:t>
+            </w:r>
+          </w:p>
+        </w:tc>
+        <w:tc>
+          <w:tcPr>
+            <w:tcW w:type="dxa" w:w="2280"/>
+          </w:tcPr>
+          <w:p>
+            <w:r>
+              <w:rPr>
+                <w:rFonts w:ascii="Times New Roman" w:hAnsi="Times New Roman"/>
+                <w:sz w:val="20"/>
+              </w:rPr>
+              <w:t>3.1.1</w:t>
+            </w:r>
+          </w:p>
+        </w:tc>
+        <w:tc>
+          <w:tcPr>
+            <w:tcW w:type="dxa" w:w="2280"/>
+          </w:tcPr>
+          <w:p>
+            <w:r>
+              <w:rPr>
+                <w:rFonts w:ascii="Times New Roman" w:hAnsi="Times New Roman"/>
+                <w:sz w:val="20"/>
+              </w:rPr>
+              <w:t>Filogenia de máxima verossimilhança (GroEL)</w:t>
+            </w:r>
+          </w:p>
+        </w:tc>
+        <w:tc>
+          <w:tcPr>
+            <w:tcW w:type="dxa" w:w="2280"/>
+          </w:tcPr>
+          <w:p>
+            <w:r>
+              <w:rPr>
+                <w:rFonts w:ascii="Times New Roman" w:hAnsi="Times New Roman"/>
+                <w:sz w:val="20"/>
+              </w:rPr>
+              <w:t>Wong et al., 2025</w:t>
+            </w:r>
+          </w:p>
+        </w:tc>
+      </w:tr>
+    </w:tbl>
+    <w:p>
+      <w:pPr/>
     </w:p>
     <w:p>
       <w:pPr/>
@@ -5257,6 +6801,64 @@
           </w:p>
         </w:tc>
       </w:tr>
+      <w:tr>
+        <w:tc>
+          <w:tcPr>
+            <w:tcW w:type="dxa" w:w="2280"/>
+          </w:tcPr>
+          <w:p>
+            <w:r>
+              <w:rPr>
+                <w:rFonts w:ascii="Times New Roman" w:hAnsi="Times New Roman"/>
+                <w:sz w:val="20"/>
+              </w:rPr>
+              <w:t>18. Revisão de código dedicada linha-a-linha (finalização da auditoria do item 17)</w:t>
+            </w:r>
+          </w:p>
+        </w:tc>
+        <w:tc>
+          <w:tcPr>
+            <w:tcW w:type="dxa" w:w="2280"/>
+          </w:tcPr>
+          <w:p>
+            <w:r>
+              <w:rPr>
+                <w:rFonts w:ascii="Times New Roman" w:hAnsi="Times New Roman"/>
+                <w:sz w:val="20"/>
+              </w:rPr>
+              <w:t>Concluído</w:t>
+            </w:r>
+          </w:p>
+        </w:tc>
+        <w:tc>
+          <w:tcPr>
+            <w:tcW w:type="dxa" w:w="2280"/>
+          </w:tcPr>
+          <w:p>
+            <w:r>
+              <w:rPr>
+                <w:rFonts w:ascii="Times New Roman" w:hAnsi="Times New Roman"/>
+                <w:sz w:val="20"/>
+              </w:rPr>
+              <w:t>2026-08-31</w:t>
+            </w:r>
+          </w:p>
+        </w:tc>
+        <w:tc>
+          <w:tcPr>
+            <w:tcW w:type="dxa" w:w="2280"/>
+          </w:tcPr>
+          <w:p>
+            <w:r>
+              <w:rPr>
+                <w:rFonts w:ascii="Times New Roman" w:hAnsi="Times New Roman"/>
+                <w:sz w:val="20"/>
+              </w:rPr>
+              <w:t>Confirma que a correção histórica do bug de merge eggNOG se sustenta; achado 1 bug latente de baixa severidade em `06_effector_prioritization/effector_candidates.py` (regex GH28/GH5 não casava subfamílias com sufixo, ex. `GH5_12`) — corrigido, zero impacto nos 35 candidatos publicados (checksum idêntico após reexecução)</w:t>
+            </w:r>
+          </w:p>
+        </w:tc>
+      </w:tr>
     </w:tbl>
     <w:p>
       <w:pPr/>
@@ -5277,16 +6879,7 @@
         <w:jc w:val="both"/>
       </w:pPr>
       <w:r>
-        <w:t xml:space="preserve">Backus, E.A., Serrano, M.S., Ranger, C.M. (2005). Mechanisms of hopperburn: an overview of insect taxonomy, behavior, and physiology. </w:t>
-      </w:r>
-      <w:r>
-        <w:rPr>
-          <w:i/>
-        </w:rPr>
-        <w:t>Annual Review of Entomology</w:t>
-      </w:r>
-      <w:r>
-        <w:t>, 50, 125–151. https://doi.org/10.1146/annurev.ento.49.061802.123310</w:t>
+        <w:t>Andrews, S. (2010). FastQC: a quality control tool for high throughput sequence data. Babraham Bioinformatics, Babraham Institute, Cambridge, UK. https://www.bioinformatics.babraham.ac.uk/projects/fastqc/</w:t>
       </w:r>
     </w:p>
     <w:p>
@@ -5294,16 +6887,16 @@
         <w:jc w:val="both"/>
       </w:pPr>
       <w:r>
-        <w:t xml:space="preserve">Bansal, R. et al. (2014). Deep sequencing of the transcriptomes of soybean aphid and associated endosymbionts. </w:t>
+        <w:t xml:space="preserve">Backus, E.A., Serrano, M.S., Ranger, C.M. (2005). Mechanisms of hopperburn: an overview of insect taxonomy, behavior, and physiology. </w:t>
       </w:r>
       <w:r>
         <w:rPr>
           <w:i/>
         </w:rPr>
-        <w:t>PLOS ONE</w:t>
-      </w:r>
-      <w:r>
-        <w:t>, 9(9), e106438. https://doi.org/10.1371/journal.pone.0106438</w:t>
+        <w:t>Annual Review of Entomology</w:t>
+      </w:r>
+      <w:r>
+        <w:t>, 50, 125–151. https://doi.org/10.1146/annurev.ento.49.061802.123310</w:t>
       </w:r>
     </w:p>
     <w:p>
@@ -5311,16 +6904,16 @@
         <w:jc w:val="both"/>
       </w:pPr>
       <w:r>
-        <w:t xml:space="preserve">Bennett, G.M., Moran, N.A. (2013). Small, smaller, smallest: the origins and evolution of ancient dual symbioses in a phloem-feeding insect. </w:t>
+        <w:t xml:space="preserve">Bansal, R. et al. (2014). Deep sequencing of the transcriptomes of soybean aphid and associated endosymbionts. </w:t>
       </w:r>
       <w:r>
         <w:rPr>
           <w:i/>
         </w:rPr>
-        <w:t>Genome Biology and Evolution</w:t>
-      </w:r>
-      <w:r>
-        <w:t>, 5(9), 1675–1688. https://doi.org/10.1093/gbe/evt118</w:t>
+        <w:t>PLOS ONE</w:t>
+      </w:r>
+      <w:r>
+        <w:t>, 9(9), e106438. https://doi.org/10.1371/journal.pone.0106438</w:t>
       </w:r>
     </w:p>
     <w:p>
@@ -5328,16 +6921,16 @@
         <w:jc w:val="both"/>
       </w:pPr>
       <w:r>
-        <w:t xml:space="preserve">Bernhofer, M., Rost, B. (2022). TMbed: transmembrane proteins predicted through language model embeddings. </w:t>
+        <w:t xml:space="preserve">Bennett, G.M., Moran, N.A. (2013). Small, smaller, smallest: the origins and evolution of ancient dual symbioses in a phloem-feeding insect. </w:t>
       </w:r>
       <w:r>
         <w:rPr>
           <w:i/>
         </w:rPr>
-        <w:t>BMC Bioinformatics</w:t>
-      </w:r>
-      <w:r>
-        <w:t>, 23, 326. https://doi.org/10.1186/s12859-022-04873-x</w:t>
+        <w:t>Genome Biology and Evolution</w:t>
+      </w:r>
+      <w:r>
+        <w:t>, 5(9), 1675–1688. https://doi.org/10.1093/gbe/evt118</w:t>
       </w:r>
     </w:p>
     <w:p>
@@ -5345,16 +6938,16 @@
         <w:jc w:val="both"/>
       </w:pPr>
       <w:r>
-        <w:t xml:space="preserve">Buchfink, B., Xie, C., Huson, D.H. (2021). Sensitive protein alignments at tree-of-life scale using DIAMOND. </w:t>
+        <w:t xml:space="preserve">Bernhofer, M., Rost, B. (2022). TMbed: transmembrane proteins predicted through language model embeddings. </w:t>
       </w:r>
       <w:r>
         <w:rPr>
           <w:i/>
         </w:rPr>
-        <w:t>Nature Methods</w:t>
-      </w:r>
-      <w:r>
-        <w:t>, 18, 366–368. https://doi.org/10.1038/s41592-021-01101-x</w:t>
+        <w:t>BMC Bioinformatics</w:t>
+      </w:r>
+      <w:r>
+        <w:t>, 23, 326. https://doi.org/10.1186/s12859-022-04873-x</w:t>
       </w:r>
     </w:p>
     <w:p>
@@ -5362,16 +6955,16 @@
         <w:jc w:val="both"/>
       </w:pPr>
       <w:r>
-        <w:t xml:space="preserve">Cantalapiedra, C.P. et al. (2021). eggNOG-mapper v2: functional annotation, orthology assignments, and domain prediction at the metagenomic scale. </w:t>
+        <w:t xml:space="preserve">Buchfink, B., Xie, C., Huson, D.H. (2021). Sensitive protein alignments at tree-of-life scale using DIAMOND. </w:t>
       </w:r>
       <w:r>
         <w:rPr>
           <w:i/>
         </w:rPr>
-        <w:t>Molecular Biology and Evolution</w:t>
-      </w:r>
-      <w:r>
-        <w:t>, 38(12), 5825–5829. https://doi.org/10.1093/molbev/msab293</w:t>
+        <w:t>Nature Methods</w:t>
+      </w:r>
+      <w:r>
+        <w:t>, 18, 366–368. https://doi.org/10.1038/s41592-021-01101-x</w:t>
       </w:r>
     </w:p>
     <w:p>
@@ -5379,25 +6972,16 @@
         <w:jc w:val="both"/>
       </w:pPr>
       <w:r>
-        <w:t xml:space="preserve">Cornara, D. et al. (2017). Spittlebugs as vectors of </w:t>
+        <w:t xml:space="preserve">Cantalapiedra, C.P. et al. (2021). eggNOG-mapper v2: functional annotation, orthology assignments, and domain prediction at the metagenomic scale. </w:t>
       </w:r>
       <w:r>
         <w:rPr>
           <w:i/>
         </w:rPr>
-        <w:t>Xylella fastidiosa</w:t>
-      </w:r>
-      <w:r>
-        <w:t xml:space="preserve"> in olive orchards in Italy. </w:t>
-      </w:r>
-      <w:r>
-        <w:rPr>
-          <w:i/>
-        </w:rPr>
-        <w:t>Journal of Pest Science</w:t>
-      </w:r>
-      <w:r>
-        <w:t>, 90, 521–530. https://doi.org/10.1007/s10340-016-0793-0</w:t>
+        <w:t>Molecular Biology and Evolution</w:t>
+      </w:r>
+      <w:r>
+        <w:t>, 38(12), 5825–5829. https://doi.org/10.1093/molbev/msab293</w:t>
       </w:r>
     </w:p>
     <w:p>
@@ -5405,25 +6989,16 @@
         <w:jc w:val="both"/>
       </w:pPr>
       <w:r>
-        <w:t xml:space="preserve">Cornara, D. et al. (2018). EPG combined with micro-CT and video recording reveals new insights on the feeding behavior of </w:t>
+        <w:t xml:space="preserve">Chen, S., Zhou, Y., Chen, Y., Gu, J. (2018). fastp: an ultra-fast all-in-one FASTQ preprocessor. </w:t>
       </w:r>
       <w:r>
         <w:rPr>
           <w:i/>
         </w:rPr>
-        <w:t>Philaenus spumarius</w:t>
-      </w:r>
-      <w:r>
-        <w:t xml:space="preserve">. </w:t>
-      </w:r>
-      <w:r>
-        <w:rPr>
-          <w:i/>
-        </w:rPr>
-        <w:t>Journal of Pest Science</w:t>
-      </w:r>
-      <w:r>
-        <w:t>, 91, 941–951.</w:t>
+        <w:t>Bioinformatics</w:t>
+      </w:r>
+      <w:r>
+        <w:t>, 34(17), i884–i890. https://doi.org/10.1093/bioinformatics/bty560</w:t>
       </w:r>
     </w:p>
     <w:p>
@@ -5431,43 +7006,25 @@
         <w:jc w:val="both"/>
       </w:pPr>
       <w:r>
-        <w:t xml:space="preserve">Foieri, F., Decker-Franco, C., Marino de Remes Lenicov, A.M., Arneodo, J.D. (2022). First identification of bacterial endosymbionts in three South-American spittlebug pests: </w:t>
+        <w:t xml:space="preserve">Cornara, D. et al. (2017). Spittlebugs as vectors of </w:t>
       </w:r>
       <w:r>
         <w:rPr>
           <w:i/>
         </w:rPr>
-        <w:t>Notozulia entreriana</w:t>
-      </w:r>
-      <w:r>
-        <w:t xml:space="preserve">, </w:t>
+        <w:t>Xylella fastidiosa</w:t>
+      </w:r>
+      <w:r>
+        <w:t xml:space="preserve"> in olive orchards in Italy. </w:t>
       </w:r>
       <w:r>
         <w:rPr>
           <w:i/>
         </w:rPr>
-        <w:t>Deois mourei</w:t>
-      </w:r>
-      <w:r>
-        <w:t xml:space="preserve"> and </w:t>
-      </w:r>
-      <w:r>
-        <w:rPr>
-          <w:i/>
-        </w:rPr>
-        <w:t>Deois knoblauchii</w:t>
-      </w:r>
-      <w:r>
-        <w:t xml:space="preserve">. </w:t>
-      </w:r>
-      <w:r>
-        <w:rPr>
-          <w:i/>
-        </w:rPr>
-        <w:t>Bulletin of Insectology</w:t>
-      </w:r>
-      <w:r>
-        <w:t>.</w:t>
+        <w:t>Journal of Pest Science</w:t>
+      </w:r>
+      <w:r>
+        <w:t>, 90, 521–530. https://doi.org/10.1007/s10340-016-0793-0</w:t>
       </w:r>
     </w:p>
     <w:p>
@@ -5475,16 +7032,25 @@
         <w:jc w:val="both"/>
       </w:pPr>
       <w:r>
-        <w:t xml:space="preserve">Grabherr, M.G. et al. (2011). Full-length transcriptome assembly from RNA-Seq data without a reference genome. </w:t>
+        <w:t xml:space="preserve">Cornara, D. et al. (2018). EPG combined with micro-CT and video recording reveals new insights on the feeding behavior of </w:t>
       </w:r>
       <w:r>
         <w:rPr>
           <w:i/>
         </w:rPr>
-        <w:t>Nature Biotechnology</w:t>
-      </w:r>
-      <w:r>
-        <w:t>, 29(7), 644–652. https://doi.org/10.1038/nbt.1883</w:t>
+        <w:t>Philaenus spumarius</w:t>
+      </w:r>
+      <w:r>
+        <w:t xml:space="preserve">. </w:t>
+      </w:r>
+      <w:r>
+        <w:rPr>
+          <w:i/>
+        </w:rPr>
+        <w:t>Journal of Pest Science</w:t>
+      </w:r>
+      <w:r>
+        <w:t>, 91, 941–951.</w:t>
       </w:r>
     </w:p>
     <w:p>
@@ -5492,16 +7058,16 @@
         <w:jc w:val="both"/>
       </w:pPr>
       <w:r>
-        <w:t xml:space="preserve">Hernandez, C.A. et al. (2022). Spittlebugs (Hemiptera: Cercopidae): integrated pest management on gramineous crops in the Neotropical ecozone. </w:t>
+        <w:t xml:space="preserve">Eddy, S.R. (2011). Accelerated profile HMM searches. </w:t>
       </w:r>
       <w:r>
         <w:rPr>
           <w:i/>
         </w:rPr>
-        <w:t>Frontiers in Sustainable Food Systems</w:t>
-      </w:r>
-      <w:r>
-        <w:t>, 6, 891417. https://doi.org/10.3389/fsufs.2022.891417</w:t>
+        <w:t>PLOS Computational Biology</w:t>
+      </w:r>
+      <w:r>
+        <w:t>, 7(10), e1002195. https://doi.org/10.1371/journal.pcbi.1002195</w:t>
       </w:r>
     </w:p>
     <w:p>
@@ -5509,7 +7075,7 @@
         <w:jc w:val="both"/>
       </w:pPr>
       <w:r>
-        <w:t xml:space="preserve">Karlicki, M., Antonowicz, S., Karnkowska, A. (2022). Tiara: deep learning-based classification system for eukaryotic sequences. </w:t>
+        <w:t xml:space="preserve">Ewels, P., Magnusson, M., Lundin, S., Käller, M. (2016). MultiQC: summarize analysis results for multiple tools and samples in a single report. </w:t>
       </w:r>
       <w:r>
         <w:rPr>
@@ -5518,7 +7084,7 @@
         <w:t>Bioinformatics</w:t>
       </w:r>
       <w:r>
-        <w:t>, 38(2), 344–350. https://doi.org/10.1093/bioinformatics/btab672</w:t>
+        <w:t>, 32(19), 3047–3048. https://doi.org/10.1093/bioinformatics/btw354</w:t>
       </w:r>
     </w:p>
     <w:p>
@@ -5526,16 +7092,43 @@
         <w:jc w:val="both"/>
       </w:pPr>
       <w:r>
-        <w:t xml:space="preserve">Koga, R., Moran, N.A. (2014). Swapping symbionts in spittlebugs: evolutionary replacement of a reduced genome symbiont. </w:t>
+        <w:t xml:space="preserve">Foieri, F., Decker-Franco, C., Marino de Remes Lenicov, A.M., Arneodo, J.D. (2022). First identification of bacterial endosymbionts in three South-American spittlebug pests: </w:t>
       </w:r>
       <w:r>
         <w:rPr>
           <w:i/>
         </w:rPr>
-        <w:t>The ISME Journal</w:t>
-      </w:r>
-      <w:r>
-        <w:t>, 8, 1237–1249. https://doi.org/10.1038/ismej.2013.235</w:t>
+        <w:t>Notozulia entreriana</w:t>
+      </w:r>
+      <w:r>
+        <w:t xml:space="preserve">, </w:t>
+      </w:r>
+      <w:r>
+        <w:rPr>
+          <w:i/>
+        </w:rPr>
+        <w:t>Deois mourei</w:t>
+      </w:r>
+      <w:r>
+        <w:t xml:space="preserve"> and </w:t>
+      </w:r>
+      <w:r>
+        <w:rPr>
+          <w:i/>
+        </w:rPr>
+        <w:t>Deois knoblauchii</w:t>
+      </w:r>
+      <w:r>
+        <w:t xml:space="preserve">. </w:t>
+      </w:r>
+      <w:r>
+        <w:rPr>
+          <w:i/>
+        </w:rPr>
+        <w:t>Bulletin of Insectology</w:t>
+      </w:r>
+      <w:r>
+        <w:t>.</w:t>
       </w:r>
     </w:p>
     <w:p>
@@ -5543,16 +7136,16 @@
         <w:jc w:val="both"/>
       </w:pPr>
       <w:r>
-        <w:t xml:space="preserve">Manni, M. et al. (2021). BUSCO update: novel and streamlined workflows along with broader and deeper phylogenetic coverage for scoring of eukaryotic, prokaryotic, and viral genomes. </w:t>
+        <w:t xml:space="preserve">Fu, L., Niu, B., Zhu, Z., Wu, S., Li, W. (2012). CD-HIT: accelerated for clustering the next-generation sequencing data. </w:t>
       </w:r>
       <w:r>
         <w:rPr>
           <w:i/>
         </w:rPr>
-        <w:t>Molecular Biology and Evolution</w:t>
-      </w:r>
-      <w:r>
-        <w:t>, 38(10), 4647–4654. https://doi.org/10.1093/molbev/msab199</w:t>
+        <w:t>Bioinformatics</w:t>
+      </w:r>
+      <w:r>
+        <w:t>, 28(23), 3150–3152. https://doi.org/10.1093/bioinformatics/bts565</w:t>
       </w:r>
     </w:p>
     <w:p>
@@ -5560,16 +7153,16 @@
         <w:jc w:val="both"/>
       </w:pPr>
       <w:r>
-        <w:t xml:space="preserve">McCutcheon, J.P., Moran, N.A. (2007). Parallel genomic evolution and metabolic interdependence in an ancient symbiosis. </w:t>
+        <w:t xml:space="preserve">Grabherr, M.G. et al. (2011). Full-length transcriptome assembly from RNA-Seq data without a reference genome. </w:t>
       </w:r>
       <w:r>
         <w:rPr>
           <w:i/>
         </w:rPr>
-        <w:t>PNAS</w:t>
-      </w:r>
-      <w:r>
-        <w:t>, 104(49), 19392–19397. https://doi.org/10.1073/pnas.0708855104</w:t>
+        <w:t>Nature Biotechnology</w:t>
+      </w:r>
+      <w:r>
+        <w:t>, 29(7), 644–652. https://doi.org/10.1038/nbt.1883</w:t>
       </w:r>
     </w:p>
     <w:p>
@@ -5577,16 +7170,16 @@
         <w:jc w:val="both"/>
       </w:pPr>
       <w:r>
-        <w:t xml:space="preserve">Mistry, J. et al. (2021). Pfam: the protein families database in 2021. </w:t>
+        <w:t xml:space="preserve">Haas, B.J. et al. (2013). De novo transcript sequence reconstruction from RNA-seq using the Trinity platform for reference generation and analysis. </w:t>
       </w:r>
       <w:r>
         <w:rPr>
           <w:i/>
         </w:rPr>
-        <w:t>Nucleic Acids Research</w:t>
-      </w:r>
-      <w:r>
-        <w:t>, 49(D1), D412–D419. https://doi.org/10.1093/nar/gkaa913</w:t>
+        <w:t>Nature Protocols</w:t>
+      </w:r>
+      <w:r>
+        <w:t>, 8(8), 1494–1512. https://doi.org/10.1038/nprot.2013.084</w:t>
       </w:r>
     </w:p>
     <w:p>
@@ -5594,16 +7187,16 @@
         <w:jc w:val="both"/>
       </w:pPr>
       <w:r>
-        <w:t>Monteiro, L.P. (2019). Caracterização molecular da interação das cigarrinhas-das-pastagens (</w:t>
+        <w:t xml:space="preserve">Hernandez, C.A. et al. (2022). Spittlebugs (Hemiptera: Cercopidae): integrated pest management on gramineous crops in the Neotropical ecozone. </w:t>
       </w:r>
       <w:r>
         <w:rPr>
           <w:i/>
         </w:rPr>
-        <w:t>Mahanarva spectabilis</w:t>
-      </w:r>
-      <w:r>
-        <w:t>) com diferentes forrageiras. Dissertação de Mestrado, Universidade Federal de Viçosa.</w:t>
+        <w:t>Frontiers in Sustainable Food Systems</w:t>
+      </w:r>
+      <w:r>
+        <w:t>, 6, 891417. https://doi.org/10.3389/fsufs.2022.891417</w:t>
       </w:r>
     </w:p>
     <w:p>
@@ -5611,7 +7204,16 @@
         <w:jc w:val="both"/>
       </w:pPr>
       <w:r>
-        <w:t>Rinaldi, A.J. (2021). Análise de componentes moleculares da espuma e da toxina presente na glândula salivar de cigarrinha das pastagens. Dissertação de Mestrado, Universidade Federal de Viçosa.</w:t>
+        <w:t xml:space="preserve">Hoang, D.T., Chernomor, O., von Haeseler, A., Minh, B.Q., Vinh, L.S. (2018). UFBoot2: improving the ultrafast bootstrap approximation. </w:t>
+      </w:r>
+      <w:r>
+        <w:rPr>
+          <w:i/>
+        </w:rPr>
+        <w:t>Molecular Biology and Evolution</w:t>
+      </w:r>
+      <w:r>
+        <w:t>, 35(2), 518–522. https://doi.org/10.1093/molbev/msx281</w:t>
       </w:r>
     </w:p>
     <w:p>
@@ -5619,16 +7221,16 @@
         <w:jc w:val="both"/>
       </w:pPr>
       <w:r>
-        <w:t xml:space="preserve">Pronk, L.J.U., Medema, M.H. (2022). Whokaryote: distinguishing eukaryotic and prokaryotic contigs in metagenomes based on gene structure. </w:t>
+        <w:t xml:space="preserve">Karlicki, M., Antonowicz, S., Karnkowska, A. (2022). Tiara: deep learning-based classification system for eukaryotic sequences. </w:t>
       </w:r>
       <w:r>
         <w:rPr>
           <w:i/>
         </w:rPr>
-        <w:t>Microbial Genomics</w:t>
-      </w:r>
-      <w:r>
-        <w:t>, 8(5), 000823. https://doi.org/10.1099/mgen.0.000823</w:t>
+        <w:t>Bioinformatics</w:t>
+      </w:r>
+      <w:r>
+        <w:t>, 38(2), 344–350. https://doi.org/10.1093/bioinformatics/btab672</w:t>
       </w:r>
     </w:p>
     <w:p>
@@ -5636,25 +7238,16 @@
         <w:jc w:val="both"/>
       </w:pPr>
       <w:r>
-        <w:t xml:space="preserve">Rinaldi, A.J. et al. (2026). Molecular and structural characterization of foam proteins from </w:t>
+        <w:t xml:space="preserve">Koga, R., Moran, N.A. (2014). Swapping symbionts in spittlebugs: evolutionary replacement of a reduced genome symbiont. </w:t>
       </w:r>
       <w:r>
         <w:rPr>
           <w:i/>
         </w:rPr>
-        <w:t>Mahanarva spectabilis</w:t>
-      </w:r>
-      <w:r>
-        <w:t xml:space="preserve"> (Distant, 1909) (Hemiptera: Cercopidae) nymphs reveals adaptive features and potential targets for pest control. </w:t>
-      </w:r>
-      <w:r>
-        <w:rPr>
-          <w:i/>
-        </w:rPr>
-        <w:t>Archives of Insect Biochemistry and Physiology</w:t>
-      </w:r>
-      <w:r>
-        <w:t>.</w:t>
+        <w:t>The ISME Journal</w:t>
+      </w:r>
+      <w:r>
+        <w:t>, 8, 1237–1249. https://doi.org/10.1038/ismej.2013.235</w:t>
       </w:r>
     </w:p>
     <w:p>
@@ -5662,16 +7255,16 @@
         <w:jc w:val="both"/>
       </w:pPr>
       <w:r>
-        <w:t xml:space="preserve">Shi, M. et al. (2016). Redefining the invertebrate RNA virosphere. </w:t>
+        <w:t xml:space="preserve">Langmead, B., Salzberg, S.L. (2012). Fast gapped-read alignment with Bowtie 2. </w:t>
       </w:r>
       <w:r>
         <w:rPr>
           <w:i/>
         </w:rPr>
-        <w:t>Nature</w:t>
-      </w:r>
-      <w:r>
-        <w:t>, 540, 539–543. https://doi.org/10.1038/nature20167</w:t>
+        <w:t>Nature Methods</w:t>
+      </w:r>
+      <w:r>
+        <w:t>, 9(4), 357–359. https://doi.org/10.1038/nmeth.1923</w:t>
       </w:r>
     </w:p>
     <w:p>
@@ -5679,7 +7272,16 @@
         <w:jc w:val="both"/>
       </w:pPr>
       <w:r>
-        <w:t>Sotelo, G., Cardona, C. (2001). [Sintomatologia e biologia de cigarrinhas-das-pastagens]. Apud Hernandez et al. (2022).</w:t>
+        <w:t xml:space="preserve">Manni, M. et al. (2021). BUSCO update: novel and streamlined workflows along with broader and deeper phylogenetic coverage for scoring of eukaryotic, prokaryotic, and viral genomes. </w:t>
+      </w:r>
+      <w:r>
+        <w:rPr>
+          <w:i/>
+        </w:rPr>
+        <w:t>Molecular Biology and Evolution</w:t>
+      </w:r>
+      <w:r>
+        <w:t>, 38(10), 4647–4654. https://doi.org/10.1093/molbev/msab199</w:t>
       </w:r>
     </w:p>
     <w:p>
@@ -5687,7 +7289,16 @@
         <w:jc w:val="both"/>
       </w:pPr>
       <w:r>
-        <w:t>Thompson, V., González, R. (2005). [Danos de cigarrinhas em gramíneas forrageiras]. Apud Hernandez et al. (2022).</w:t>
+        <w:t xml:space="preserve">McCutcheon, J.P., Moran, N.A. (2007). Parallel genomic evolution and metabolic interdependence in an ancient symbiosis. </w:t>
+      </w:r>
+      <w:r>
+        <w:rPr>
+          <w:i/>
+        </w:rPr>
+        <w:t>PNAS</w:t>
+      </w:r>
+      <w:r>
+        <w:t>, 104(49), 19392–19397. https://doi.org/10.1073/pnas.0708855104</w:t>
       </w:r>
     </w:p>
     <w:p>
@@ -5695,7 +7306,193 @@
         <w:jc w:val="both"/>
       </w:pPr>
       <w:r>
+        <w:t xml:space="preserve">Mistry, J. et al. (2021). Pfam: the protein families database in 2021. </w:t>
+      </w:r>
+      <w:r>
+        <w:rPr>
+          <w:i/>
+        </w:rPr>
+        <w:t>Nucleic Acids Research</w:t>
+      </w:r>
+      <w:r>
+        <w:t>, 49(D1), D412–D419. https://doi.org/10.1093/nar/gkaa913</w:t>
+      </w:r>
+    </w:p>
+    <w:p>
+      <w:pPr>
+        <w:jc w:val="both"/>
+      </w:pPr>
+      <w:r>
+        <w:t>Monteiro, L.P. (2019). Caracterização molecular da interação das cigarrinhas-das-pastagens (</w:t>
+      </w:r>
+      <w:r>
+        <w:rPr>
+          <w:i/>
+        </w:rPr>
+        <w:t>Mahanarva spectabilis</w:t>
+      </w:r>
+      <w:r>
+        <w:t>) com diferentes forrageiras. Dissertação de Mestrado, Universidade Federal de Viçosa.</w:t>
+      </w:r>
+    </w:p>
+    <w:p>
+      <w:pPr>
+        <w:jc w:val="both"/>
+      </w:pPr>
+      <w:r>
+        <w:t xml:space="preserve">Patro, R., Duggal, G., Love, M.I., Irizarry, R.A., Kingsford, C. (2017). Salmon provides fast and bias-aware quantification of transcript expression. </w:t>
+      </w:r>
+      <w:r>
+        <w:rPr>
+          <w:i/>
+        </w:rPr>
+        <w:t>Nature Methods</w:t>
+      </w:r>
+      <w:r>
+        <w:t>, 14(4), 417–419. https://doi.org/10.1038/nmeth.4197</w:t>
+      </w:r>
+    </w:p>
+    <w:p>
+      <w:pPr>
+        <w:jc w:val="both"/>
+      </w:pPr>
+      <w:r>
+        <w:t>Rinaldi, A.J. (2021). Análise de componentes moleculares da espuma e da toxina presente na glândula salivar de cigarrinha das pastagens. Dissertação de Mestrado, Universidade Federal de Viçosa.</w:t>
+      </w:r>
+    </w:p>
+    <w:p>
+      <w:pPr>
+        <w:jc w:val="both"/>
+      </w:pPr>
+      <w:r>
+        <w:t xml:space="preserve">Pronk, L.J.U., Medema, M.H. (2022). Whokaryote: distinguishing eukaryotic and prokaryotic contigs in metagenomes based on gene structure. </w:t>
+      </w:r>
+      <w:r>
+        <w:rPr>
+          <w:i/>
+        </w:rPr>
+        <w:t>Microbial Genomics</w:t>
+      </w:r>
+      <w:r>
+        <w:t>, 8(5), 000823. https://doi.org/10.1099/mgen.0.000823</w:t>
+      </w:r>
+    </w:p>
+    <w:p>
+      <w:pPr>
+        <w:jc w:val="both"/>
+      </w:pPr>
+      <w:r>
+        <w:t xml:space="preserve">Rinaldi, A.J. et al. (2026). Molecular and structural characterization of foam proteins from </w:t>
+      </w:r>
+      <w:r>
+        <w:rPr>
+          <w:i/>
+        </w:rPr>
+        <w:t>Mahanarva spectabilis</w:t>
+      </w:r>
+      <w:r>
+        <w:t xml:space="preserve"> (Distant, 1909) (Hemiptera: Cercopidae) nymphs reveals adaptive features and potential targets for pest control. </w:t>
+      </w:r>
+      <w:r>
+        <w:rPr>
+          <w:i/>
+        </w:rPr>
+        <w:t>Archives of Insect Biochemistry and Physiology</w:t>
+      </w:r>
+      <w:r>
+        <w:t>.</w:t>
+      </w:r>
+    </w:p>
+    <w:p>
+      <w:pPr>
+        <w:jc w:val="both"/>
+      </w:pPr>
+      <w:r>
+        <w:t xml:space="preserve">Shen, W., Le, S., Li, Y., Hu, F. (2016). SeqKit: a cross-platform and ultrafast toolkit for FASTA/Q file manipulation. </w:t>
+      </w:r>
+      <w:r>
+        <w:rPr>
+          <w:i/>
+        </w:rPr>
+        <w:t>PLOS ONE</w:t>
+      </w:r>
+      <w:r>
+        <w:t>, 11(10), e0163962. https://doi.org/10.1371/journal.pone.0163962</w:t>
+      </w:r>
+    </w:p>
+    <w:p>
+      <w:pPr>
+        <w:jc w:val="both"/>
+      </w:pPr>
+      <w:r>
+        <w:t xml:space="preserve">Shen, W., Ren, H. (2021). TaxonKit: a practical and efficient NCBI taxonomy toolkit. </w:t>
+      </w:r>
+      <w:r>
+        <w:rPr>
+          <w:i/>
+        </w:rPr>
+        <w:t>Journal of Genetics and Genomics</w:t>
+      </w:r>
+      <w:r>
+        <w:t>, 48(9), 844–850. https://doi.org/10.1016/j.jgg.2021.03.006</w:t>
+      </w:r>
+    </w:p>
+    <w:p>
+      <w:pPr>
+        <w:jc w:val="both"/>
+      </w:pPr>
+      <w:r>
+        <w:t xml:space="preserve">Shi, M. et al. (2016). Redefining the invertebrate RNA virosphere. </w:t>
+      </w:r>
+      <w:r>
+        <w:rPr>
+          <w:i/>
+        </w:rPr>
+        <w:t>Nature</w:t>
+      </w:r>
+      <w:r>
+        <w:t>, 540, 539–543. https://doi.org/10.1038/nature20167</w:t>
+      </w:r>
+    </w:p>
+    <w:p>
+      <w:pPr>
+        <w:jc w:val="both"/>
+      </w:pPr>
+      <w:r>
+        <w:t>Sotelo, G., Cardona, C. (2001). [Sintomatologia e biologia de cigarrinhas-das-pastagens]. Apud Hernandez et al. (2022).</w:t>
+      </w:r>
+    </w:p>
+    <w:p>
+      <w:pPr>
+        <w:jc w:val="both"/>
+      </w:pPr>
+      <w:r>
+        <w:t>Thompson, V., González, R. (2005). [Danos de cigarrinhas em gramíneas forrageiras]. Apud Hernandez et al. (2022).</w:t>
+      </w:r>
+    </w:p>
+    <w:p>
+      <w:pPr>
+        <w:jc w:val="both"/>
+      </w:pPr>
+      <w:r>
         <w:t>Valério, J.R. et al. (2001). [Caracterização de sintomas de dano de cigarrinhas-das-pastagens]. Apud Hernandez et al. (2022).</w:t>
+      </w:r>
+    </w:p>
+    <w:p>
+      <w:pPr>
+        <w:jc w:val="both"/>
+      </w:pPr>
+      <w:r>
+        <w:t xml:space="preserve">Wong, T.K.F., Ly-Trong, N., Ren, H., Banos, H., Roger, A.J., Susko, E., Bielow, C., De Maio, N., Goldman, N., Hahn, M.W., Huttley, G., Lanfear, R., Minh, B.Q. (2025). IQ-TREE 3: phylogenomic inference software using complex evolutionary models. </w:t>
+      </w:r>
+      <w:r>
+        <w:rPr>
+          <w:i/>
+        </w:rPr>
+        <w:t>bioRxiv</w:t>
+      </w:r>
+      <w:r>
+        <w:t>. https://doi.org/10.1101/2025.01.15.633177</w:t>
       </w:r>
     </w:p>
     <w:p>

--- a/artigo.docx
+++ b/artigo.docx
@@ -2929,7 +2929,7 @@
       <w:r>
         <w:drawing>
           <wp:inline xmlns:a="http://schemas.openxmlformats.org/drawingml/2006/main" xmlns:pic="http://schemas.openxmlformats.org/drawingml/2006/picture">
-            <wp:extent cx="5760720" cy="4321773"/>
+            <wp:extent cx="5760720" cy="4280456"/>
             <wp:docPr id="1" name="Picture 1"/>
             <wp:cNvGraphicFramePr>
               <a:graphicFrameLocks noChangeAspect="1"/>
@@ -2950,7 +2950,7 @@
                   <pic:spPr>
                     <a:xfrm>
                       <a:off x="0" y="0"/>
-                      <a:ext cx="5760720" cy="4321773"/>
+                      <a:ext cx="5760720" cy="4280456"/>
                     </a:xfrm>
                     <a:prstGeom prst="rect"/>
                   </pic:spPr>
@@ -3026,7 +3026,7 @@
       <w:r>
         <w:drawing>
           <wp:inline xmlns:a="http://schemas.openxmlformats.org/drawingml/2006/main" xmlns:pic="http://schemas.openxmlformats.org/drawingml/2006/picture">
-            <wp:extent cx="5760720" cy="2764338"/>
+            <wp:extent cx="5760720" cy="2767149"/>
             <wp:docPr id="2" name="Picture 2"/>
             <wp:cNvGraphicFramePr>
               <a:graphicFrameLocks noChangeAspect="1"/>
@@ -3047,7 +3047,7 @@
                   <pic:spPr>
                     <a:xfrm>
                       <a:off x="0" y="0"/>
-                      <a:ext cx="5760720" cy="2764338"/>
+                      <a:ext cx="5760720" cy="2767149"/>
                     </a:xfrm>
                     <a:prstGeom prst="rect"/>
                   </pic:spPr>
@@ -3087,7 +3087,7 @@
       <w:r>
         <w:drawing>
           <wp:inline xmlns:a="http://schemas.openxmlformats.org/drawingml/2006/main" xmlns:pic="http://schemas.openxmlformats.org/drawingml/2006/picture">
-            <wp:extent cx="5760720" cy="2642473"/>
+            <wp:extent cx="5760720" cy="2641538"/>
             <wp:docPr id="3" name="Picture 3"/>
             <wp:cNvGraphicFramePr>
               <a:graphicFrameLocks noChangeAspect="1"/>
@@ -3108,7 +3108,7 @@
                   <pic:spPr>
                     <a:xfrm>
                       <a:off x="0" y="0"/>
-                      <a:ext cx="5760720" cy="2642473"/>
+                      <a:ext cx="5760720" cy="2641538"/>
                     </a:xfrm>
                     <a:prstGeom prst="rect"/>
                   </pic:spPr>
@@ -3148,7 +3148,7 @@
       <w:r>
         <w:drawing>
           <wp:inline xmlns:a="http://schemas.openxmlformats.org/drawingml/2006/main" xmlns:pic="http://schemas.openxmlformats.org/drawingml/2006/picture">
-            <wp:extent cx="5760720" cy="3654726"/>
+            <wp:extent cx="5760720" cy="3658216"/>
             <wp:docPr id="4" name="Picture 4"/>
             <wp:cNvGraphicFramePr>
               <a:graphicFrameLocks noChangeAspect="1"/>
@@ -3169,7 +3169,7 @@
                   <pic:spPr>
                     <a:xfrm>
                       <a:off x="0" y="0"/>
-                      <a:ext cx="5760720" cy="3654726"/>
+                      <a:ext cx="5760720" cy="3658216"/>
                     </a:xfrm>
                     <a:prstGeom prst="rect"/>
                   </pic:spPr>
@@ -3201,7 +3201,7 @@
       <w:r>
         <w:drawing>
           <wp:inline xmlns:a="http://schemas.openxmlformats.org/drawingml/2006/main" xmlns:pic="http://schemas.openxmlformats.org/drawingml/2006/picture">
-            <wp:extent cx="5760720" cy="3295797"/>
+            <wp:extent cx="5760720" cy="3287089"/>
             <wp:docPr id="5" name="Picture 5"/>
             <wp:cNvGraphicFramePr>
               <a:graphicFrameLocks noChangeAspect="1"/>
@@ -3222,7 +3222,7 @@
                   <pic:spPr>
                     <a:xfrm>
                       <a:off x="0" y="0"/>
-                      <a:ext cx="5760720" cy="3295797"/>
+                      <a:ext cx="5760720" cy="3287089"/>
                     </a:xfrm>
                     <a:prstGeom prst="rect"/>
                   </pic:spPr>
@@ -4807,7 +4807,7 @@
       <w:r>
         <w:drawing>
           <wp:inline xmlns:a="http://schemas.openxmlformats.org/drawingml/2006/main" xmlns:pic="http://schemas.openxmlformats.org/drawingml/2006/picture">
-            <wp:extent cx="5760720" cy="6467545"/>
+            <wp:extent cx="5760720" cy="6019107"/>
             <wp:docPr id="6" name="Picture 6"/>
             <wp:cNvGraphicFramePr>
               <a:graphicFrameLocks noChangeAspect="1"/>
@@ -4828,7 +4828,7 @@
                   <pic:spPr>
                     <a:xfrm>
                       <a:off x="0" y="0"/>
-                      <a:ext cx="5760720" cy="6467545"/>
+                      <a:ext cx="5760720" cy="6019107"/>
                     </a:xfrm>
                     <a:prstGeom prst="rect"/>
                   </pic:spPr>
@@ -4860,7 +4860,7 @@
       <w:r>
         <w:drawing>
           <wp:inline xmlns:a="http://schemas.openxmlformats.org/drawingml/2006/main" xmlns:pic="http://schemas.openxmlformats.org/drawingml/2006/picture">
-            <wp:extent cx="5760720" cy="2947536"/>
+            <wp:extent cx="5760720" cy="2838933"/>
             <wp:docPr id="7" name="Picture 7"/>
             <wp:cNvGraphicFramePr>
               <a:graphicFrameLocks noChangeAspect="1"/>
@@ -4881,7 +4881,7 @@
                   <pic:spPr>
                     <a:xfrm>
                       <a:off x="0" y="0"/>
-                      <a:ext cx="5760720" cy="2947536"/>
+                      <a:ext cx="5760720" cy="2838933"/>
                     </a:xfrm>
                     <a:prstGeom prst="rect"/>
                   </pic:spPr>
@@ -5134,7 +5134,7 @@
       <w:r>
         <w:drawing>
           <wp:inline xmlns:a="http://schemas.openxmlformats.org/drawingml/2006/main" xmlns:pic="http://schemas.openxmlformats.org/drawingml/2006/picture">
-            <wp:extent cx="5760720" cy="4049002"/>
+            <wp:extent cx="5760720" cy="4072706"/>
             <wp:docPr id="8" name="Picture 8"/>
             <wp:cNvGraphicFramePr>
               <a:graphicFrameLocks noChangeAspect="1"/>
@@ -5155,7 +5155,7 @@
                   <pic:spPr>
                     <a:xfrm>
                       <a:off x="0" y="0"/>
-                      <a:ext cx="5760720" cy="4049002"/>
+                      <a:ext cx="5760720" cy="4072706"/>
                     </a:xfrm>
                     <a:prstGeom prst="rect"/>
                   </pic:spPr>
@@ -5219,7 +5219,7 @@
       <w:r>
         <w:drawing>
           <wp:inline xmlns:a="http://schemas.openxmlformats.org/drawingml/2006/main" xmlns:pic="http://schemas.openxmlformats.org/drawingml/2006/picture">
-            <wp:extent cx="5760720" cy="3100988"/>
+            <wp:extent cx="5760720" cy="2858032"/>
             <wp:docPr id="9" name="Picture 9"/>
             <wp:cNvGraphicFramePr>
               <a:graphicFrameLocks noChangeAspect="1"/>
@@ -5240,7 +5240,7 @@
                   <pic:spPr>
                     <a:xfrm>
                       <a:off x="0" y="0"/>
-                      <a:ext cx="5760720" cy="3100988"/>
+                      <a:ext cx="5760720" cy="2858032"/>
                     </a:xfrm>
                     <a:prstGeom prst="rect"/>
                   </pic:spPr>
